--- a/fuentes/63720048_CF02_CFA_DU.docx
+++ b/fuentes/63720048_CF02_CFA_DU.docx
@@ -205,7 +205,7 @@
               </wp:anchor>
             </w:drawing>
           </mc:Choice>
-          <mc:Fallback xmlns:oel="http://schemas.microsoft.com/office/2019/extlst" xmlns:w16cex="http://schemas.microsoft.com/office/word/2018/wordml/cex" xmlns:w16="http://schemas.microsoft.com/office/word/2018/wordml" xmlns:w16sdtdh="http://schemas.microsoft.com/office/word/2020/wordml/sdtdatahash">
+          <mc:Fallback xmlns:w16sdtdh="http://schemas.microsoft.com/office/word/2020/wordml/sdtdatahash" xmlns:w16="http://schemas.microsoft.com/office/word/2018/wordml" xmlns:w16cex="http://schemas.microsoft.com/office/word/2018/wordml/cex" xmlns:oel="http://schemas.microsoft.com/office/2019/extlst">
             <w:pict>
               <v:rect w14:anchorId="4C256C62" id="Rectángulo 3" o:spid="_x0000_s1026" alt="&quot;&quot;" style="position:absolute;margin-left:-55.95pt;margin-top:26.4pt;width:613.85pt;height:164.25pt;z-index:-251655168;visibility:visible;mso-wrap-style:square;mso-height-percent:0;mso-wrap-distance-left:9pt;mso-wrap-distance-top:0;mso-wrap-distance-right:9pt;mso-wrap-distance-bottom:0;mso-position-horizontal:absolute;mso-position-horizontal-relative:text;mso-position-vertical:absolute;mso-position-vertical-relative:text;mso-height-percent:0;mso-height-relative:margin;v-text-anchor:middle" o:gfxdata="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" fillcolor="#00314d" stroked="f" strokeweight="1pt"/>
             </w:pict>
@@ -540,6 +540,7 @@
           <w:docPartUnique/>
         </w:docPartObj>
       </w:sdtPr>
+      <w:sdtEndPr/>
       <w:sdtContent>
         <w:p>
           <w:pPr>
@@ -11762,7 +11763,7 @@
         <w:pStyle w:val="Prrafodelista"/>
         <w:numPr>
           <w:ilvl w:val="0"/>
-          <w:numId w:val="43"/>
+          <w:numId w:val="58"/>
         </w:numPr>
         <w:rPr>
           <w:b/>
@@ -12220,7 +12221,7 @@
         <w:pStyle w:val="Prrafodelista"/>
         <w:numPr>
           <w:ilvl w:val="0"/>
-          <w:numId w:val="45"/>
+          <w:numId w:val="59"/>
         </w:numPr>
         <w:rPr>
           <w:b/>
@@ -12253,7 +12254,7 @@
         <w:pStyle w:val="Prrafodelista"/>
         <w:numPr>
           <w:ilvl w:val="0"/>
-          <w:numId w:val="45"/>
+          <w:numId w:val="59"/>
         </w:numPr>
         <w:rPr>
           <w:b/>
@@ -12286,7 +12287,7 @@
         <w:pStyle w:val="Prrafodelista"/>
         <w:numPr>
           <w:ilvl w:val="0"/>
-          <w:numId w:val="45"/>
+          <w:numId w:val="59"/>
         </w:numPr>
         <w:rPr>
           <w:b/>
@@ -12319,7 +12320,7 @@
         <w:pStyle w:val="Prrafodelista"/>
         <w:numPr>
           <w:ilvl w:val="0"/>
-          <w:numId w:val="45"/>
+          <w:numId w:val="59"/>
         </w:numPr>
         <w:rPr>
           <w:b/>
@@ -12353,7 +12354,7 @@
         <w:pStyle w:val="Prrafodelista"/>
         <w:numPr>
           <w:ilvl w:val="0"/>
-          <w:numId w:val="45"/>
+          <w:numId w:val="59"/>
         </w:numPr>
         <w:rPr>
           <w:b/>
@@ -12386,13 +12387,15 @@
         <w:pStyle w:val="Prrafodelista"/>
         <w:numPr>
           <w:ilvl w:val="0"/>
-          <w:numId w:val="45"/>
-        </w:numPr>
-        <w:rPr>
-          <w:b/>
-          <w:lang w:val="es-419" w:eastAsia="es-CO"/>
-        </w:rPr>
-      </w:pPr>
+          <w:numId w:val="59"/>
+        </w:numPr>
+        <w:rPr>
+          <w:b/>
+          <w:lang w:val="es-419" w:eastAsia="es-CO"/>
+        </w:rPr>
+      </w:pPr>
+      <w:bookmarkStart w:id="27" w:name="_GoBack"/>
+      <w:bookmarkEnd w:id="27"/>
       <w:r>
         <w:rPr>
           <w:b/>
@@ -12458,12 +12461,12 @@
       <w:pPr>
         <w:pStyle w:val="Ttulo2"/>
       </w:pPr>
-      <w:bookmarkStart w:id="27" w:name="_Toc237343000"/>
+      <w:bookmarkStart w:id="28" w:name="_Toc237343000"/>
       <w:r>
         <w:lastRenderedPageBreak/>
         <w:t>Signos de alarma</w:t>
       </w:r>
-      <w:bookmarkEnd w:id="27"/>
+      <w:bookmarkEnd w:id="28"/>
     </w:p>
     <w:p>
       <w:pPr>
@@ -12772,12 +12775,12 @@
       <w:pPr>
         <w:pStyle w:val="Ttulo1"/>
       </w:pPr>
-      <w:bookmarkStart w:id="28" w:name="_Toc237343001"/>
+      <w:bookmarkStart w:id="29" w:name="_Toc237343001"/>
       <w:r>
         <w:lastRenderedPageBreak/>
         <w:t>Comunicación, emergencias y cadena de custodia</w:t>
       </w:r>
-      <w:bookmarkEnd w:id="28"/>
+      <w:bookmarkEnd w:id="29"/>
     </w:p>
     <w:p>
       <w:pPr>
@@ -12994,11 +12997,11 @@
       <w:pPr>
         <w:pStyle w:val="Ttulo2"/>
       </w:pPr>
-      <w:bookmarkStart w:id="29" w:name="_Toc237343002"/>
+      <w:bookmarkStart w:id="30" w:name="_Toc237343002"/>
       <w:r>
         <w:t>Primeros auxilios psicológicos y comunicación</w:t>
       </w:r>
-      <w:bookmarkEnd w:id="29"/>
+      <w:bookmarkEnd w:id="30"/>
     </w:p>
     <w:p>
       <w:pPr>
@@ -13638,13 +13641,7 @@
               <w:rPr>
                 <w:bCs/>
               </w:rPr>
-              <w:t>: b</w:t>
-            </w:r>
-            <w:r>
-              <w:rPr>
-                <w:bCs/>
-              </w:rPr>
-              <w:t xml:space="preserve">ienvenidos al </w:t>
+              <w:t xml:space="preserve">: bienvenidos al </w:t>
             </w:r>
             <w:proofErr w:type="spellStart"/>
             <w:r>
@@ -13678,13 +13675,7 @@
               <w:rPr>
                 <w:bCs/>
               </w:rPr>
-              <w:t>: a</w:t>
-            </w:r>
-            <w:r>
-              <w:rPr>
-                <w:bCs/>
-              </w:rPr>
-              <w:t>sí es. En Python no basta con ejecutar instrucciones una tras otra. Muchas veces el programa necesita comparar datos, verificar condiciones o comprobar si cierta información cumple determinados criterios antes de continuar.</w:t>
+              <w:t>: así es. En Python no basta con ejecutar instrucciones una tras otra. Muchas veces el programa necesita comparar datos, verificar condiciones o comprobar si cierta información cumple determinados criterios antes de continuar.</w:t>
             </w:r>
           </w:p>
           <w:p>
@@ -13704,13 +13695,7 @@
               <w:rPr>
                 <w:bCs/>
               </w:rPr>
-              <w:t>: p</w:t>
-            </w:r>
-            <w:r>
-              <w:rPr>
-                <w:bCs/>
-              </w:rPr>
-              <w:t>or eso, en este episodio conoceremos los principales operadores de Python y veremos cómo permiten construir la lógica que utilizan los programas para tomar decisiones de forma clara y organizada. ¡Comencemos!</w:t>
+              <w:t>: por eso, en este episodio conoceremos los principales operadores de Python y veremos cómo permiten construir la lógica que utilizan los programas para tomar decisiones de forma clara y organizada. ¡Comencemos!</w:t>
             </w:r>
           </w:p>
           <w:p>
@@ -13730,13 +13715,7 @@
               <w:rPr>
                 <w:bCs/>
               </w:rPr>
-              <w:t>: e</w:t>
-            </w:r>
-            <w:r>
-              <w:rPr>
-                <w:bCs/>
-              </w:rPr>
-              <w:t>mpecemos con los operadores relacionales. Su función es comparar dos valores para determinar si una condición se cumple. Permiten verificar si dos datos son iguales, diferentes, mayores, menores, mayores o iguales, o menores o iguales.</w:t>
+              <w:t>: empecemos con los operadores relacionales. Su función es comparar dos valores para determinar si una condición se cumple. Permiten verificar si dos datos son iguales, diferentes, mayores, menores, mayores o iguales, o menores o iguales.</w:t>
             </w:r>
           </w:p>
           <w:p>
@@ -13757,13 +13736,7 @@
               <w:rPr>
                 <w:bCs/>
               </w:rPr>
-              <w:t>: e</w:t>
-            </w:r>
-            <w:r>
-              <w:rPr>
-                <w:bCs/>
-              </w:rPr>
-              <w:t>l resultado de estas comparaciones siempre será un valor lógico: True, cuando la condición es verdadera, o False, cuando no se cumple. Estas respuestas son la base para que un programa pueda decidir qué acción ejecutar.</w:t>
+              <w:t>: el resultado de estas comparaciones siempre será un valor lógico: True, cuando la condición es verdadera, o False, cuando no se cumple. Estas respuestas son la base para que un programa pueda decidir qué acción ejecutar.</w:t>
             </w:r>
           </w:p>
           <w:p>
@@ -13783,13 +13756,7 @@
               <w:rPr>
                 <w:bCs/>
               </w:rPr>
-              <w:t>: d</w:t>
-            </w:r>
-            <w:r>
-              <w:rPr>
-                <w:bCs/>
-              </w:rPr>
-              <w:t xml:space="preserve">espués aparecen los operadores lógicos, que permiten combinar varias condiciones. Python utiliza and, </w:t>
+              <w:t xml:space="preserve">: después aparecen los operadores lógicos, que permiten combinar varias condiciones. Python utiliza and, </w:t>
             </w:r>
             <w:proofErr w:type="spellStart"/>
             <w:r>
@@ -13865,13 +13832,7 @@
               <w:rPr>
                 <w:bCs/>
               </w:rPr>
-              <w:t>: o</w:t>
-            </w:r>
-            <w:r>
-              <w:rPr>
-                <w:bCs/>
-              </w:rPr>
-              <w:t xml:space="preserve">tro grupo importante son los operadores de inclusión, in y </w:t>
+              <w:t xml:space="preserve">: otro grupo importante son los operadores de inclusión, in y </w:t>
             </w:r>
             <w:proofErr w:type="spellStart"/>
             <w:r>
@@ -13905,13 +13866,7 @@
               <w:rPr>
                 <w:bCs/>
               </w:rPr>
-              <w:t>: t</w:t>
-            </w:r>
-            <w:r>
-              <w:rPr>
-                <w:bCs/>
-              </w:rPr>
-              <w:t>ambién encontramos los operadores de asignación, que permiten guardar o actualizar valores en las variables. Además del signo igual =, que se lee como “asignar” o “guardar un valor”, Python ofrece formas abreviadas como +=, que significa “sumar y asignar”; -=, “restar y asignar”; *=, “multiplicar y asignar”; /=, “dividir y asignar”; y %=, “calcular el residuo y asignar”.</w:t>
+              <w:t>: también encontramos los operadores de asignación, que permiten guardar o actualizar valores en las variables. Además del signo igual =, que se lee como “asignar” o “guardar un valor”, Python ofrece formas abreviadas como +=, que significa “sumar y asignar”; -=, “restar y asignar”; *=, “multiplicar y asignar”; /=, “dividir y asignar”; y %=, “calcular el residuo y asignar”.</w:t>
             </w:r>
           </w:p>
           <w:p>
@@ -13931,13 +13886,7 @@
               <w:rPr>
                 <w:bCs/>
               </w:rPr>
-              <w:t>: e</w:t>
-            </w:r>
-            <w:r>
-              <w:rPr>
-                <w:bCs/>
-              </w:rPr>
-              <w:t xml:space="preserve">stas expresiones facilitan el trabajo con contadores, acumuladores y ciclos, porque permiten modificar el valor de una variable de forma más </w:t>
+              <w:t xml:space="preserve">: estas expresiones facilitan el trabajo con contadores, acumuladores y ciclos, porque permiten modificar el valor de una variable de forma más </w:t>
             </w:r>
           </w:p>
           <w:p>
@@ -13957,13 +13906,7 @@
               <w:rPr>
                 <w:bCs/>
               </w:rPr>
-              <w:t>: o</w:t>
-            </w:r>
-            <w:r>
-              <w:rPr>
-                <w:bCs/>
-              </w:rPr>
-              <w:t xml:space="preserve">tro concepto importante corresponde a los operadores de identidad, </w:t>
+              <w:t xml:space="preserve">: otro concepto importante corresponde a los operadores de identidad, </w:t>
             </w:r>
             <w:proofErr w:type="spellStart"/>
             <w:r>
@@ -14026,13 +13969,7 @@
               <w:rPr>
                 <w:bCs/>
               </w:rPr>
-              <w:t>: e</w:t>
-            </w:r>
-            <w:r>
-              <w:rPr>
-                <w:bCs/>
-              </w:rPr>
-              <w:t xml:space="preserve">n palabras sencillas, ayudan a saber si dos nombres apuntan exactamente al mismo objeto. También se usan para revisar si una variable tiene el valor especial </w:t>
+              <w:t xml:space="preserve">: en palabras sencillas, ayudan a saber si dos nombres apuntan exactamente al mismo objeto. También se usan para revisar si una variable tiene el valor especial </w:t>
             </w:r>
             <w:proofErr w:type="spellStart"/>
             <w:r>
@@ -14066,13 +14003,7 @@
               <w:rPr>
                 <w:bCs/>
               </w:rPr>
-              <w:t>: f</w:t>
-            </w:r>
-            <w:r>
-              <w:rPr>
-                <w:bCs/>
-              </w:rPr>
-              <w:t xml:space="preserve">inalmente, la precedencia de operadores indica el orden en que Python evalúa una expresión. Cuando una condición combina varios operadores, el lenguaje sigue una jerarquía. </w:t>
+              <w:t xml:space="preserve">: finalmente, la precedencia de operadores indica el orden en que Python evalúa una expresión. Cuando una condición combina varios operadores, el lenguaje sigue una jerarquía. </w:t>
             </w:r>
           </w:p>
           <w:p>
@@ -14092,13 +14023,7 @@
               <w:rPr>
                 <w:bCs/>
               </w:rPr>
-              <w:t>: y</w:t>
-            </w:r>
-            <w:r>
-              <w:rPr>
-                <w:bCs/>
-              </w:rPr>
-              <w:t xml:space="preserve"> cuando una expresión resulta extensa o puede generar dudas, una buena práctica consiste en utilizar paréntesis para hacer más clara la lógica del programa y facilitar su lectura.</w:t>
+              <w:t>: y cuando una expresión resulta extensa o puede generar dudas, una buena práctica consiste en utilizar paréntesis para hacer más clara la lógica del programa y facilitar su lectura.</w:t>
             </w:r>
           </w:p>
           <w:p>
@@ -14118,13 +14043,7 @@
               <w:rPr>
                 <w:bCs/>
               </w:rPr>
-              <w:t>: e</w:t>
-            </w:r>
-            <w:r>
-              <w:rPr>
-                <w:bCs/>
-              </w:rPr>
-              <w:t>n conclusión, los operadores activan la lógica de Python porque permiten comparar, validar, combinar y organizar decisiones dentro de un programa.</w:t>
+              <w:t>: en conclusión, los operadores activan la lógica de Python porque permiten comparar, validar, combinar y organizar decisiones dentro de un programa.</w:t>
             </w:r>
           </w:p>
           <w:p>
@@ -14139,13 +14058,7 @@
               <w:rPr>
                 <w:bCs/>
               </w:rPr>
-              <w:t>: s</w:t>
-            </w:r>
-            <w:r>
-              <w:rPr>
-                <w:bCs/>
-              </w:rPr>
-              <w:t>u uso adecuado ayuda a escribir instrucciones más claras, seguras y fáciles de revisar. Gracias por acompañarnos en este episodio ¡Hasta la próxima!</w:t>
+              <w:t>: su uso adecuado ayuda a escribir instrucciones más claras, seguras y fáciles de revisar. Gracias por acompañarnos en este episodio ¡Hasta la próxima!</w:t>
             </w:r>
           </w:p>
         </w:tc>
@@ -14181,12 +14094,12 @@
       <w:pPr>
         <w:pStyle w:val="Ttulo2"/>
       </w:pPr>
-      <w:bookmarkStart w:id="30" w:name="_Toc237343003"/>
+      <w:bookmarkStart w:id="31" w:name="_Toc237343003"/>
       <w:r>
         <w:lastRenderedPageBreak/>
         <w:t>Articulación con el sistema de emergencias</w:t>
       </w:r>
-      <w:bookmarkEnd w:id="30"/>
+      <w:bookmarkEnd w:id="31"/>
     </w:p>
     <w:p>
       <w:pPr>
@@ -15042,12 +14955,12 @@
       <w:pPr>
         <w:pStyle w:val="Ttulo2"/>
       </w:pPr>
-      <w:bookmarkStart w:id="31" w:name="_Toc237343004"/>
+      <w:bookmarkStart w:id="32" w:name="_Toc237343004"/>
       <w:r>
         <w:lastRenderedPageBreak/>
         <w:t>Cadena de custodia</w:t>
       </w:r>
-      <w:bookmarkEnd w:id="31"/>
+      <w:bookmarkEnd w:id="32"/>
     </w:p>
     <w:p>
       <w:pPr>
@@ -15471,12 +15384,12 @@
           <w:u w:val="single"/>
         </w:rPr>
       </w:pPr>
-      <w:bookmarkStart w:id="32" w:name="_Toc237343005"/>
+      <w:bookmarkStart w:id="33" w:name="_Toc237343005"/>
       <w:r>
         <w:lastRenderedPageBreak/>
         <w:t>Síntesis</w:t>
       </w:r>
-      <w:bookmarkEnd w:id="32"/>
+      <w:bookmarkEnd w:id="33"/>
       <w:r>
         <w:t xml:space="preserve"> </w:t>
       </w:r>
@@ -15574,7 +15487,6 @@
           <w:lang w:eastAsia="es-CO"/>
         </w:rPr>
       </w:pPr>
-      <w:bookmarkStart w:id="33" w:name="_GoBack"/>
       <w:r>
         <w:rPr>
           <w:noProof/>
@@ -15641,7 +15553,6 @@
           </wp:anchor>
         </w:drawing>
       </w:r>
-      <w:bookmarkEnd w:id="33"/>
     </w:p>
     <w:p>
       <w:pPr>
@@ -16931,6 +16842,7 @@
         <w:docPartUnique/>
       </w:docPartObj>
     </w:sdtPr>
+    <w:sdtEndPr/>
     <w:sdtContent>
       <w:p>
         <w:pPr>
@@ -21236,6 +21148,92 @@
     </w:lvl>
   </w:abstractNum>
   <w:abstractNum w:abstractNumId="41" w15:restartNumberingAfterBreak="0">
+    <w:nsid w:val="5DE6047F"/>
+    <w:multiLevelType w:val="hybridMultilevel"/>
+    <w:tmpl w:val="D89457CE"/>
+    <w:lvl w:ilvl="0" w:tplc="240A0017">
+      <w:start w:val="1"/>
+      <w:numFmt w:val="lowerLetter"/>
+      <w:lvlText w:val="%1)"/>
+      <w:lvlJc w:val="left"/>
+      <w:pPr>
+        <w:ind w:left="1429" w:hanging="360"/>
+      </w:pPr>
+    </w:lvl>
+    <w:lvl w:ilvl="1" w:tplc="240A0019" w:tentative="1">
+      <w:start w:val="1"/>
+      <w:numFmt w:val="lowerLetter"/>
+      <w:lvlText w:val="%2."/>
+      <w:lvlJc w:val="left"/>
+      <w:pPr>
+        <w:ind w:left="2149" w:hanging="360"/>
+      </w:pPr>
+    </w:lvl>
+    <w:lvl w:ilvl="2" w:tplc="240A001B" w:tentative="1">
+      <w:start w:val="1"/>
+      <w:numFmt w:val="lowerRoman"/>
+      <w:lvlText w:val="%3."/>
+      <w:lvlJc w:val="right"/>
+      <w:pPr>
+        <w:ind w:left="2869" w:hanging="180"/>
+      </w:pPr>
+    </w:lvl>
+    <w:lvl w:ilvl="3" w:tplc="240A000F" w:tentative="1">
+      <w:start w:val="1"/>
+      <w:numFmt w:val="decimal"/>
+      <w:lvlText w:val="%4."/>
+      <w:lvlJc w:val="left"/>
+      <w:pPr>
+        <w:ind w:left="3589" w:hanging="360"/>
+      </w:pPr>
+    </w:lvl>
+    <w:lvl w:ilvl="4" w:tplc="240A0019" w:tentative="1">
+      <w:start w:val="1"/>
+      <w:numFmt w:val="lowerLetter"/>
+      <w:lvlText w:val="%5."/>
+      <w:lvlJc w:val="left"/>
+      <w:pPr>
+        <w:ind w:left="4309" w:hanging="360"/>
+      </w:pPr>
+    </w:lvl>
+    <w:lvl w:ilvl="5" w:tplc="240A001B" w:tentative="1">
+      <w:start w:val="1"/>
+      <w:numFmt w:val="lowerRoman"/>
+      <w:lvlText w:val="%6."/>
+      <w:lvlJc w:val="right"/>
+      <w:pPr>
+        <w:ind w:left="5029" w:hanging="180"/>
+      </w:pPr>
+    </w:lvl>
+    <w:lvl w:ilvl="6" w:tplc="240A000F" w:tentative="1">
+      <w:start w:val="1"/>
+      <w:numFmt w:val="decimal"/>
+      <w:lvlText w:val="%7."/>
+      <w:lvlJc w:val="left"/>
+      <w:pPr>
+        <w:ind w:left="5749" w:hanging="360"/>
+      </w:pPr>
+    </w:lvl>
+    <w:lvl w:ilvl="7" w:tplc="240A0019" w:tentative="1">
+      <w:start w:val="1"/>
+      <w:numFmt w:val="lowerLetter"/>
+      <w:lvlText w:val="%8."/>
+      <w:lvlJc w:val="left"/>
+      <w:pPr>
+        <w:ind w:left="6469" w:hanging="360"/>
+      </w:pPr>
+    </w:lvl>
+    <w:lvl w:ilvl="8" w:tplc="240A001B" w:tentative="1">
+      <w:start w:val="1"/>
+      <w:numFmt w:val="lowerRoman"/>
+      <w:lvlText w:val="%9."/>
+      <w:lvlJc w:val="right"/>
+      <w:pPr>
+        <w:ind w:left="7189" w:hanging="180"/>
+      </w:pPr>
+    </w:lvl>
+  </w:abstractNum>
+  <w:abstractNum w:abstractNumId="42" w15:restartNumberingAfterBreak="0">
     <w:nsid w:val="5E1B065D"/>
     <w:multiLevelType w:val="hybridMultilevel"/>
     <w:tmpl w:val="9C8E819C"/>
@@ -21348,7 +21346,7 @@
       </w:rPr>
     </w:lvl>
   </w:abstractNum>
-  <w:abstractNum w:abstractNumId="42" w15:restartNumberingAfterBreak="0">
+  <w:abstractNum w:abstractNumId="43" w15:restartNumberingAfterBreak="0">
     <w:nsid w:val="618D2117"/>
     <w:multiLevelType w:val="hybridMultilevel"/>
     <w:tmpl w:val="7528DC02"/>
@@ -21461,7 +21459,7 @@
       </w:rPr>
     </w:lvl>
   </w:abstractNum>
-  <w:abstractNum w:abstractNumId="43" w15:restartNumberingAfterBreak="0">
+  <w:abstractNum w:abstractNumId="44" w15:restartNumberingAfterBreak="0">
     <w:nsid w:val="61DD360B"/>
     <w:multiLevelType w:val="hybridMultilevel"/>
     <w:tmpl w:val="F352294E"/>
@@ -21574,7 +21572,96 @@
       </w:rPr>
     </w:lvl>
   </w:abstractNum>
-  <w:abstractNum w:abstractNumId="44" w15:restartNumberingAfterBreak="0">
+  <w:abstractNum w:abstractNumId="45" w15:restartNumberingAfterBreak="0">
+    <w:nsid w:val="61F94C1D"/>
+    <w:multiLevelType w:val="hybridMultilevel"/>
+    <w:tmpl w:val="7BA83F04"/>
+    <w:lvl w:ilvl="0" w:tplc="5C245940">
+      <w:start w:val="1"/>
+      <w:numFmt w:val="upperLetter"/>
+      <w:lvlText w:val="%1."/>
+      <w:lvlJc w:val="left"/>
+      <w:pPr>
+        <w:ind w:left="1429" w:hanging="360"/>
+      </w:pPr>
+      <w:rPr>
+        <w:b/>
+      </w:rPr>
+    </w:lvl>
+    <w:lvl w:ilvl="1" w:tplc="240A0019" w:tentative="1">
+      <w:start w:val="1"/>
+      <w:numFmt w:val="lowerLetter"/>
+      <w:lvlText w:val="%2."/>
+      <w:lvlJc w:val="left"/>
+      <w:pPr>
+        <w:ind w:left="2149" w:hanging="360"/>
+      </w:pPr>
+    </w:lvl>
+    <w:lvl w:ilvl="2" w:tplc="240A001B" w:tentative="1">
+      <w:start w:val="1"/>
+      <w:numFmt w:val="lowerRoman"/>
+      <w:lvlText w:val="%3."/>
+      <w:lvlJc w:val="right"/>
+      <w:pPr>
+        <w:ind w:left="2869" w:hanging="180"/>
+      </w:pPr>
+    </w:lvl>
+    <w:lvl w:ilvl="3" w:tplc="240A000F" w:tentative="1">
+      <w:start w:val="1"/>
+      <w:numFmt w:val="decimal"/>
+      <w:lvlText w:val="%4."/>
+      <w:lvlJc w:val="left"/>
+      <w:pPr>
+        <w:ind w:left="3589" w:hanging="360"/>
+      </w:pPr>
+    </w:lvl>
+    <w:lvl w:ilvl="4" w:tplc="240A0019" w:tentative="1">
+      <w:start w:val="1"/>
+      <w:numFmt w:val="lowerLetter"/>
+      <w:lvlText w:val="%5."/>
+      <w:lvlJc w:val="left"/>
+      <w:pPr>
+        <w:ind w:left="4309" w:hanging="360"/>
+      </w:pPr>
+    </w:lvl>
+    <w:lvl w:ilvl="5" w:tplc="240A001B" w:tentative="1">
+      <w:start w:val="1"/>
+      <w:numFmt w:val="lowerRoman"/>
+      <w:lvlText w:val="%6."/>
+      <w:lvlJc w:val="right"/>
+      <w:pPr>
+        <w:ind w:left="5029" w:hanging="180"/>
+      </w:pPr>
+    </w:lvl>
+    <w:lvl w:ilvl="6" w:tplc="240A000F" w:tentative="1">
+      <w:start w:val="1"/>
+      <w:numFmt w:val="decimal"/>
+      <w:lvlText w:val="%7."/>
+      <w:lvlJc w:val="left"/>
+      <w:pPr>
+        <w:ind w:left="5749" w:hanging="360"/>
+      </w:pPr>
+    </w:lvl>
+    <w:lvl w:ilvl="7" w:tplc="240A0019" w:tentative="1">
+      <w:start w:val="1"/>
+      <w:numFmt w:val="lowerLetter"/>
+      <w:lvlText w:val="%8."/>
+      <w:lvlJc w:val="left"/>
+      <w:pPr>
+        <w:ind w:left="6469" w:hanging="360"/>
+      </w:pPr>
+    </w:lvl>
+    <w:lvl w:ilvl="8" w:tplc="240A001B" w:tentative="1">
+      <w:start w:val="1"/>
+      <w:numFmt w:val="lowerRoman"/>
+      <w:lvlText w:val="%9."/>
+      <w:lvlJc w:val="right"/>
+      <w:pPr>
+        <w:ind w:left="7189" w:hanging="180"/>
+      </w:pPr>
+    </w:lvl>
+  </w:abstractNum>
+  <w:abstractNum w:abstractNumId="46" w15:restartNumberingAfterBreak="0">
     <w:nsid w:val="63557F18"/>
     <w:multiLevelType w:val="hybridMultilevel"/>
     <w:tmpl w:val="2A9607E4"/>
@@ -21663,7 +21750,7 @@
       </w:pPr>
     </w:lvl>
   </w:abstractNum>
-  <w:abstractNum w:abstractNumId="45" w15:restartNumberingAfterBreak="0">
+  <w:abstractNum w:abstractNumId="47" w15:restartNumberingAfterBreak="0">
     <w:nsid w:val="64F841B7"/>
     <w:multiLevelType w:val="hybridMultilevel"/>
     <w:tmpl w:val="90021276"/>
@@ -21776,7 +21863,7 @@
       </w:rPr>
     </w:lvl>
   </w:abstractNum>
-  <w:abstractNum w:abstractNumId="46" w15:restartNumberingAfterBreak="0">
+  <w:abstractNum w:abstractNumId="48" w15:restartNumberingAfterBreak="0">
     <w:nsid w:val="66DE19A5"/>
     <w:multiLevelType w:val="hybridMultilevel"/>
     <w:tmpl w:val="1570C1C8"/>
@@ -21889,7 +21976,7 @@
       </w:rPr>
     </w:lvl>
   </w:abstractNum>
-  <w:abstractNum w:abstractNumId="47" w15:restartNumberingAfterBreak="0">
+  <w:abstractNum w:abstractNumId="49" w15:restartNumberingAfterBreak="0">
     <w:nsid w:val="67F86372"/>
     <w:multiLevelType w:val="hybridMultilevel"/>
     <w:tmpl w:val="397E1C34"/>
@@ -21978,7 +22065,7 @@
       </w:pPr>
     </w:lvl>
   </w:abstractNum>
-  <w:abstractNum w:abstractNumId="48" w15:restartNumberingAfterBreak="0">
+  <w:abstractNum w:abstractNumId="50" w15:restartNumberingAfterBreak="0">
     <w:nsid w:val="6C43266E"/>
     <w:multiLevelType w:val="hybridMultilevel"/>
     <w:tmpl w:val="F424D2CE"/>
@@ -22067,7 +22154,7 @@
       </w:pPr>
     </w:lvl>
   </w:abstractNum>
-  <w:abstractNum w:abstractNumId="49" w15:restartNumberingAfterBreak="0">
+  <w:abstractNum w:abstractNumId="51" w15:restartNumberingAfterBreak="0">
     <w:nsid w:val="6E4A6705"/>
     <w:multiLevelType w:val="hybridMultilevel"/>
     <w:tmpl w:val="805E37FE"/>
@@ -22153,7 +22240,7 @@
       </w:pPr>
     </w:lvl>
   </w:abstractNum>
-  <w:abstractNum w:abstractNumId="50" w15:restartNumberingAfterBreak="0">
+  <w:abstractNum w:abstractNumId="52" w15:restartNumberingAfterBreak="0">
     <w:nsid w:val="6E521BCE"/>
     <w:multiLevelType w:val="hybridMultilevel"/>
     <w:tmpl w:val="095C7FC6"/>
@@ -22242,7 +22329,7 @@
       </w:pPr>
     </w:lvl>
   </w:abstractNum>
-  <w:abstractNum w:abstractNumId="51" w15:restartNumberingAfterBreak="0">
+  <w:abstractNum w:abstractNumId="53" w15:restartNumberingAfterBreak="0">
     <w:nsid w:val="728F327C"/>
     <w:multiLevelType w:val="hybridMultilevel"/>
     <w:tmpl w:val="7CA43970"/>
@@ -22328,7 +22415,7 @@
       </w:pPr>
     </w:lvl>
   </w:abstractNum>
-  <w:abstractNum w:abstractNumId="52" w15:restartNumberingAfterBreak="0">
+  <w:abstractNum w:abstractNumId="54" w15:restartNumberingAfterBreak="0">
     <w:nsid w:val="736C3B34"/>
     <w:multiLevelType w:val="hybridMultilevel"/>
     <w:tmpl w:val="E4F66E00"/>
@@ -22441,7 +22528,7 @@
       </w:rPr>
     </w:lvl>
   </w:abstractNum>
-  <w:abstractNum w:abstractNumId="53" w15:restartNumberingAfterBreak="0">
+  <w:abstractNum w:abstractNumId="55" w15:restartNumberingAfterBreak="0">
     <w:nsid w:val="75E34FD1"/>
     <w:multiLevelType w:val="hybridMultilevel"/>
     <w:tmpl w:val="B91AA1E6"/>
@@ -22530,7 +22617,7 @@
       </w:pPr>
     </w:lvl>
   </w:abstractNum>
-  <w:abstractNum w:abstractNumId="54" w15:restartNumberingAfterBreak="0">
+  <w:abstractNum w:abstractNumId="56" w15:restartNumberingAfterBreak="0">
     <w:nsid w:val="767116BB"/>
     <w:multiLevelType w:val="hybridMultilevel"/>
     <w:tmpl w:val="4CF271B8"/>
@@ -22619,7 +22706,7 @@
       </w:pPr>
     </w:lvl>
   </w:abstractNum>
-  <w:abstractNum w:abstractNumId="55" w15:restartNumberingAfterBreak="0">
+  <w:abstractNum w:abstractNumId="57" w15:restartNumberingAfterBreak="0">
     <w:nsid w:val="767248A0"/>
     <w:multiLevelType w:val="hybridMultilevel"/>
     <w:tmpl w:val="F312C004"/>
@@ -22705,7 +22792,7 @@
       </w:pPr>
     </w:lvl>
   </w:abstractNum>
-  <w:abstractNum w:abstractNumId="56" w15:restartNumberingAfterBreak="0">
+  <w:abstractNum w:abstractNumId="58" w15:restartNumberingAfterBreak="0">
     <w:nsid w:val="7BC63C49"/>
     <w:multiLevelType w:val="hybridMultilevel"/>
     <w:tmpl w:val="DCF05BF8"/>
@@ -22852,19 +22939,19 @@
     <w:abstractNumId w:val="7"/>
   </w:num>
   <w:num w:numId="12">
-    <w:abstractNumId w:val="48"/>
+    <w:abstractNumId w:val="50"/>
   </w:num>
   <w:num w:numId="13">
     <w:abstractNumId w:val="17"/>
   </w:num>
   <w:num w:numId="14">
-    <w:abstractNumId w:val="50"/>
+    <w:abstractNumId w:val="52"/>
   </w:num>
   <w:num w:numId="15">
-    <w:abstractNumId w:val="54"/>
+    <w:abstractNumId w:val="56"/>
   </w:num>
   <w:num w:numId="16">
-    <w:abstractNumId w:val="53"/>
+    <w:abstractNumId w:val="55"/>
   </w:num>
   <w:num w:numId="17">
     <w:abstractNumId w:val="25"/>
@@ -22873,13 +22960,13 @@
     <w:abstractNumId w:val="1"/>
   </w:num>
   <w:num w:numId="19">
-    <w:abstractNumId w:val="47"/>
+    <w:abstractNumId w:val="49"/>
   </w:num>
   <w:num w:numId="20">
-    <w:abstractNumId w:val="55"/>
+    <w:abstractNumId w:val="57"/>
   </w:num>
   <w:num w:numId="21">
-    <w:abstractNumId w:val="43"/>
+    <w:abstractNumId w:val="44"/>
   </w:num>
   <w:num w:numId="22">
     <w:abstractNumId w:val="2"/>
@@ -22888,16 +22975,16 @@
     <w:abstractNumId w:val="4"/>
   </w:num>
   <w:num w:numId="24">
-    <w:abstractNumId w:val="45"/>
+    <w:abstractNumId w:val="47"/>
   </w:num>
   <w:num w:numId="25">
     <w:abstractNumId w:val="36"/>
   </w:num>
   <w:num w:numId="26">
-    <w:abstractNumId w:val="51"/>
+    <w:abstractNumId w:val="53"/>
   </w:num>
   <w:num w:numId="27">
-    <w:abstractNumId w:val="41"/>
+    <w:abstractNumId w:val="42"/>
   </w:num>
   <w:num w:numId="28">
     <w:abstractNumId w:val="23"/>
@@ -22906,7 +22993,7 @@
     <w:abstractNumId w:val="9"/>
   </w:num>
   <w:num w:numId="30">
-    <w:abstractNumId w:val="46"/>
+    <w:abstractNumId w:val="48"/>
   </w:num>
   <w:num w:numId="31">
     <w:abstractNumId w:val="21"/>
@@ -22927,7 +23014,7 @@
     <w:abstractNumId w:val="38"/>
   </w:num>
   <w:num w:numId="37">
-    <w:abstractNumId w:val="42"/>
+    <w:abstractNumId w:val="43"/>
   </w:num>
   <w:num w:numId="38">
     <w:abstractNumId w:val="12"/>
@@ -22942,7 +23029,7 @@
     <w:abstractNumId w:val="18"/>
   </w:num>
   <w:num w:numId="42">
-    <w:abstractNumId w:val="56"/>
+    <w:abstractNumId w:val="58"/>
   </w:num>
   <w:num w:numId="43">
     <w:abstractNumId w:val="39"/>
@@ -22969,10 +23056,10 @@
     <w:abstractNumId w:val="26"/>
   </w:num>
   <w:num w:numId="51">
-    <w:abstractNumId w:val="49"/>
+    <w:abstractNumId w:val="51"/>
   </w:num>
   <w:num w:numId="52">
-    <w:abstractNumId w:val="52"/>
+    <w:abstractNumId w:val="54"/>
   </w:num>
   <w:num w:numId="53">
     <w:abstractNumId w:val="13"/>
@@ -22987,7 +23074,13 @@
     <w:abstractNumId w:val="28"/>
   </w:num>
   <w:num w:numId="57">
-    <w:abstractNumId w:val="44"/>
+    <w:abstractNumId w:val="46"/>
+  </w:num>
+  <w:num w:numId="58">
+    <w:abstractNumId w:val="45"/>
+  </w:num>
+  <w:num w:numId="59">
+    <w:abstractNumId w:val="41"/>
   </w:num>
   <w:numIdMacAtCleanup w:val="57"/>
 </w:numbering>
@@ -24734,6 +24827,15 @@
 </file>
 
 <file path=customXml/item1.xml><?xml version="1.0" encoding="utf-8"?>
+<?mso-contentType ?>
+<FormTemplates xmlns="http://schemas.microsoft.com/sharepoint/v3/contenttype/forms">
+  <Display>DocumentLibraryForm</Display>
+  <Edit>DocumentLibraryForm</Edit>
+  <New>DocumentLibraryForm</New>
+</FormTemplates>
+</file>
+
+<file path=customXml/item2.xml><?xml version="1.0" encoding="utf-8"?>
 <p:properties xmlns:p="http://schemas.microsoft.com/office/2006/metadata/properties" xmlns:xsi="http://www.w3.org/2001/XMLSchema-instance" xmlns:pc="http://schemas.microsoft.com/office/infopath/2007/PartnerControls">
   <documentManagement>
     <TaxCatchAll xmlns="13c90a0b-73bc-4dc0-be5f-28d77b615beb" xsi:nil="true"/>
@@ -24742,15 +24844,6 @@
     </lcf76f155ced4ddcb4097134ff3c332f>
   </documentManagement>
 </p:properties>
-</file>
-
-<file path=customXml/item2.xml><?xml version="1.0" encoding="utf-8"?>
-<?mso-contentType ?>
-<FormTemplates xmlns="http://schemas.microsoft.com/sharepoint/v3/contenttype/forms">
-  <Display>DocumentLibraryForm</Display>
-  <Edit>DocumentLibraryForm</Edit>
-  <New>DocumentLibraryForm</New>
-</FormTemplates>
 </file>
 
 <file path=customXml/item3.xml><?xml version="1.0" encoding="utf-8"?>
@@ -24993,20 +25086,20 @@
 </file>
 
 <file path=customXml/itemProps1.xml><?xml version="1.0" encoding="utf-8"?>
+<ds:datastoreItem xmlns:ds="http://schemas.openxmlformats.org/officeDocument/2006/customXml" ds:itemID="{10663269-2064-4804-8290-36D4A57F5557}">
+  <ds:schemaRefs>
+    <ds:schemaRef ds:uri="http://schemas.microsoft.com/sharepoint/v3/contenttype/forms"/>
+  </ds:schemaRefs>
+</ds:datastoreItem>
+</file>
+
+<file path=customXml/itemProps2.xml><?xml version="1.0" encoding="utf-8"?>
 <ds:datastoreItem xmlns:ds="http://schemas.openxmlformats.org/officeDocument/2006/customXml" ds:itemID="{1279454D-02BE-4A9C-A117-DCD1573E2608}">
   <ds:schemaRefs>
     <ds:schemaRef ds:uri="http://schemas.microsoft.com/office/2006/metadata/properties"/>
     <ds:schemaRef ds:uri="http://schemas.microsoft.com/office/infopath/2007/PartnerControls"/>
     <ds:schemaRef ds:uri="13c90a0b-73bc-4dc0-be5f-28d77b615beb"/>
     <ds:schemaRef ds:uri="13c93bba-48ce-428c-bfe5-88b42c19b028"/>
-  </ds:schemaRefs>
-</ds:datastoreItem>
-</file>
-
-<file path=customXml/itemProps2.xml><?xml version="1.0" encoding="utf-8"?>
-<ds:datastoreItem xmlns:ds="http://schemas.openxmlformats.org/officeDocument/2006/customXml" ds:itemID="{10663269-2064-4804-8290-36D4A57F5557}">
-  <ds:schemaRefs>
-    <ds:schemaRef ds:uri="http://schemas.microsoft.com/sharepoint/v3/contenttype/forms"/>
   </ds:schemaRefs>
 </ds:datastoreItem>
 </file>
@@ -25031,7 +25124,7 @@
 </file>
 
 <file path=customXml/itemProps4.xml><?xml version="1.0" encoding="utf-8"?>
-<ds:datastoreItem xmlns:ds="http://schemas.openxmlformats.org/officeDocument/2006/customXml" ds:itemID="{DFAD1F84-AE42-4862-A040-AE4E396347B0}">
+<ds:datastoreItem xmlns:ds="http://schemas.openxmlformats.org/officeDocument/2006/customXml" ds:itemID="{A2E9A862-977A-4BFA-BF05-41C2D086480C}">
   <ds:schemaRefs>
     <ds:schemaRef ds:uri="http://schemas.openxmlformats.org/officeDocument/2006/bibliography"/>
   </ds:schemaRefs>

--- a/fuentes/63720048_CF02_CFA_DU.docx
+++ b/fuentes/63720048_CF02_CFA_DU.docx
@@ -205,7 +205,7 @@
               </wp:anchor>
             </w:drawing>
           </mc:Choice>
-          <mc:Fallback xmlns:w16sdtdh="http://schemas.microsoft.com/office/word/2020/wordml/sdtdatahash" xmlns:w16="http://schemas.microsoft.com/office/word/2018/wordml" xmlns:w16cex="http://schemas.microsoft.com/office/word/2018/wordml/cex" xmlns:oel="http://schemas.microsoft.com/office/2019/extlst">
+          <mc:Fallback xmlns:oel="http://schemas.microsoft.com/office/2019/extlst" xmlns:w16cex="http://schemas.microsoft.com/office/word/2018/wordml/cex" xmlns:w16="http://schemas.microsoft.com/office/word/2018/wordml" xmlns:w16sdtdh="http://schemas.microsoft.com/office/word/2020/wordml/sdtdatahash">
             <w:pict>
               <v:rect w14:anchorId="4C256C62" id="Rectángulo 3" o:spid="_x0000_s1026" alt="&quot;&quot;" style="position:absolute;margin-left:-55.95pt;margin-top:26.4pt;width:613.85pt;height:164.25pt;z-index:-251655168;visibility:visible;mso-wrap-style:square;mso-height-percent:0;mso-wrap-distance-left:9pt;mso-wrap-distance-top:0;mso-wrap-distance-right:9pt;mso-wrap-distance-bottom:0;mso-position-horizontal:absolute;mso-position-horizontal-relative:text;mso-position-vertical:absolute;mso-position-vertical-relative:text;mso-height-percent:0;mso-height-relative:margin;v-text-anchor:middle" o:gfxdata="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" fillcolor="#00314d" stroked="f" strokeweight="1pt"/>
             </w:pict>
@@ -1094,7 +1094,16 @@
                 <w:rStyle w:val="Hipervnculo"/>
                 <w:noProof/>
               </w:rPr>
-              <w:t>2. Evaluación inicial del lesionado</w:t>
+              <w:t>2. Evaluación inicial del le</w:t>
+            </w:r>
+            <w:bookmarkStart w:id="0" w:name="_GoBack"/>
+            <w:bookmarkEnd w:id="0"/>
+            <w:r>
+              <w:rPr>
+                <w:rStyle w:val="Hipervnculo"/>
+                <w:noProof/>
+              </w:rPr>
+              <w:t>sionado</w:t>
             </w:r>
             <w:r>
               <w:rPr>
@@ -2814,7 +2823,7 @@
                 <w:noProof/>
                 <w:webHidden/>
               </w:rPr>
-              <w:t>79</w:t>
+              <w:t>78</w:t>
             </w:r>
             <w:r>
               <w:rPr>
@@ -2887,7 +2896,7 @@
                 <w:noProof/>
                 <w:webHidden/>
               </w:rPr>
-              <w:t>83</w:t>
+              <w:t>82</w:t>
             </w:r>
             <w:r>
               <w:rPr>
@@ -3207,12 +3216,12 @@
       <w:pPr>
         <w:pStyle w:val="Titulosgenerales"/>
       </w:pPr>
-      <w:bookmarkStart w:id="0" w:name="_Toc237342973"/>
+      <w:bookmarkStart w:id="1" w:name="_Toc237342973"/>
       <w:r>
         <w:lastRenderedPageBreak/>
         <w:t>Introducción</w:t>
       </w:r>
-      <w:bookmarkEnd w:id="0"/>
+      <w:bookmarkEnd w:id="1"/>
     </w:p>
     <w:p>
       <w:r>
@@ -3432,12 +3441,12 @@
       <w:pPr>
         <w:pStyle w:val="Ttulo1"/>
       </w:pPr>
-      <w:bookmarkStart w:id="1" w:name="_Toc237342974"/>
+      <w:bookmarkStart w:id="2" w:name="_Toc237342974"/>
       <w:r>
         <w:lastRenderedPageBreak/>
         <w:t>Anatomía y fisiología básica</w:t>
       </w:r>
-      <w:bookmarkEnd w:id="1"/>
+      <w:bookmarkEnd w:id="2"/>
     </w:p>
     <w:p>
       <w:pPr>
@@ -3603,11 +3612,11 @@
       <w:pPr>
         <w:pStyle w:val="Ttulo2"/>
       </w:pPr>
-      <w:bookmarkStart w:id="2" w:name="_Toc237342975"/>
+      <w:bookmarkStart w:id="3" w:name="_Toc237342975"/>
       <w:r>
         <w:t>Sistema circulatorio</w:t>
       </w:r>
-      <w:bookmarkEnd w:id="2"/>
+      <w:bookmarkEnd w:id="3"/>
     </w:p>
     <w:p>
       <w:pPr>
@@ -4025,11 +4034,11 @@
       <w:pPr>
         <w:pStyle w:val="Ttulo2"/>
       </w:pPr>
-      <w:bookmarkStart w:id="3" w:name="_Toc237342976"/>
+      <w:bookmarkStart w:id="4" w:name="_Toc237342976"/>
       <w:r>
         <w:t>Sistema respiratorio</w:t>
       </w:r>
-      <w:bookmarkEnd w:id="3"/>
+      <w:bookmarkEnd w:id="4"/>
     </w:p>
     <w:p>
       <w:pPr>
@@ -4196,11 +4205,11 @@
       <w:pPr>
         <w:pStyle w:val="Ttulo2"/>
       </w:pPr>
-      <w:bookmarkStart w:id="4" w:name="_Toc237342977"/>
+      <w:bookmarkStart w:id="5" w:name="_Toc237342977"/>
       <w:r>
         <w:t>Sistema tegumentario</w:t>
       </w:r>
-      <w:bookmarkEnd w:id="4"/>
+      <w:bookmarkEnd w:id="5"/>
     </w:p>
     <w:p>
       <w:pPr>
@@ -4234,17 +4243,11 @@
           <w:lang w:val="es-419" w:eastAsia="es-CO"/>
         </w:rPr>
       </w:pPr>
-    </w:p>
-    <w:p>
-      <w:pPr>
-        <w:rPr>
-          <w:lang w:val="es-419" w:eastAsia="es-CO"/>
-        </w:rPr>
-      </w:pPr>
-      <w:r>
-        <w:rPr>
-          <w:lang w:val="es-419" w:eastAsia="es-CO"/>
-        </w:rPr>
+      <w:r>
+        <w:rPr>
+          <w:lang w:val="es-419" w:eastAsia="es-CO"/>
+        </w:rPr>
+        <w:lastRenderedPageBreak/>
         <w:t>La observación del color, la temperatura y la integridad de la piel permite reconocer alteraciones que requieren protección o atención inmediata. Entre las manifestaciones más frecuentes se encuentran las siguientes:</w:t>
       </w:r>
     </w:p>
@@ -4373,13 +4376,6 @@
         </w:rPr>
         <w:t>Ante una lesión de la piel, la actuación inicial debe desarrollarse de manera organizada. Para orientar este proceso, se presentan las siguientes acciones generales:</w:t>
       </w:r>
-    </w:p>
-    <w:p>
-      <w:pPr>
-        <w:rPr>
-          <w:lang w:val="es-419" w:eastAsia="es-CO"/>
-        </w:rPr>
-      </w:pPr>
     </w:p>
     <w:p>
       <w:pPr>
@@ -4549,12 +4545,12 @@
       <w:pPr>
         <w:pStyle w:val="Ttulo2"/>
       </w:pPr>
-      <w:bookmarkStart w:id="5" w:name="_Toc237342978"/>
+      <w:bookmarkStart w:id="6" w:name="_Toc237342978"/>
       <w:r>
         <w:lastRenderedPageBreak/>
         <w:t>Sistema musculoesquelético</w:t>
       </w:r>
-      <w:bookmarkEnd w:id="5"/>
+      <w:bookmarkEnd w:id="6"/>
     </w:p>
     <w:p>
       <w:pPr>
@@ -4892,11 +4888,11 @@
       <w:pPr>
         <w:pStyle w:val="Ttulo2"/>
       </w:pPr>
-      <w:bookmarkStart w:id="6" w:name="_Toc237342979"/>
+      <w:bookmarkStart w:id="7" w:name="_Toc237342979"/>
       <w:r>
         <w:t>Relación con la atención de emergencias</w:t>
       </w:r>
-      <w:bookmarkEnd w:id="6"/>
+      <w:bookmarkEnd w:id="7"/>
     </w:p>
     <w:p>
       <w:pPr>
@@ -5263,12 +5259,12 @@
       <w:pPr>
         <w:pStyle w:val="Ttulo1"/>
       </w:pPr>
-      <w:bookmarkStart w:id="7" w:name="_Toc237342980"/>
+      <w:bookmarkStart w:id="8" w:name="_Toc237342980"/>
       <w:r>
         <w:lastRenderedPageBreak/>
         <w:t>Evaluación inicial del lesionado</w:t>
       </w:r>
-      <w:bookmarkEnd w:id="7"/>
+      <w:bookmarkEnd w:id="8"/>
     </w:p>
     <w:p>
       <w:pPr>
@@ -5573,12 +5569,12 @@
       <w:pPr>
         <w:pStyle w:val="Ttulo2"/>
       </w:pPr>
-      <w:bookmarkStart w:id="8" w:name="_Toc237342981"/>
+      <w:bookmarkStart w:id="9" w:name="_Toc237342981"/>
       <w:r>
         <w:lastRenderedPageBreak/>
         <w:t>Nivel de conciencia</w:t>
       </w:r>
-      <w:bookmarkEnd w:id="8"/>
+      <w:bookmarkEnd w:id="9"/>
     </w:p>
     <w:p>
       <w:pPr>
@@ -5987,11 +5983,11 @@
       <w:pPr>
         <w:pStyle w:val="Ttulo2"/>
       </w:pPr>
-      <w:bookmarkStart w:id="9" w:name="_Toc237342982"/>
+      <w:bookmarkStart w:id="10" w:name="_Toc237342982"/>
       <w:r>
         <w:t>Valoración de la respiración</w:t>
       </w:r>
-      <w:bookmarkEnd w:id="9"/>
+      <w:bookmarkEnd w:id="10"/>
     </w:p>
     <w:p>
       <w:pPr>
@@ -6707,11 +6703,11 @@
       <w:pPr>
         <w:pStyle w:val="Ttulo2"/>
       </w:pPr>
-      <w:bookmarkStart w:id="10" w:name="_Toc237342983"/>
+      <w:bookmarkStart w:id="11" w:name="_Toc237342983"/>
       <w:r>
         <w:t>Valoración del pulso</w:t>
       </w:r>
-      <w:bookmarkEnd w:id="10"/>
+      <w:bookmarkEnd w:id="11"/>
     </w:p>
     <w:p>
       <w:pPr>
@@ -6918,12 +6914,6 @@
           <w:lang w:val="es-419" w:eastAsia="es-CO"/>
         </w:rPr>
       </w:pPr>
-      <w:r>
-        <w:rPr>
-          <w:lang w:val="es-419" w:eastAsia="es-CO"/>
-        </w:rPr>
-        <w:tab/>
-      </w:r>
     </w:p>
     <w:p>
       <w:pPr>
@@ -7407,11 +7397,11 @@
       <w:pPr>
         <w:pStyle w:val="Ttulo2"/>
       </w:pPr>
-      <w:bookmarkStart w:id="11" w:name="_Toc237342984"/>
+      <w:bookmarkStart w:id="12" w:name="_Toc237342984"/>
       <w:r>
         <w:t>Identificación de signos de alarma</w:t>
       </w:r>
-      <w:bookmarkEnd w:id="11"/>
+      <w:bookmarkEnd w:id="12"/>
     </w:p>
     <w:p>
       <w:pPr>
@@ -7933,12 +7923,12 @@
       <w:pPr>
         <w:pStyle w:val="Ttulo1"/>
       </w:pPr>
-      <w:bookmarkStart w:id="12" w:name="_Toc237342985"/>
+      <w:bookmarkStart w:id="13" w:name="_Toc237342985"/>
       <w:r>
         <w:lastRenderedPageBreak/>
         <w:t>Soporte vital básico en primera infancia</w:t>
       </w:r>
-      <w:bookmarkEnd w:id="12"/>
+      <w:bookmarkEnd w:id="13"/>
     </w:p>
     <w:p>
       <w:pPr>
@@ -7996,6 +7986,12 @@
         </w:rPr>
         <w:t>Reanimación cardiopulmonar</w:t>
       </w:r>
+      <w:r>
+        <w:rPr>
+          <w:lang w:val="es-419" w:eastAsia="es-CO"/>
+        </w:rPr>
+        <w:t>.</w:t>
+      </w:r>
     </w:p>
     <w:p>
       <w:pPr>
@@ -8014,6 +8010,12 @@
         </w:rPr>
         <w:t>Manejo de la obstrucción de la vía aérea</w:t>
       </w:r>
+      <w:r>
+        <w:rPr>
+          <w:lang w:val="es-419" w:eastAsia="es-CO"/>
+        </w:rPr>
+        <w:t>.</w:t>
+      </w:r>
     </w:p>
     <w:p>
       <w:pPr>
@@ -8032,6 +8034,12 @@
         </w:rPr>
         <w:t>Uso del desfibrilador externo automático</w:t>
       </w:r>
+      <w:r>
+        <w:rPr>
+          <w:lang w:val="es-419" w:eastAsia="es-CO"/>
+        </w:rPr>
+        <w:t>.</w:t>
+      </w:r>
     </w:p>
     <w:p>
       <w:pPr>
@@ -8063,12 +8071,12 @@
       <w:pPr>
         <w:pStyle w:val="Ttulo2"/>
       </w:pPr>
-      <w:bookmarkStart w:id="13" w:name="_Toc237342986"/>
+      <w:bookmarkStart w:id="14" w:name="_Toc237342986"/>
       <w:r>
         <w:lastRenderedPageBreak/>
         <w:t>RCP en lactantes</w:t>
       </w:r>
-      <w:bookmarkEnd w:id="13"/>
+      <w:bookmarkEnd w:id="14"/>
     </w:p>
     <w:p>
       <w:pPr>
@@ -8411,12 +8419,12 @@
       <w:pPr>
         <w:pStyle w:val="Ttulo2"/>
       </w:pPr>
-      <w:bookmarkStart w:id="14" w:name="_Toc237342987"/>
+      <w:bookmarkStart w:id="15" w:name="_Toc237342987"/>
       <w:r>
         <w:lastRenderedPageBreak/>
         <w:t>Obstrucción de la vía aérea por cuerpo extraño (OVACE)</w:t>
       </w:r>
-      <w:bookmarkEnd w:id="14"/>
+      <w:bookmarkEnd w:id="15"/>
     </w:p>
     <w:p>
       <w:pPr>
@@ -8933,11 +8941,11 @@
       <w:pPr>
         <w:pStyle w:val="Ttulo2"/>
       </w:pPr>
-      <w:bookmarkStart w:id="15" w:name="_Toc237342988"/>
+      <w:bookmarkStart w:id="16" w:name="_Toc237342988"/>
       <w:r>
         <w:t>Uso del desfibrilador externo automático (DEA)</w:t>
       </w:r>
-      <w:bookmarkEnd w:id="15"/>
+      <w:bookmarkEnd w:id="16"/>
     </w:p>
     <w:p>
       <w:pPr>
@@ -9334,12 +9342,12 @@
       <w:pPr>
         <w:pStyle w:val="Ttulo1"/>
       </w:pPr>
-      <w:bookmarkStart w:id="16" w:name="_Toc237342989"/>
+      <w:bookmarkStart w:id="17" w:name="_Toc237342989"/>
       <w:r>
         <w:lastRenderedPageBreak/>
         <w:t>Lesiones, traumatismos y movilización</w:t>
       </w:r>
-      <w:bookmarkEnd w:id="16"/>
+      <w:bookmarkEnd w:id="17"/>
     </w:p>
     <w:p>
       <w:pPr>
@@ -9493,11 +9501,11 @@
       <w:pPr>
         <w:pStyle w:val="Ttulo2"/>
       </w:pPr>
-      <w:bookmarkStart w:id="17" w:name="_Toc237342990"/>
+      <w:bookmarkStart w:id="18" w:name="_Toc237342990"/>
       <w:r>
         <w:t>Atención de lesiones en primeros auxilios</w:t>
       </w:r>
-      <w:bookmarkEnd w:id="17"/>
+      <w:bookmarkEnd w:id="18"/>
     </w:p>
     <w:p>
       <w:pPr>
@@ -9644,11 +9652,11 @@
       <w:pPr>
         <w:pStyle w:val="Ttulo2"/>
       </w:pPr>
-      <w:bookmarkStart w:id="18" w:name="_Toc237342991"/>
+      <w:bookmarkStart w:id="19" w:name="_Toc237342991"/>
       <w:r>
         <w:t>Manejo de lesiones osteomusculares</w:t>
       </w:r>
-      <w:bookmarkEnd w:id="18"/>
+      <w:bookmarkEnd w:id="19"/>
     </w:p>
     <w:p>
       <w:pPr>
@@ -10453,12 +10461,12 @@
       <w:pPr>
         <w:pStyle w:val="Ttulo2"/>
       </w:pPr>
-      <w:bookmarkStart w:id="19" w:name="_Toc237342992"/>
+      <w:bookmarkStart w:id="20" w:name="_Toc237342992"/>
       <w:r>
         <w:lastRenderedPageBreak/>
         <w:t>Manejo de traumas</w:t>
       </w:r>
-      <w:bookmarkEnd w:id="19"/>
+      <w:bookmarkEnd w:id="20"/>
     </w:p>
     <w:p>
       <w:pPr>
@@ -10594,11 +10602,11 @@
       <w:pPr>
         <w:pStyle w:val="Ttulo2"/>
       </w:pPr>
-      <w:bookmarkStart w:id="20" w:name="_Toc237342993"/>
+      <w:bookmarkStart w:id="21" w:name="_Toc237342993"/>
       <w:r>
         <w:t>Movilización y traslado del lesionado</w:t>
       </w:r>
-      <w:bookmarkEnd w:id="20"/>
+      <w:bookmarkEnd w:id="21"/>
     </w:p>
     <w:p>
       <w:pPr>
@@ -10728,11 +10736,11 @@
       <w:pPr>
         <w:pStyle w:val="Ttulo2"/>
       </w:pPr>
-      <w:bookmarkStart w:id="21" w:name="_Toc237342994"/>
+      <w:bookmarkStart w:id="22" w:name="_Toc237342994"/>
       <w:r>
         <w:t>Principios de la movilización segura</w:t>
       </w:r>
-      <w:bookmarkEnd w:id="21"/>
+      <w:bookmarkEnd w:id="22"/>
     </w:p>
     <w:p>
       <w:pPr>
@@ -10936,11 +10944,11 @@
       <w:pPr>
         <w:pStyle w:val="Ttulo2"/>
       </w:pPr>
-      <w:bookmarkStart w:id="22" w:name="_Toc237342995"/>
+      <w:bookmarkStart w:id="23" w:name="_Toc237342995"/>
       <w:r>
         <w:t>Tipos de movilización</w:t>
       </w:r>
-      <w:bookmarkEnd w:id="22"/>
+      <w:bookmarkEnd w:id="23"/>
     </w:p>
     <w:p>
       <w:pPr>
@@ -11087,11 +11095,11 @@
       <w:pPr>
         <w:pStyle w:val="Ttulo2"/>
       </w:pPr>
-      <w:bookmarkStart w:id="23" w:name="_Toc237342996"/>
+      <w:bookmarkStart w:id="24" w:name="_Toc237342996"/>
       <w:r>
         <w:t>Técnicas de traslado</w:t>
       </w:r>
-      <w:bookmarkEnd w:id="23"/>
+      <w:bookmarkEnd w:id="24"/>
     </w:p>
     <w:p>
       <w:pPr>
@@ -11382,12 +11390,12 @@
       <w:pPr>
         <w:pStyle w:val="Ttulo1"/>
       </w:pPr>
-      <w:bookmarkStart w:id="24" w:name="_Toc237342997"/>
+      <w:bookmarkStart w:id="25" w:name="_Toc237342997"/>
       <w:r>
         <w:lastRenderedPageBreak/>
         <w:t>Situaciones específicas y enfermedades prevalentes</w:t>
       </w:r>
-      <w:bookmarkEnd w:id="24"/>
+      <w:bookmarkEnd w:id="25"/>
     </w:p>
     <w:p>
       <w:pPr>
@@ -11558,11 +11566,11 @@
       <w:pPr>
         <w:pStyle w:val="Ttulo2"/>
       </w:pPr>
-      <w:bookmarkStart w:id="25" w:name="_Toc237342998"/>
+      <w:bookmarkStart w:id="26" w:name="_Toc237342998"/>
       <w:r>
         <w:t>Atención de situaciones específicas</w:t>
       </w:r>
-      <w:bookmarkEnd w:id="25"/>
+      <w:bookmarkEnd w:id="26"/>
     </w:p>
     <w:p>
       <w:pPr>
@@ -12020,11 +12028,11 @@
       <w:pPr>
         <w:pStyle w:val="Ttulo2"/>
       </w:pPr>
-      <w:bookmarkStart w:id="26" w:name="_Toc237342999"/>
+      <w:bookmarkStart w:id="27" w:name="_Toc237342999"/>
       <w:r>
         <w:t>Principales enfermedades prevalentes</w:t>
       </w:r>
-      <w:bookmarkEnd w:id="26"/>
+      <w:bookmarkEnd w:id="27"/>
     </w:p>
     <w:p>
       <w:pPr>
@@ -12394,8 +12402,6 @@
           <w:lang w:val="es-419" w:eastAsia="es-CO"/>
         </w:rPr>
       </w:pPr>
-      <w:bookmarkStart w:id="27" w:name="_GoBack"/>
-      <w:bookmarkEnd w:id="27"/>
       <w:r>
         <w:rPr>
           <w:b/>
@@ -13614,7 +13620,7 @@
                 <w:b/>
                 <w:bCs/>
               </w:rPr>
-              <w:t>Operadores que activan la lógica en Python</w:t>
+              <w:t>Voz que tranquiliza: acompañar al niño en la emergencia</w:t>
             </w:r>
           </w:p>
         </w:tc>
@@ -13641,21 +13647,13 @@
               <w:rPr>
                 <w:bCs/>
               </w:rPr>
-              <w:t xml:space="preserve">: bienvenidos al </w:t>
-            </w:r>
-            <w:proofErr w:type="spellStart"/>
+              <w:t>: u</w:t>
+            </w:r>
             <w:r>
               <w:rPr>
                 <w:bCs/>
               </w:rPr>
-              <w:t>pódcast</w:t>
-            </w:r>
-            <w:proofErr w:type="spellEnd"/>
-            <w:r>
-              <w:rPr>
-                <w:bCs/>
-              </w:rPr>
-              <w:t xml:space="preserve"> “Operadores que activan la lógica en Python”. En este episodio explicaremos, de forma clara y sencilla, cómo los operadores permiten que un programa compare información, valide condiciones y tome decisiones. </w:t>
+              <w:t>n niño que acaba de sufrir un accidente difícilmente entiende qué está pasando. Lo primero que siente es miedo.</w:t>
             </w:r>
           </w:p>
           <w:p>
@@ -13675,7 +13673,13 @@
               <w:rPr>
                 <w:bCs/>
               </w:rPr>
-              <w:t>: así es. En Python no basta con ejecutar instrucciones una tras otra. Muchas veces el programa necesita comparar datos, verificar condiciones o comprobar si cierta información cumple determinados criterios antes de continuar.</w:t>
+              <w:t>: y</w:t>
+            </w:r>
+            <w:r>
+              <w:rPr>
+                <w:bCs/>
+              </w:rPr>
+              <w:t xml:space="preserve"> mientras los adultos corremos a controlar la emergencia, a veces se nos olvida que el niño también necesita sentirse seguro.</w:t>
             </w:r>
           </w:p>
           <w:p>
@@ -13695,7 +13699,13 @@
               <w:rPr>
                 <w:bCs/>
               </w:rPr>
-              <w:t>: por eso, en este episodio conoceremos los principales operadores de Python y veremos cómo permiten construir la lógica que utilizan los programas para tomar decisiones de forma clara y organizada. ¡Comencemos!</w:t>
+              <w:t>: u</w:t>
+            </w:r>
+            <w:r>
+              <w:rPr>
+                <w:bCs/>
+              </w:rPr>
+              <w:t>na voz tranquila, una explicación sencilla o una mano que transmita seguridad pueden cambiar por completo la manera como un niño vive ese momento.</w:t>
             </w:r>
           </w:p>
           <w:p>
@@ -13709,13 +13719,19 @@
                 <w:b/>
                 <w:bCs/>
               </w:rPr>
-              <w:t>Mujer</w:t>
+              <w:t>Hombre</w:t>
             </w:r>
             <w:r>
               <w:rPr>
                 <w:bCs/>
               </w:rPr>
-              <w:t>: empecemos con los operadores relacionales. Su función es comparar dos valores para determinar si una condición se cumple. Permiten verificar si dos datos son iguales, diferentes, mayores, menores, mayores o iguales, o menores o iguales.</w:t>
+              <w:t>: c</w:t>
+            </w:r>
+            <w:r>
+              <w:rPr>
+                <w:bCs/>
+              </w:rPr>
+              <w:t>laro, porque si quien atiende la emergencia llega alterado, gritando o actuando con desesperación, lo único que consigue es aumentar el miedo del menor. Lo primero es conservar la calma para transmitir seguridad.</w:t>
             </w:r>
           </w:p>
           <w:p>
@@ -13729,14 +13745,19 @@
                 <w:b/>
                 <w:bCs/>
               </w:rPr>
-              <w:lastRenderedPageBreak/>
-              <w:t>Hombre</w:t>
+              <w:t>Mujer</w:t>
             </w:r>
             <w:r>
               <w:rPr>
                 <w:bCs/>
               </w:rPr>
-              <w:t>: el resultado de estas comparaciones siempre será un valor lógico: True, cuando la condición es verdadera, o False, cuando no se cumple. Estas respuestas son la base para que un programa pueda decidir qué acción ejecutar.</w:t>
+              <w:t>: e</w:t>
+            </w:r>
+            <w:r>
+              <w:rPr>
+                <w:bCs/>
+              </w:rPr>
+              <w:t>sa tranquilidad se transmite escuchando, mirando al niño a los ojos y hablándole con un tono de voz sereno, especialmente en momentos como ese, cuando muchas veces ni siquiera encuentra las palabras para decir lo que siente.</w:t>
             </w:r>
           </w:p>
           <w:p>
@@ -13750,69 +13771,26 @@
                 <w:b/>
                 <w:bCs/>
               </w:rPr>
-              <w:t>Mujer</w:t>
+              <w:t>Hombre</w:t>
             </w:r>
             <w:r>
               <w:rPr>
                 <w:bCs/>
               </w:rPr>
-              <w:t xml:space="preserve">: después aparecen los operadores lógicos, que permiten combinar varias condiciones. Python utiliza and, </w:t>
-            </w:r>
-            <w:proofErr w:type="spellStart"/>
+              <w:t>: c</w:t>
+            </w:r>
             <w:r>
               <w:rPr>
                 <w:bCs/>
               </w:rPr>
-              <w:t>or</w:t>
-            </w:r>
-            <w:proofErr w:type="spellEnd"/>
+              <w:t xml:space="preserve">omo cuando una niña se quema con agua caliente en la cocina. Mientras se enfría la zona afectada con agua y se protege la lesión con un material </w:t>
+            </w:r>
             <w:r>
               <w:rPr>
                 <w:bCs/>
               </w:rPr>
-              <w:t xml:space="preserve"> y </w:t>
-            </w:r>
-            <w:proofErr w:type="spellStart"/>
-            <w:r>
-              <w:rPr>
-                <w:bCs/>
-              </w:rPr>
-              <w:t>not</w:t>
-            </w:r>
-            <w:proofErr w:type="spellEnd"/>
-            <w:r>
-              <w:rPr>
-                <w:bCs/>
-              </w:rPr>
-              <w:t xml:space="preserve">. El operador and se usa cuando dos condiciones deben cumplirse al mismo tiempo; el operador </w:t>
-            </w:r>
-            <w:proofErr w:type="spellStart"/>
-            <w:r>
-              <w:rPr>
-                <w:bCs/>
-              </w:rPr>
-              <w:t>or</w:t>
-            </w:r>
-            <w:proofErr w:type="spellEnd"/>
-            <w:r>
-              <w:rPr>
-                <w:bCs/>
-              </w:rPr>
-              <w:t xml:space="preserve"> se aplica cuando basta con que se cumpla una condición. El operador </w:t>
-            </w:r>
-            <w:proofErr w:type="spellStart"/>
-            <w:r>
-              <w:rPr>
-                <w:bCs/>
-              </w:rPr>
-              <w:t>not</w:t>
-            </w:r>
-            <w:proofErr w:type="spellEnd"/>
-            <w:r>
-              <w:rPr>
-                <w:bCs/>
-              </w:rPr>
-              <w:t xml:space="preserve"> invierte el resultado lógico de una expresión.</w:t>
+              <w:lastRenderedPageBreak/>
+              <w:t>limpio, también hay que explicarle, con palabras sencillas, lo que está ocurriendo y lo que va a pasar mientras llega la ayuda.</w:t>
             </w:r>
           </w:p>
           <w:p>
@@ -13826,27 +13804,19 @@
                 <w:b/>
                 <w:bCs/>
               </w:rPr>
-              <w:t>Hombre</w:t>
+              <w:t>Mujer</w:t>
             </w:r>
             <w:r>
               <w:rPr>
                 <w:bCs/>
               </w:rPr>
-              <w:t xml:space="preserve">: otro grupo importante son los operadores de inclusión, in y </w:t>
-            </w:r>
-            <w:proofErr w:type="spellStart"/>
+              <w:t>: n</w:t>
+            </w:r>
             <w:r>
               <w:rPr>
                 <w:bCs/>
               </w:rPr>
-              <w:t>not</w:t>
-            </w:r>
-            <w:proofErr w:type="spellEnd"/>
-            <w:r>
-              <w:rPr>
-                <w:bCs/>
-              </w:rPr>
-              <w:t xml:space="preserve"> in. Estos permiten verificar si un dato pertenece o no a una secuencia. Son útiles para revisar listas, cadenas, tuplas, conjuntos o diccionarios. Por ejemplo, permiten comprobar si una opción ingresada está dentro de una lista de respuestas válidas.</w:t>
+              <w:t>ada de gritos, movimientos bruscos o caras de preocupación. Tratar al niño con empatía y respetar sus reacciones puede disminuir el impacto emocional que deja la emergencia.</w:t>
             </w:r>
           </w:p>
           <w:p>
@@ -13860,13 +13830,33 @@
                 <w:b/>
                 <w:bCs/>
               </w:rPr>
-              <w:t>Mujer</w:t>
+              <w:t>Hombre</w:t>
             </w:r>
             <w:r>
               <w:rPr>
                 <w:bCs/>
               </w:rPr>
-              <w:t>: también encontramos los operadores de asignación, que permiten guardar o actualizar valores en las variables. Además del signo igual =, que se lee como “asignar” o “guardar un valor”, Python ofrece formas abreviadas como +=, que significa “sumar y asignar”; -=, “restar y asignar”; *=, “multiplicar y asignar”; /=, “dividir y asignar”; y %=, “calcular el residuo y asignar”.</w:t>
+              <w:t>: y</w:t>
+            </w:r>
+            <w:r>
+              <w:rPr>
+                <w:bCs/>
+              </w:rPr>
+              <w:t xml:space="preserve"> eso también les da tranquilidad a los adultos. Cuando un niño siente </w:t>
+            </w:r>
+            <w:proofErr w:type="gramStart"/>
+            <w:r>
+              <w:rPr>
+                <w:bCs/>
+              </w:rPr>
+              <w:t>calma</w:t>
+            </w:r>
+            <w:proofErr w:type="gramEnd"/>
+            <w:r>
+              <w:rPr>
+                <w:bCs/>
+              </w:rPr>
+              <w:t>, resulta mucho más fácil atenderlo sin aumentar el estrés de quienes están a su alrededor.</w:t>
             </w:r>
           </w:p>
           <w:p>
@@ -13880,13 +13870,19 @@
                 <w:b/>
                 <w:bCs/>
               </w:rPr>
-              <w:t>Hombre</w:t>
+              <w:t>Mujer</w:t>
             </w:r>
             <w:r>
               <w:rPr>
                 <w:bCs/>
               </w:rPr>
-              <w:t xml:space="preserve">: estas expresiones facilitan el trabajo con contadores, acumuladores y ciclos, porque permiten modificar el valor de una variable de forma más </w:t>
+              <w:t>: l</w:t>
+            </w:r>
+            <w:r>
+              <w:rPr>
+                <w:bCs/>
+              </w:rPr>
+              <w:t>os padres o cuidadores también necesitan recibir una explicación clara sobre lo que pasó, las acciones que se realizaron y la necesidad de trasladar al menor a un servicio de salud cuando la situación lo requiera.</w:t>
             </w:r>
           </w:p>
           <w:p>
@@ -13900,55 +13896,19 @@
                 <w:b/>
                 <w:bCs/>
               </w:rPr>
-              <w:t>Mujer</w:t>
+              <w:t>Hombre</w:t>
             </w:r>
             <w:r>
               <w:rPr>
                 <w:bCs/>
               </w:rPr>
-              <w:t xml:space="preserve">: otro concepto importante corresponde a los operadores de identidad, </w:t>
-            </w:r>
-            <w:proofErr w:type="spellStart"/>
+              <w:t>: p</w:t>
+            </w:r>
             <w:r>
               <w:rPr>
                 <w:bCs/>
               </w:rPr>
-              <w:t>is</w:t>
-            </w:r>
-            <w:proofErr w:type="spellEnd"/>
-            <w:r>
-              <w:rPr>
-                <w:bCs/>
-              </w:rPr>
-              <w:t xml:space="preserve"> e </w:t>
-            </w:r>
-            <w:proofErr w:type="spellStart"/>
-            <w:r>
-              <w:rPr>
-                <w:bCs/>
-              </w:rPr>
-              <w:t>is</w:t>
-            </w:r>
-            <w:proofErr w:type="spellEnd"/>
-            <w:r>
-              <w:rPr>
-                <w:bCs/>
-              </w:rPr>
-              <w:t xml:space="preserve"> </w:t>
-            </w:r>
-            <w:proofErr w:type="spellStart"/>
-            <w:r>
-              <w:rPr>
-                <w:bCs/>
-              </w:rPr>
-              <w:t>not</w:t>
-            </w:r>
-            <w:proofErr w:type="spellEnd"/>
-            <w:r>
-              <w:rPr>
-                <w:bCs/>
-              </w:rPr>
-              <w:t xml:space="preserve">. Estos permiten comprobar si dos variables hacen referencia al mismo elemento en la memoria del programa. </w:t>
+              <w:t>orque cuando los adultos entienden lo que está pasando, también recuperan parte de la calma. Y esa tranquilidad termina reflejándose en el niño.</w:t>
             </w:r>
           </w:p>
           <w:p>
@@ -13962,28 +13922,19 @@
                 <w:b/>
                 <w:bCs/>
               </w:rPr>
-              <w:lastRenderedPageBreak/>
-              <w:t>Hombre</w:t>
+              <w:t>Mujer</w:t>
             </w:r>
             <w:r>
               <w:rPr>
                 <w:bCs/>
               </w:rPr>
-              <w:t xml:space="preserve">: en palabras sencillas, ayudan a saber si dos nombres apuntan exactamente al mismo objeto. También se usan para revisar si una variable tiene el valor especial </w:t>
-            </w:r>
-            <w:proofErr w:type="spellStart"/>
+              <w:t>: e</w:t>
+            </w:r>
             <w:r>
               <w:rPr>
                 <w:bCs/>
               </w:rPr>
-              <w:t>None</w:t>
-            </w:r>
-            <w:proofErr w:type="spellEnd"/>
-            <w:r>
-              <w:rPr>
-                <w:bCs/>
-              </w:rPr>
-              <w:t>, que significa que no tiene ningún dato asignado.</w:t>
+              <w:t xml:space="preserve">s que atender una emergencia también es acompañar al niño mientras vuelve a sentirse seguro. </w:t>
             </w:r>
           </w:p>
           <w:p>
@@ -13997,68 +13948,40 @@
                 <w:b/>
                 <w:bCs/>
               </w:rPr>
-              <w:t>Mujer</w:t>
+              <w:t>Hombre</w:t>
             </w:r>
             <w:r>
               <w:rPr>
                 <w:bCs/>
               </w:rPr>
-              <w:t xml:space="preserve">: finalmente, la precedencia de operadores indica el orden en que Python evalúa una expresión. Cuando una condición combina varios operadores, el lenguaje sigue una jerarquía. </w:t>
+              <w:t>: u</w:t>
+            </w:r>
+            <w:r>
+              <w:rPr>
+                <w:bCs/>
+              </w:rPr>
+              <w:t>na voz calmada, una explicación sencilla y una presencia que transmita confianza hacen parte de los primeros auxilios.</w:t>
             </w:r>
           </w:p>
           <w:p>
-            <w:pPr>
-              <w:rPr>
-                <w:bCs/>
-              </w:rPr>
-            </w:pPr>
             <w:r>
               <w:rPr>
                 <w:b/>
                 <w:bCs/>
               </w:rPr>
-              <w:t>Hombre</w:t>
+              <w:t>Mujer</w:t>
             </w:r>
             <w:r>
               <w:rPr>
                 <w:bCs/>
               </w:rPr>
-              <w:t>: y cuando una expresión resulta extensa o puede generar dudas, una buena práctica consiste en utilizar paréntesis para hacer más clara la lógica del programa y facilitar su lectura.</w:t>
-            </w:r>
-          </w:p>
-          <w:p>
-            <w:pPr>
+              <w:t>: p</w:t>
+            </w:r>
+            <w:r>
               <w:rPr>
                 <w:bCs/>
               </w:rPr>
-            </w:pPr>
-            <w:r>
-              <w:rPr>
-                <w:b/>
-                <w:bCs/>
-              </w:rPr>
-              <w:t>Mujer</w:t>
-            </w:r>
-            <w:r>
-              <w:rPr>
-                <w:bCs/>
-              </w:rPr>
-              <w:t>: en conclusión, los operadores activan la lógica de Python porque permiten comparar, validar, combinar y organizar decisiones dentro de un programa.</w:t>
-            </w:r>
-          </w:p>
-          <w:p>
-            <w:r>
-              <w:rPr>
-                <w:b/>
-                <w:bCs/>
-              </w:rPr>
-              <w:t>Hombre</w:t>
-            </w:r>
-            <w:r>
-              <w:rPr>
-                <w:bCs/>
-              </w:rPr>
-              <w:t>: su uso adecuado ayuda a escribir instrucciones más claras, seguras y fáciles de revisar. Gracias por acompañarnos en este episodio ¡Hasta la próxima!</w:t>
+              <w:t>orque una buena atención ayuda a que el niño atraviese ese momento con la mayor tranquilidad posible mientras recibe la atención que necesita.</w:t>
             </w:r>
           </w:p>
         </w:tc>
@@ -14080,7 +14003,14 @@
         <w:rPr>
           <w:lang w:val="es-419" w:eastAsia="es-CO"/>
         </w:rPr>
-        <w:t>El acompañamiento emocional oportuno contribuye a reducir el impacto de la emergencia en la niña o el niño y facilita la atención física necesaria. Sin embargo, esta contención no reemplaza la atención especializada; por ello, a continuación, se presenta la articulación con el sistema de emergencias y su importancia para garantizar la continuidad del cuidado.</w:t>
+        <w:t xml:space="preserve">El acompañamiento emocional oportuno contribuye a reducir el impacto de la emergencia en la niña o el niño y facilita la atención física necesaria. Sin embargo, esta </w:t>
+      </w:r>
+      <w:r>
+        <w:rPr>
+          <w:lang w:val="es-419" w:eastAsia="es-CO"/>
+        </w:rPr>
+        <w:lastRenderedPageBreak/>
+        <w:t>contención no reemplaza la atención especializada; por ello, a continuación, se presenta la articulación con el sistema de emergencias y su importancia para garantizar la continuidad del cuidado.</w:t>
       </w:r>
     </w:p>
     <w:p>
@@ -14096,35 +14026,281 @@
       </w:pPr>
       <w:bookmarkStart w:id="31" w:name="_Toc237343003"/>
       <w:r>
+        <w:t>Articulación con el sistema de emergencias</w:t>
+      </w:r>
+      <w:bookmarkEnd w:id="31"/>
+    </w:p>
+    <w:p>
+      <w:pPr>
+        <w:rPr>
+          <w:lang w:val="es-419" w:eastAsia="es-CO"/>
+        </w:rPr>
+      </w:pPr>
+      <w:r>
+        <w:rPr>
+          <w:lang w:val="es-419" w:eastAsia="es-CO"/>
+        </w:rPr>
+        <w:t>La articulación con el sistema de emergencias permite solicitar ayuda especializada y garantizar la continuidad de la atención cuando una situación supera la capacidad de actuación del primer respondiente. Este proceso requiere identificar la necesidad de apoyo, comunicarse oportunamente con la línea de emergencias y proporcionar información clara sobre el estado de la niña o del niño.</w:t>
+      </w:r>
+    </w:p>
+    <w:p>
+      <w:pPr>
+        <w:rPr>
+          <w:lang w:val="es-419" w:eastAsia="es-CO"/>
+        </w:rPr>
+      </w:pPr>
+      <w:r>
+        <w:rPr>
+          <w:lang w:val="es-419" w:eastAsia="es-CO"/>
+        </w:rPr>
+        <w:t>En Colombia, la activación debe realizarse mediante la línea de emergencias 123. Durante la llamada, es importante mantener la calma, responder las preguntas del operador y seguir las indicaciones recibidas, sin interrumpir la comunicación hasta que se autorice finalizarla.</w:t>
+      </w:r>
+    </w:p>
+    <w:p>
+      <w:pPr>
+        <w:pStyle w:val="Prrafodelista"/>
+        <w:numPr>
+          <w:ilvl w:val="0"/>
+          <w:numId w:val="51"/>
+        </w:numPr>
+        <w:rPr>
+          <w:b/>
+          <w:lang w:val="es-419" w:eastAsia="es-CO"/>
+        </w:rPr>
+      </w:pPr>
+      <w:r>
+        <w:rPr>
+          <w:b/>
+          <w:lang w:val="es-419" w:eastAsia="es-CO"/>
+        </w:rPr>
+        <w:t>Activación del sistema de emergencias</w:t>
+      </w:r>
+    </w:p>
+    <w:p>
+      <w:pPr>
+        <w:rPr>
+          <w:lang w:val="es-419" w:eastAsia="es-CO"/>
+        </w:rPr>
+      </w:pPr>
+      <w:r>
+        <w:rPr>
+          <w:lang w:val="es-419" w:eastAsia="es-CO"/>
+        </w:rPr>
+        <w:t>Para realizar una activación organizada y facilitar la respuesta del personal especializado, se deben considerar las siguientes acciones:</w:t>
+      </w:r>
+    </w:p>
+    <w:p>
+      <w:pPr>
+        <w:pStyle w:val="Prrafodelista"/>
+        <w:numPr>
+          <w:ilvl w:val="0"/>
+          <w:numId w:val="52"/>
+        </w:numPr>
+        <w:rPr>
+          <w:lang w:val="es-419" w:eastAsia="es-CO"/>
+        </w:rPr>
+      </w:pPr>
+      <w:r>
+        <w:rPr>
+          <w:b/>
+          <w:lang w:val="es-419" w:eastAsia="es-CO"/>
+        </w:rPr>
+        <w:t>Reconocer la emergencia</w:t>
+      </w:r>
+      <w:r>
+        <w:rPr>
+          <w:lang w:val="es-419" w:eastAsia="es-CO"/>
+        </w:rPr>
+        <w:t xml:space="preserve">: identificar los signos de alarma o las condiciones que requieren atención especializada. </w:t>
+      </w:r>
+    </w:p>
+    <w:p>
+      <w:pPr>
+        <w:pStyle w:val="Prrafodelista"/>
+        <w:numPr>
+          <w:ilvl w:val="0"/>
+          <w:numId w:val="52"/>
+        </w:numPr>
+        <w:rPr>
+          <w:lang w:val="es-419" w:eastAsia="es-CO"/>
+        </w:rPr>
+      </w:pPr>
+      <w:r>
+        <w:rPr>
+          <w:b/>
+          <w:lang w:val="es-419" w:eastAsia="es-CO"/>
+        </w:rPr>
+        <w:t>Comunicarse con la línea 123</w:t>
+      </w:r>
+      <w:r>
+        <w:rPr>
+          <w:lang w:val="es-419" w:eastAsia="es-CO"/>
+        </w:rPr>
+        <w:t xml:space="preserve">: reportar con claridad la condición de la niña o del niño y su ubicación exacta. </w:t>
+      </w:r>
+    </w:p>
+    <w:p>
+      <w:pPr>
+        <w:pStyle w:val="Prrafodelista"/>
+        <w:numPr>
+          <w:ilvl w:val="0"/>
+          <w:numId w:val="52"/>
+        </w:numPr>
+        <w:rPr>
+          <w:lang w:val="es-419" w:eastAsia="es-CO"/>
+        </w:rPr>
+      </w:pPr>
+      <w:r>
+        <w:rPr>
+          <w:b/>
+          <w:lang w:val="es-419" w:eastAsia="es-CO"/>
+        </w:rPr>
+        <w:t>Informar la ubicación</w:t>
+      </w:r>
+      <w:r>
+        <w:rPr>
+          <w:lang w:val="es-419" w:eastAsia="es-CO"/>
+        </w:rPr>
+        <w:t xml:space="preserve">: indicar el municipio, el barrio, la dirección, un punto de referencia y las condiciones de acceso al lugar. </w:t>
+      </w:r>
+    </w:p>
+    <w:p>
+      <w:pPr>
+        <w:pStyle w:val="Prrafodelista"/>
+        <w:numPr>
+          <w:ilvl w:val="0"/>
+          <w:numId w:val="52"/>
+        </w:numPr>
+        <w:rPr>
+          <w:lang w:val="es-419" w:eastAsia="es-CO"/>
+        </w:rPr>
+      </w:pPr>
+      <w:r>
+        <w:rPr>
+          <w:b/>
+          <w:lang w:val="es-419" w:eastAsia="es-CO"/>
+        </w:rPr>
         <w:lastRenderedPageBreak/>
-        <w:t>Articulación con el sistema de emergencias</w:t>
-      </w:r>
-      <w:bookmarkEnd w:id="31"/>
-    </w:p>
-    <w:p>
-      <w:pPr>
-        <w:rPr>
-          <w:lang w:val="es-419" w:eastAsia="es-CO"/>
-        </w:rPr>
-      </w:pPr>
-      <w:r>
-        <w:rPr>
-          <w:lang w:val="es-419" w:eastAsia="es-CO"/>
-        </w:rPr>
-        <w:t>La articulación con el sistema de emergencias permite solicitar ayuda especializada y garantizar la continuidad de la atención cuando una situación supera la capacidad de actuación del primer respondiente. Este proceso requiere identificar la necesidad de apoyo, comunicarse oportunamente con la línea de emergencias y proporcionar información clara sobre el estado de la niña o del niño.</w:t>
-      </w:r>
-    </w:p>
-    <w:p>
-      <w:pPr>
-        <w:rPr>
-          <w:lang w:val="es-419" w:eastAsia="es-CO"/>
-        </w:rPr>
-      </w:pPr>
-      <w:r>
-        <w:rPr>
-          <w:lang w:val="es-419" w:eastAsia="es-CO"/>
-        </w:rPr>
-        <w:t>En Colombia, la activación debe realizarse mediante la línea de emergencias 123. Durante la llamada, es importante mantener la calma, responder las preguntas del operador y seguir las indicaciones recibidas, sin interrumpir la comunicación hasta que se autorice finalizarla.</w:t>
+        <w:t>Describir lo ocurrido</w:t>
+      </w:r>
+      <w:r>
+        <w:rPr>
+          <w:lang w:val="es-419" w:eastAsia="es-CO"/>
+        </w:rPr>
+        <w:t xml:space="preserve">: explicar brevemente el evento, el número de personas afectadas y las manifestaciones observadas. </w:t>
+      </w:r>
+    </w:p>
+    <w:p>
+      <w:pPr>
+        <w:pStyle w:val="Prrafodelista"/>
+        <w:numPr>
+          <w:ilvl w:val="0"/>
+          <w:numId w:val="52"/>
+        </w:numPr>
+        <w:rPr>
+          <w:lang w:val="es-419" w:eastAsia="es-CO"/>
+        </w:rPr>
+      </w:pPr>
+      <w:r>
+        <w:rPr>
+          <w:b/>
+          <w:lang w:val="es-419" w:eastAsia="es-CO"/>
+        </w:rPr>
+        <w:t>Comunicar las acciones realizadas</w:t>
+      </w:r>
+      <w:r>
+        <w:rPr>
+          <w:lang w:val="es-419" w:eastAsia="es-CO"/>
+        </w:rPr>
+        <w:t xml:space="preserve">: informar los primeros auxilios brindados y los cambios identificados durante la atención. </w:t>
+      </w:r>
+    </w:p>
+    <w:p>
+      <w:pPr>
+        <w:pStyle w:val="Prrafodelista"/>
+        <w:numPr>
+          <w:ilvl w:val="0"/>
+          <w:numId w:val="52"/>
+        </w:numPr>
+        <w:rPr>
+          <w:lang w:val="es-419" w:eastAsia="es-CO"/>
+        </w:rPr>
+      </w:pPr>
+      <w:r>
+        <w:rPr>
+          <w:b/>
+          <w:lang w:val="es-419" w:eastAsia="es-CO"/>
+        </w:rPr>
+        <w:t>Seguir las indicaciones</w:t>
+      </w:r>
+      <w:r>
+        <w:rPr>
+          <w:lang w:val="es-419" w:eastAsia="es-CO"/>
+        </w:rPr>
+        <w:t xml:space="preserve">: escuchar al operador y aplicar las orientaciones recibidas de acuerdo con las condiciones de seguridad. </w:t>
+      </w:r>
+    </w:p>
+    <w:p>
+      <w:pPr>
+        <w:pStyle w:val="Prrafodelista"/>
+        <w:numPr>
+          <w:ilvl w:val="0"/>
+          <w:numId w:val="52"/>
+        </w:numPr>
+        <w:rPr>
+          <w:lang w:val="es-419" w:eastAsia="es-CO"/>
+        </w:rPr>
+      </w:pPr>
+      <w:r>
+        <w:rPr>
+          <w:b/>
+          <w:lang w:val="es-419" w:eastAsia="es-CO"/>
+        </w:rPr>
+        <w:t>Facilitar el acceso</w:t>
+      </w:r>
+      <w:r>
+        <w:rPr>
+          <w:lang w:val="es-419" w:eastAsia="es-CO"/>
+        </w:rPr>
+        <w:t xml:space="preserve">: despejar el recorrido y, cuando sea posible, asignar a una persona para orientar al equipo de emergencias. </w:t>
+      </w:r>
+    </w:p>
+    <w:p>
+      <w:pPr>
+        <w:pStyle w:val="Prrafodelista"/>
+        <w:numPr>
+          <w:ilvl w:val="0"/>
+          <w:numId w:val="52"/>
+        </w:numPr>
+        <w:rPr>
+          <w:lang w:val="es-419" w:eastAsia="es-CO"/>
+        </w:rPr>
+      </w:pPr>
+      <w:r>
+        <w:rPr>
+          <w:b/>
+          <w:lang w:val="es-419" w:eastAsia="es-CO"/>
+        </w:rPr>
+        <w:t>Entregar la información</w:t>
+      </w:r>
+      <w:r>
+        <w:rPr>
+          <w:lang w:val="es-419" w:eastAsia="es-CO"/>
+        </w:rPr>
+        <w:t xml:space="preserve">: comunicar al personal especializado la evolución de la niña o del niño y las acciones realizadas. </w:t>
+      </w:r>
+    </w:p>
+    <w:p>
+      <w:pPr>
+        <w:rPr>
+          <w:lang w:val="es-419" w:eastAsia="es-CO"/>
+        </w:rPr>
+      </w:pPr>
+      <w:r>
+        <w:rPr>
+          <w:lang w:val="es-419" w:eastAsia="es-CO"/>
+        </w:rPr>
+        <w:t>El cumplimiento ordenado de estas acciones facilita la comprensión del evento y permite que los organismos de respuesta determinen los recursos necesarios. La información suministrada debe ser concreta, verificable y limitada a los hechos observados.</w:t>
       </w:r>
     </w:p>
     <w:p>
@@ -14144,153 +14320,103 @@
           <w:b/>
           <w:lang w:val="es-419" w:eastAsia="es-CO"/>
         </w:rPr>
-        <w:t>Activación del sistema de emergencias</w:t>
-      </w:r>
-    </w:p>
-    <w:p>
-      <w:pPr>
-        <w:rPr>
-          <w:lang w:val="es-419" w:eastAsia="es-CO"/>
-        </w:rPr>
-      </w:pPr>
-      <w:r>
-        <w:rPr>
-          <w:lang w:val="es-419" w:eastAsia="es-CO"/>
-        </w:rPr>
-        <w:t>Para realizar una activación organizada y facilitar la respuesta del personal especializado, se deben considerar las siguientes acciones:</w:t>
-      </w:r>
-    </w:p>
-    <w:p>
-      <w:pPr>
-        <w:pStyle w:val="Prrafodelista"/>
-        <w:numPr>
-          <w:ilvl w:val="0"/>
-          <w:numId w:val="52"/>
-        </w:numPr>
-        <w:rPr>
-          <w:lang w:val="es-419" w:eastAsia="es-CO"/>
-        </w:rPr>
-      </w:pPr>
-      <w:r>
-        <w:rPr>
-          <w:b/>
-          <w:lang w:val="es-419" w:eastAsia="es-CO"/>
-        </w:rPr>
-        <w:t>Reconocer la emergencia</w:t>
-      </w:r>
-      <w:r>
-        <w:rPr>
-          <w:lang w:val="es-419" w:eastAsia="es-CO"/>
-        </w:rPr>
-        <w:t xml:space="preserve">: identificar los signos de alarma o las condiciones que requieren atención especializada. </w:t>
-      </w:r>
-    </w:p>
-    <w:p>
-      <w:pPr>
-        <w:pStyle w:val="Prrafodelista"/>
-        <w:numPr>
-          <w:ilvl w:val="0"/>
-          <w:numId w:val="52"/>
-        </w:numPr>
-        <w:rPr>
-          <w:lang w:val="es-419" w:eastAsia="es-CO"/>
-        </w:rPr>
-      </w:pPr>
-      <w:r>
-        <w:rPr>
-          <w:b/>
-          <w:lang w:val="es-419" w:eastAsia="es-CO"/>
-        </w:rPr>
-        <w:t>Comunicarse con la línea 123</w:t>
-      </w:r>
-      <w:r>
-        <w:rPr>
-          <w:lang w:val="es-419" w:eastAsia="es-CO"/>
-        </w:rPr>
-        <w:t xml:space="preserve">: reportar con claridad la condición de la niña o del niño y su ubicación exacta. </w:t>
-      </w:r>
-    </w:p>
-    <w:p>
-      <w:pPr>
-        <w:pStyle w:val="Prrafodelista"/>
-        <w:numPr>
-          <w:ilvl w:val="0"/>
-          <w:numId w:val="52"/>
-        </w:numPr>
-        <w:rPr>
-          <w:lang w:val="es-419" w:eastAsia="es-CO"/>
-        </w:rPr>
-      </w:pPr>
-      <w:r>
-        <w:rPr>
-          <w:b/>
-          <w:lang w:val="es-419" w:eastAsia="es-CO"/>
-        </w:rPr>
-        <w:t>Informar la ubicación</w:t>
-      </w:r>
-      <w:r>
-        <w:rPr>
-          <w:lang w:val="es-419" w:eastAsia="es-CO"/>
-        </w:rPr>
-        <w:t xml:space="preserve">: indicar el municipio, el barrio, la dirección, un punto de referencia y las condiciones de acceso al lugar. </w:t>
-      </w:r>
-    </w:p>
-    <w:p>
-      <w:pPr>
-        <w:pStyle w:val="Prrafodelista"/>
-        <w:numPr>
-          <w:ilvl w:val="0"/>
-          <w:numId w:val="52"/>
-        </w:numPr>
-        <w:rPr>
-          <w:lang w:val="es-419" w:eastAsia="es-CO"/>
-        </w:rPr>
-      </w:pPr>
-      <w:r>
-        <w:rPr>
-          <w:b/>
-          <w:lang w:val="es-419" w:eastAsia="es-CO"/>
-        </w:rPr>
-        <w:t>Describir lo ocurrido</w:t>
-      </w:r>
-      <w:r>
-        <w:rPr>
-          <w:lang w:val="es-419" w:eastAsia="es-CO"/>
-        </w:rPr>
-        <w:t xml:space="preserve">: explicar brevemente el evento, el número de personas afectadas y las manifestaciones observadas. </w:t>
-      </w:r>
-    </w:p>
-    <w:p>
-      <w:pPr>
-        <w:pStyle w:val="Prrafodelista"/>
-        <w:numPr>
-          <w:ilvl w:val="0"/>
-          <w:numId w:val="52"/>
-        </w:numPr>
-        <w:rPr>
-          <w:lang w:val="es-419" w:eastAsia="es-CO"/>
-        </w:rPr>
-      </w:pPr>
-      <w:r>
-        <w:rPr>
-          <w:b/>
-          <w:lang w:val="es-419" w:eastAsia="es-CO"/>
-        </w:rPr>
-        <w:t>Comunicar las acciones realizadas</w:t>
-      </w:r>
-      <w:r>
-        <w:rPr>
-          <w:lang w:val="es-419" w:eastAsia="es-CO"/>
-        </w:rPr>
-        <w:t xml:space="preserve">: informar los primeros auxilios brindados y los cambios identificados durante la atención. </w:t>
-      </w:r>
-    </w:p>
-    <w:p>
-      <w:pPr>
-        <w:pStyle w:val="Prrafodelista"/>
-        <w:numPr>
-          <w:ilvl w:val="0"/>
-          <w:numId w:val="52"/>
+        <w:t>Información que debe comunicarse</w:t>
+      </w:r>
+    </w:p>
+    <w:p>
+      <w:pPr>
+        <w:rPr>
+          <w:lang w:val="es-419" w:eastAsia="es-CO"/>
+        </w:rPr>
+      </w:pPr>
+      <w:r>
+        <w:rPr>
+          <w:lang w:val="es-419" w:eastAsia="es-CO"/>
+        </w:rPr>
+        <w:t>Durante la llamada, se deben proporcionar los datos esenciales para orientar la respuesta:</w:t>
+      </w:r>
+    </w:p>
+    <w:p>
+      <w:pPr>
+        <w:pStyle w:val="Prrafodelista"/>
+        <w:numPr>
+          <w:ilvl w:val="0"/>
+          <w:numId w:val="53"/>
+        </w:numPr>
+        <w:rPr>
+          <w:lang w:val="es-419" w:eastAsia="es-CO"/>
+        </w:rPr>
+      </w:pPr>
+      <w:r>
+        <w:rPr>
+          <w:b/>
+          <w:lang w:val="es-419" w:eastAsia="es-CO"/>
+        </w:rPr>
+        <w:t>Situación presentada</w:t>
+      </w:r>
+      <w:r>
+        <w:rPr>
+          <w:lang w:val="es-419" w:eastAsia="es-CO"/>
+        </w:rPr>
+        <w:t xml:space="preserve">: qué ocurrió y cómo sucedió, si esta información se conoce. </w:t>
+      </w:r>
+    </w:p>
+    <w:p>
+      <w:pPr>
+        <w:pStyle w:val="Prrafodelista"/>
+        <w:numPr>
+          <w:ilvl w:val="0"/>
+          <w:numId w:val="53"/>
+        </w:numPr>
+        <w:rPr>
+          <w:lang w:val="es-419" w:eastAsia="es-CO"/>
+        </w:rPr>
+      </w:pPr>
+      <w:r>
+        <w:rPr>
+          <w:b/>
+          <w:lang w:val="es-419" w:eastAsia="es-CO"/>
+        </w:rPr>
+        <w:t>Ubicación exacta</w:t>
+      </w:r>
+      <w:r>
+        <w:rPr>
+          <w:lang w:val="es-419" w:eastAsia="es-CO"/>
+        </w:rPr>
+        <w:t xml:space="preserve">: dirección, municipio, barrio, punto de referencia y condiciones de acceso. </w:t>
+      </w:r>
+    </w:p>
+    <w:p>
+      <w:pPr>
+        <w:pStyle w:val="Prrafodelista"/>
+        <w:numPr>
+          <w:ilvl w:val="0"/>
+          <w:numId w:val="53"/>
+        </w:numPr>
+        <w:rPr>
+          <w:lang w:val="es-419" w:eastAsia="es-CO"/>
+        </w:rPr>
+      </w:pPr>
+      <w:r>
+        <w:rPr>
+          <w:b/>
+          <w:lang w:val="es-419" w:eastAsia="es-CO"/>
+        </w:rPr>
+        <w:t>Persona afectada</w:t>
+      </w:r>
+      <w:r>
+        <w:rPr>
+          <w:lang w:val="es-419" w:eastAsia="es-CO"/>
+        </w:rPr>
+        <w:t xml:space="preserve">: edad aproximada y estado actual de la niña o del niño. </w:t>
+      </w:r>
+    </w:p>
+    <w:p>
+      <w:pPr>
+        <w:pStyle w:val="Prrafodelista"/>
+        <w:numPr>
+          <w:ilvl w:val="0"/>
+          <w:numId w:val="53"/>
         </w:numPr>
         <w:rPr>
           <w:lang w:val="es-419" w:eastAsia="es-CO"/>
@@ -14302,46 +14428,749 @@
           <w:lang w:val="es-419" w:eastAsia="es-CO"/>
         </w:rPr>
         <w:lastRenderedPageBreak/>
-        <w:t>Seguir las indicaciones</w:t>
-      </w:r>
-      <w:r>
-        <w:rPr>
-          <w:lang w:val="es-419" w:eastAsia="es-CO"/>
-        </w:rPr>
-        <w:t xml:space="preserve">: escuchar al operador y aplicar las orientaciones recibidas de acuerdo con las condiciones de seguridad. </w:t>
-      </w:r>
-    </w:p>
-    <w:p>
-      <w:pPr>
-        <w:pStyle w:val="Prrafodelista"/>
-        <w:numPr>
-          <w:ilvl w:val="0"/>
-          <w:numId w:val="52"/>
-        </w:numPr>
-        <w:rPr>
-          <w:lang w:val="es-419" w:eastAsia="es-CO"/>
-        </w:rPr>
-      </w:pPr>
-      <w:r>
-        <w:rPr>
-          <w:b/>
-          <w:lang w:val="es-419" w:eastAsia="es-CO"/>
-        </w:rPr>
-        <w:t>Facilitar el acceso</w:t>
-      </w:r>
-      <w:r>
-        <w:rPr>
-          <w:lang w:val="es-419" w:eastAsia="es-CO"/>
-        </w:rPr>
-        <w:t xml:space="preserve">: despejar el recorrido y, cuando sea posible, asignar a una persona para orientar al equipo de emergencias. </w:t>
-      </w:r>
-    </w:p>
-    <w:p>
-      <w:pPr>
-        <w:pStyle w:val="Prrafodelista"/>
-        <w:numPr>
-          <w:ilvl w:val="0"/>
-          <w:numId w:val="52"/>
+        <w:t>Manifestaciones observadas</w:t>
+      </w:r>
+      <w:r>
+        <w:rPr>
+          <w:lang w:val="es-419" w:eastAsia="es-CO"/>
+        </w:rPr>
+        <w:t xml:space="preserve">: cambios en la respiración, el estado de conciencia, la circulación, la movilidad o el comportamiento. </w:t>
+      </w:r>
+    </w:p>
+    <w:p>
+      <w:pPr>
+        <w:pStyle w:val="Prrafodelista"/>
+        <w:numPr>
+          <w:ilvl w:val="0"/>
+          <w:numId w:val="53"/>
+        </w:numPr>
+        <w:rPr>
+          <w:lang w:val="es-419" w:eastAsia="es-CO"/>
+        </w:rPr>
+      </w:pPr>
+      <w:r>
+        <w:rPr>
+          <w:b/>
+          <w:lang w:val="es-419" w:eastAsia="es-CO"/>
+        </w:rPr>
+        <w:t>Primeros auxilios realizados</w:t>
+      </w:r>
+      <w:r>
+        <w:rPr>
+          <w:lang w:val="es-419" w:eastAsia="es-CO"/>
+        </w:rPr>
+        <w:t xml:space="preserve">: acciones aplicadas antes y durante la llamada. </w:t>
+      </w:r>
+    </w:p>
+    <w:p>
+      <w:pPr>
+        <w:pStyle w:val="Prrafodelista"/>
+        <w:numPr>
+          <w:ilvl w:val="0"/>
+          <w:numId w:val="53"/>
+        </w:numPr>
+        <w:rPr>
+          <w:lang w:val="es-419" w:eastAsia="es-CO"/>
+        </w:rPr>
+      </w:pPr>
+      <w:r>
+        <w:rPr>
+          <w:b/>
+          <w:lang w:val="es-419" w:eastAsia="es-CO"/>
+        </w:rPr>
+        <w:t>Riesgos presentes</w:t>
+      </w:r>
+      <w:r>
+        <w:rPr>
+          <w:lang w:val="es-419" w:eastAsia="es-CO"/>
+        </w:rPr>
+        <w:t xml:space="preserve">: fuego, humo, sustancias peligrosas, tránsito, violencia u otras condiciones que puedan afectar la atención. </w:t>
+      </w:r>
+    </w:p>
+    <w:p>
+      <w:pPr>
+        <w:pStyle w:val="Prrafodelista"/>
+        <w:numPr>
+          <w:ilvl w:val="0"/>
+          <w:numId w:val="53"/>
+        </w:numPr>
+        <w:rPr>
+          <w:lang w:val="es-419" w:eastAsia="es-CO"/>
+        </w:rPr>
+      </w:pPr>
+      <w:r>
+        <w:rPr>
+          <w:b/>
+          <w:lang w:val="es-419" w:eastAsia="es-CO"/>
+        </w:rPr>
+        <w:t>Datos de contacto</w:t>
+      </w:r>
+      <w:r>
+        <w:rPr>
+          <w:lang w:val="es-419" w:eastAsia="es-CO"/>
+        </w:rPr>
+        <w:t xml:space="preserve">: nombre y número telefónico de la persona que realiza el reporte. </w:t>
+      </w:r>
+    </w:p>
+    <w:p>
+      <w:pPr>
+        <w:rPr>
+          <w:lang w:val="es-419" w:eastAsia="es-CO"/>
+        </w:rPr>
+      </w:pPr>
+      <w:r>
+        <w:rPr>
+          <w:lang w:val="es-419" w:eastAsia="es-CO"/>
+        </w:rPr>
+        <w:t>Estos datos permiten que el operador comprenda la situación y proporcione instrucciones apropiadas. Si alguna información se desconoce, debe indicarse con claridad, sin realizar suposiciones ni emitir diagnósticos.</w:t>
+      </w:r>
+    </w:p>
+    <w:p>
+      <w:pPr>
+        <w:rPr>
+          <w:lang w:val="es-419" w:eastAsia="es-CO"/>
+        </w:rPr>
+      </w:pPr>
+      <w:r>
+        <w:rPr>
+          <w:lang w:val="es-419" w:eastAsia="es-CO"/>
+        </w:rPr>
+        <w:t>Durante la llamada a la línea de emergencias 123, se debe informar qué ocurrió, dónde sucedió, cómo se encuentra la niña o el niño y cuáles acciones se han realizado.</w:t>
+      </w:r>
+    </w:p>
+    <w:p>
+      <w:pPr>
+        <w:pStyle w:val="Prrafodelista"/>
+        <w:numPr>
+          <w:ilvl w:val="0"/>
+          <w:numId w:val="51"/>
+        </w:numPr>
+        <w:rPr>
+          <w:b/>
+          <w:lang w:val="es-419" w:eastAsia="es-CO"/>
+        </w:rPr>
+      </w:pPr>
+      <w:r>
+        <w:rPr>
+          <w:b/>
+          <w:lang w:val="es-419" w:eastAsia="es-CO"/>
+        </w:rPr>
+        <w:t>Actuación mientras llega la ayuda</w:t>
+      </w:r>
+    </w:p>
+    <w:p>
+      <w:pPr>
+        <w:rPr>
+          <w:lang w:val="es-419" w:eastAsia="es-CO"/>
+        </w:rPr>
+      </w:pPr>
+      <w:r>
+        <w:rPr>
+          <w:lang w:val="es-419" w:eastAsia="es-CO"/>
+        </w:rPr>
+        <w:t>La atención no termina después de realizar la llamada. Mientras llega el personal especializado, el primer respondiente debe continuar con las siguientes acciones:</w:t>
+      </w:r>
+    </w:p>
+    <w:p>
+      <w:pPr>
+        <w:pStyle w:val="Prrafodelista"/>
+        <w:numPr>
+          <w:ilvl w:val="0"/>
+          <w:numId w:val="54"/>
+        </w:numPr>
+        <w:rPr>
+          <w:lang w:val="es-419" w:eastAsia="es-CO"/>
+        </w:rPr>
+      </w:pPr>
+      <w:r>
+        <w:rPr>
+          <w:lang w:val="es-419" w:eastAsia="es-CO"/>
+        </w:rPr>
+        <w:t xml:space="preserve">Mantener la vigilancia sobre la respiración, el estado de conciencia y la condición general. </w:t>
+      </w:r>
+    </w:p>
+    <w:p>
+      <w:pPr>
+        <w:pStyle w:val="Prrafodelista"/>
+        <w:numPr>
+          <w:ilvl w:val="0"/>
+          <w:numId w:val="54"/>
+        </w:numPr>
+        <w:rPr>
+          <w:lang w:val="es-419" w:eastAsia="es-CO"/>
+        </w:rPr>
+      </w:pPr>
+      <w:r>
+        <w:rPr>
+          <w:lang w:val="es-419" w:eastAsia="es-CO"/>
+        </w:rPr>
+        <w:t xml:space="preserve">Aplicar las indicaciones proporcionadas por el operador de emergencias. </w:t>
+      </w:r>
+    </w:p>
+    <w:p>
+      <w:pPr>
+        <w:pStyle w:val="Prrafodelista"/>
+        <w:numPr>
+          <w:ilvl w:val="0"/>
+          <w:numId w:val="54"/>
+        </w:numPr>
+        <w:rPr>
+          <w:lang w:val="es-419" w:eastAsia="es-CO"/>
+        </w:rPr>
+      </w:pPr>
+      <w:r>
+        <w:rPr>
+          <w:lang w:val="es-419" w:eastAsia="es-CO"/>
+        </w:rPr>
+        <w:t xml:space="preserve">Evitar movilizar a la niña o al niño, salvo que permanezca expuesto a un peligro inmediato. </w:t>
+      </w:r>
+    </w:p>
+    <w:p>
+      <w:pPr>
+        <w:pStyle w:val="Prrafodelista"/>
+        <w:numPr>
+          <w:ilvl w:val="0"/>
+          <w:numId w:val="54"/>
+        </w:numPr>
+        <w:rPr>
+          <w:lang w:val="es-419" w:eastAsia="es-CO"/>
+        </w:rPr>
+      </w:pPr>
+      <w:r>
+        <w:rPr>
+          <w:lang w:val="es-419" w:eastAsia="es-CO"/>
+        </w:rPr>
+        <w:t xml:space="preserve">Mantener despejado y seguro el lugar de atención. </w:t>
+      </w:r>
+    </w:p>
+    <w:p>
+      <w:pPr>
+        <w:pStyle w:val="Prrafodelista"/>
+        <w:numPr>
+          <w:ilvl w:val="0"/>
+          <w:numId w:val="54"/>
+        </w:numPr>
+        <w:rPr>
+          <w:lang w:val="es-419" w:eastAsia="es-CO"/>
+        </w:rPr>
+      </w:pPr>
+      <w:r>
+        <w:rPr>
+          <w:lang w:val="es-419" w:eastAsia="es-CO"/>
+        </w:rPr>
+        <w:t xml:space="preserve">Informar cualquier cambio significativo mediante la línea de emergencias. </w:t>
+      </w:r>
+    </w:p>
+    <w:p>
+      <w:pPr>
+        <w:pStyle w:val="Prrafodelista"/>
+        <w:numPr>
+          <w:ilvl w:val="0"/>
+          <w:numId w:val="54"/>
+        </w:numPr>
+        <w:rPr>
+          <w:lang w:val="es-419" w:eastAsia="es-CO"/>
+        </w:rPr>
+      </w:pPr>
+      <w:r>
+        <w:rPr>
+          <w:lang w:val="es-419" w:eastAsia="es-CO"/>
+        </w:rPr>
+        <w:lastRenderedPageBreak/>
+        <w:t xml:space="preserve">Preparar la información necesaria para entregarla al personal especializado. </w:t>
+      </w:r>
+    </w:p>
+    <w:p>
+      <w:pPr>
+        <w:rPr>
+          <w:lang w:val="es-419" w:eastAsia="es-CO"/>
+        </w:rPr>
+      </w:pPr>
+      <w:r>
+        <w:rPr>
+          <w:lang w:val="es-419" w:eastAsia="es-CO"/>
+        </w:rPr>
+        <w:t>La vigilancia continua permite reconocer cambios que puedan requerir nuevas acciones. En todo momento, se debe conservar la calma, proteger a la niña o al niño y evitar procedimientos que no hayan sido indicados por personal capacitado.</w:t>
+      </w:r>
+    </w:p>
+    <w:p>
+      <w:pPr>
+        <w:pStyle w:val="Prrafodelista"/>
+        <w:numPr>
+          <w:ilvl w:val="0"/>
+          <w:numId w:val="51"/>
+        </w:numPr>
+        <w:rPr>
+          <w:b/>
+          <w:lang w:val="es-419" w:eastAsia="es-CO"/>
+        </w:rPr>
+      </w:pPr>
+      <w:r>
+        <w:rPr>
+          <w:b/>
+          <w:lang w:val="es-419" w:eastAsia="es-CO"/>
+        </w:rPr>
+        <w:t>Entrega al personal especializado</w:t>
+      </w:r>
+    </w:p>
+    <w:p>
+      <w:pPr>
+        <w:rPr>
+          <w:lang w:val="es-419" w:eastAsia="es-CO"/>
+        </w:rPr>
+      </w:pPr>
+      <w:r>
+        <w:rPr>
+          <w:lang w:val="es-419" w:eastAsia="es-CO"/>
+        </w:rPr>
+        <w:t xml:space="preserve">Cuando llegue el equipo de emergencias, se debe realizar una entrega clara y ordenada de la información. </w:t>
+      </w:r>
+    </w:p>
+    <w:p>
+      <w:pPr>
+        <w:rPr>
+          <w:lang w:val="es-419" w:eastAsia="es-CO"/>
+        </w:rPr>
+      </w:pPr>
+      <w:r>
+        <w:rPr>
+          <w:lang w:val="es-419" w:eastAsia="es-CO"/>
+        </w:rPr>
+        <w:t>Para ello, se debe comunicar:</w:t>
+      </w:r>
+    </w:p>
+    <w:p>
+      <w:pPr>
+        <w:pStyle w:val="Prrafodelista"/>
+        <w:numPr>
+          <w:ilvl w:val="0"/>
+          <w:numId w:val="55"/>
+        </w:numPr>
+        <w:rPr>
+          <w:lang w:val="es-419" w:eastAsia="es-CO"/>
+        </w:rPr>
+      </w:pPr>
+      <w:r>
+        <w:rPr>
+          <w:lang w:val="es-419" w:eastAsia="es-CO"/>
+        </w:rPr>
+        <w:t xml:space="preserve">Qué ocurrió y a qué hora aproximadamente. </w:t>
+      </w:r>
+    </w:p>
+    <w:p>
+      <w:pPr>
+        <w:pStyle w:val="Prrafodelista"/>
+        <w:numPr>
+          <w:ilvl w:val="0"/>
+          <w:numId w:val="55"/>
+        </w:numPr>
+        <w:rPr>
+          <w:lang w:val="es-419" w:eastAsia="es-CO"/>
+        </w:rPr>
+      </w:pPr>
+      <w:r>
+        <w:rPr>
+          <w:lang w:val="es-419" w:eastAsia="es-CO"/>
+        </w:rPr>
+        <w:t xml:space="preserve">Cuáles manifestaciones se observaron inicialmente. </w:t>
+      </w:r>
+    </w:p>
+    <w:p>
+      <w:pPr>
+        <w:pStyle w:val="Prrafodelista"/>
+        <w:numPr>
+          <w:ilvl w:val="0"/>
+          <w:numId w:val="55"/>
+        </w:numPr>
+        <w:rPr>
+          <w:lang w:val="es-419" w:eastAsia="es-CO"/>
+        </w:rPr>
+      </w:pPr>
+      <w:r>
+        <w:rPr>
+          <w:lang w:val="es-419" w:eastAsia="es-CO"/>
+        </w:rPr>
+        <w:t xml:space="preserve">Cómo evolucionó el estado de la niña o del niño. </w:t>
+      </w:r>
+    </w:p>
+    <w:p>
+      <w:pPr>
+        <w:pStyle w:val="Prrafodelista"/>
+        <w:numPr>
+          <w:ilvl w:val="0"/>
+          <w:numId w:val="55"/>
+        </w:numPr>
+        <w:rPr>
+          <w:lang w:val="es-419" w:eastAsia="es-CO"/>
+        </w:rPr>
+      </w:pPr>
+      <w:r>
+        <w:rPr>
+          <w:lang w:val="es-419" w:eastAsia="es-CO"/>
+        </w:rPr>
+        <w:t xml:space="preserve">Qué primeros auxilios se realizaron. </w:t>
+      </w:r>
+    </w:p>
+    <w:p>
+      <w:pPr>
+        <w:pStyle w:val="Prrafodelista"/>
+        <w:numPr>
+          <w:ilvl w:val="0"/>
+          <w:numId w:val="55"/>
+        </w:numPr>
+        <w:rPr>
+          <w:lang w:val="es-419" w:eastAsia="es-CO"/>
+        </w:rPr>
+      </w:pPr>
+      <w:r>
+        <w:rPr>
+          <w:lang w:val="es-419" w:eastAsia="es-CO"/>
+        </w:rPr>
+        <w:t xml:space="preserve">Qué indicaciones proporcionó el operador de la línea 123. </w:t>
+      </w:r>
+    </w:p>
+    <w:p>
+      <w:pPr>
+        <w:pStyle w:val="Prrafodelista"/>
+        <w:numPr>
+          <w:ilvl w:val="0"/>
+          <w:numId w:val="55"/>
+        </w:numPr>
+        <w:rPr>
+          <w:lang w:val="es-419" w:eastAsia="es-CO"/>
+        </w:rPr>
+      </w:pPr>
+      <w:r>
+        <w:rPr>
+          <w:lang w:val="es-419" w:eastAsia="es-CO"/>
+        </w:rPr>
+        <w:t xml:space="preserve">Si existen antecedentes relevantes informados por la familia o el cuidador. </w:t>
+      </w:r>
+    </w:p>
+    <w:p>
+      <w:pPr>
+        <w:rPr>
+          <w:lang w:val="es-419" w:eastAsia="es-CO"/>
+        </w:rPr>
+      </w:pPr>
+      <w:r>
+        <w:rPr>
+          <w:lang w:val="es-419" w:eastAsia="es-CO"/>
+        </w:rPr>
+        <w:t>La entrega de esta información favorece la continuidad del cuidado y evita la pérdida de datos importantes. Una vez que el personal especializado asuma la atención, se deben seguir sus indicaciones y evitar interferir en los procedimientos.</w:t>
+      </w:r>
+    </w:p>
+    <w:p>
+      <w:pPr>
+        <w:rPr>
+          <w:lang w:val="es-419" w:eastAsia="es-CO"/>
+        </w:rPr>
+      </w:pPr>
+      <w:r>
+        <w:rPr>
+          <w:lang w:val="es-419" w:eastAsia="es-CO"/>
+        </w:rPr>
+        <w:t xml:space="preserve">La articulación con el sistema de emergencias integra la solicitud de ayuda, la comunicación precisa, la vigilancia y la entrega responsable de la información. Cuando el evento también puede tener implicaciones legales, se deben proteger el lugar, los </w:t>
+      </w:r>
+      <w:r>
+        <w:rPr>
+          <w:lang w:val="es-419" w:eastAsia="es-CO"/>
+        </w:rPr>
+        <w:lastRenderedPageBreak/>
+        <w:t>elementos relacionados y la intimidad de la niña o del niño, aspectos que se abordan en el siguiente numeral.</w:t>
+      </w:r>
+    </w:p>
+    <w:p>
+      <w:pPr>
+        <w:rPr>
+          <w:lang w:val="es-419" w:eastAsia="es-CO"/>
+        </w:rPr>
+      </w:pPr>
+    </w:p>
+    <w:p>
+      <w:pPr>
+        <w:pStyle w:val="Ttulo2"/>
+      </w:pPr>
+      <w:bookmarkStart w:id="32" w:name="_Toc237343004"/>
+      <w:r>
+        <w:t>Cadena de custodia</w:t>
+      </w:r>
+      <w:bookmarkEnd w:id="32"/>
+    </w:p>
+    <w:p>
+      <w:pPr>
+        <w:rPr>
+          <w:lang w:val="es-419" w:eastAsia="es-CO"/>
+        </w:rPr>
+      </w:pPr>
+      <w:r>
+        <w:rPr>
+          <w:lang w:val="es-419" w:eastAsia="es-CO"/>
+        </w:rPr>
+        <w:t>Cuando una emergencia se relaciona con un accidente grave, una posible situación de violencia u otro hecho que requiera investigación, se debe proteger el lugar y evitar alteraciones innecesarias. Estas acciones contribuyen a conservar la información y los elementos que posteriormente pueden ser examinados por las autoridades competentes.</w:t>
+      </w:r>
+    </w:p>
+    <w:p>
+      <w:pPr>
+        <w:rPr>
+          <w:lang w:val="es-419" w:eastAsia="es-CO"/>
+        </w:rPr>
+      </w:pPr>
+      <w:r>
+        <w:rPr>
+          <w:lang w:val="es-419" w:eastAsia="es-CO"/>
+        </w:rPr>
+        <w:t>La cadena de custodia es un procedimiento técnico que permite identificar, conservar, trasladar y entregar los elementos materiales probatorios y la evidencia física. Su aplicación corresponde a las autoridades y al personal legalmente facultado. Por tanto, el primer respondiente debe brindar la atención inicial, proteger el lugar y comunicar objetivamente lo observado, sin asumir funciones investigativas.</w:t>
+      </w:r>
+    </w:p>
+    <w:p>
+      <w:pPr>
+        <w:pStyle w:val="Prrafodelista"/>
+        <w:numPr>
+          <w:ilvl w:val="0"/>
+          <w:numId w:val="56"/>
+        </w:numPr>
+        <w:rPr>
+          <w:b/>
+          <w:lang w:val="es-419" w:eastAsia="es-CO"/>
+        </w:rPr>
+      </w:pPr>
+      <w:r>
+        <w:rPr>
+          <w:b/>
+          <w:lang w:val="es-419" w:eastAsia="es-CO"/>
+        </w:rPr>
+        <w:t>Prioridad durante la atención</w:t>
+      </w:r>
+    </w:p>
+    <w:p>
+      <w:pPr>
+        <w:rPr>
+          <w:lang w:val="es-419" w:eastAsia="es-CO"/>
+        </w:rPr>
+      </w:pPr>
+      <w:r>
+        <w:rPr>
+          <w:lang w:val="es-419" w:eastAsia="es-CO"/>
+        </w:rPr>
+        <w:t>La protección de la vida y la salud de la niña o del niño siempre es prioritaria. Si para brindar los primeros auxilios es indispensable ingresar al lugar, mover un objeto o modificar alguna condición del entorno, se debe realizar únicamente la acción necesaria e informar posteriormente a la autoridad.</w:t>
+      </w:r>
+    </w:p>
+    <w:p>
+      <w:pPr>
+        <w:pStyle w:val="Prrafodelista"/>
+        <w:numPr>
+          <w:ilvl w:val="0"/>
+          <w:numId w:val="56"/>
+        </w:numPr>
+        <w:rPr>
+          <w:b/>
+          <w:lang w:val="es-419" w:eastAsia="es-CO"/>
+        </w:rPr>
+      </w:pPr>
+      <w:r>
+        <w:rPr>
+          <w:b/>
+          <w:lang w:val="es-419" w:eastAsia="es-CO"/>
+        </w:rPr>
+        <w:t>Actuaciones del primer respondiente</w:t>
+      </w:r>
+    </w:p>
+    <w:p>
+      <w:pPr>
+        <w:rPr>
+          <w:lang w:val="es-419" w:eastAsia="es-CO"/>
+        </w:rPr>
+      </w:pPr>
+      <w:r>
+        <w:rPr>
+          <w:lang w:val="es-419" w:eastAsia="es-CO"/>
+        </w:rPr>
+        <w:t>Para proteger el lugar y apoyar la intervención de las autoridades, se deben aplicar las siguientes acciones:</w:t>
+      </w:r>
+    </w:p>
+    <w:p>
+      <w:pPr>
+        <w:pStyle w:val="Prrafodelista"/>
+        <w:numPr>
+          <w:ilvl w:val="0"/>
+          <w:numId w:val="57"/>
+        </w:numPr>
+        <w:rPr>
+          <w:lang w:val="es-419" w:eastAsia="es-CO"/>
+        </w:rPr>
+      </w:pPr>
+      <w:r>
+        <w:rPr>
+          <w:b/>
+          <w:lang w:val="es-419" w:eastAsia="es-CO"/>
+        </w:rPr>
+        <w:lastRenderedPageBreak/>
+        <w:t>Verificar la seguridad</w:t>
+      </w:r>
+      <w:r>
+        <w:rPr>
+          <w:lang w:val="es-419" w:eastAsia="es-CO"/>
+        </w:rPr>
+        <w:t xml:space="preserve">: identificar los riesgos para la niña, el niño y las demás personas presentes. </w:t>
+      </w:r>
+    </w:p>
+    <w:p>
+      <w:pPr>
+        <w:pStyle w:val="Prrafodelista"/>
+        <w:numPr>
+          <w:ilvl w:val="0"/>
+          <w:numId w:val="57"/>
+        </w:numPr>
+        <w:rPr>
+          <w:lang w:val="es-419" w:eastAsia="es-CO"/>
+        </w:rPr>
+      </w:pPr>
+      <w:r>
+        <w:rPr>
+          <w:b/>
+          <w:lang w:val="es-419" w:eastAsia="es-CO"/>
+        </w:rPr>
+        <w:t>Activar el sistema de emergencias</w:t>
+      </w:r>
+      <w:r>
+        <w:rPr>
+          <w:lang w:val="es-419" w:eastAsia="es-CO"/>
+        </w:rPr>
+        <w:t xml:space="preserve">: comunicarse con la línea de emergencias 123 para reportar con claridad la condición de la niña o del niño y su ubicación exacta. </w:t>
+      </w:r>
+    </w:p>
+    <w:p>
+      <w:pPr>
+        <w:pStyle w:val="Prrafodelista"/>
+        <w:numPr>
+          <w:ilvl w:val="0"/>
+          <w:numId w:val="57"/>
+        </w:numPr>
+        <w:rPr>
+          <w:lang w:val="es-419" w:eastAsia="es-CO"/>
+        </w:rPr>
+      </w:pPr>
+      <w:r>
+        <w:rPr>
+          <w:b/>
+          <w:lang w:val="es-419" w:eastAsia="es-CO"/>
+        </w:rPr>
+        <w:t>Restringir el acceso</w:t>
+      </w:r>
+      <w:r>
+        <w:rPr>
+          <w:lang w:val="es-419" w:eastAsia="es-CO"/>
+        </w:rPr>
+        <w:t xml:space="preserve">: evitar, cuando sea seguro, el ingreso de personas ajenas al evento. </w:t>
+      </w:r>
+    </w:p>
+    <w:p>
+      <w:pPr>
+        <w:pStyle w:val="Prrafodelista"/>
+        <w:numPr>
+          <w:ilvl w:val="0"/>
+          <w:numId w:val="57"/>
+        </w:numPr>
+        <w:rPr>
+          <w:lang w:val="es-419" w:eastAsia="es-CO"/>
+        </w:rPr>
+      </w:pPr>
+      <w:r>
+        <w:rPr>
+          <w:b/>
+          <w:lang w:val="es-419" w:eastAsia="es-CO"/>
+        </w:rPr>
+        <w:t>Conservar el lugar</w:t>
+      </w:r>
+      <w:r>
+        <w:rPr>
+          <w:lang w:val="es-419" w:eastAsia="es-CO"/>
+        </w:rPr>
+        <w:t xml:space="preserve">: procurar que los objetos permanezcan en la posición y el estado en que fueron encontrados. </w:t>
+      </w:r>
+    </w:p>
+    <w:p>
+      <w:pPr>
+        <w:pStyle w:val="Prrafodelista"/>
+        <w:numPr>
+          <w:ilvl w:val="0"/>
+          <w:numId w:val="57"/>
+        </w:numPr>
+        <w:rPr>
+          <w:lang w:val="es-419" w:eastAsia="es-CO"/>
+        </w:rPr>
+      </w:pPr>
+      <w:r>
+        <w:rPr>
+          <w:b/>
+          <w:lang w:val="es-419" w:eastAsia="es-CO"/>
+        </w:rPr>
+        <w:t>Evitar manipulaciones</w:t>
+      </w:r>
+      <w:r>
+        <w:rPr>
+          <w:lang w:val="es-419" w:eastAsia="es-CO"/>
+        </w:rPr>
+        <w:t xml:space="preserve">: no mover, limpiar, recoger, lavar, desechar ni trasladar objetos relacionados con el evento. </w:t>
+      </w:r>
+    </w:p>
+    <w:p>
+      <w:pPr>
+        <w:pStyle w:val="Prrafodelista"/>
+        <w:numPr>
+          <w:ilvl w:val="0"/>
+          <w:numId w:val="57"/>
+        </w:numPr>
+        <w:rPr>
+          <w:lang w:val="es-419" w:eastAsia="es-CO"/>
+        </w:rPr>
+      </w:pPr>
+      <w:r>
+        <w:rPr>
+          <w:b/>
+          <w:lang w:val="es-419" w:eastAsia="es-CO"/>
+        </w:rPr>
+        <w:t>Registrar los hechos</w:t>
+      </w:r>
+      <w:r>
+        <w:rPr>
+          <w:lang w:val="es-419" w:eastAsia="es-CO"/>
+        </w:rPr>
+        <w:t xml:space="preserve">: anotar la fecha, la hora aproximada, el lugar, las condiciones observadas, los primeros auxilios brindados y las modificaciones realizadas. </w:t>
+      </w:r>
+    </w:p>
+    <w:p>
+      <w:pPr>
+        <w:pStyle w:val="Prrafodelista"/>
+        <w:numPr>
+          <w:ilvl w:val="0"/>
+          <w:numId w:val="57"/>
+        </w:numPr>
+        <w:rPr>
+          <w:lang w:val="es-419" w:eastAsia="es-CO"/>
+        </w:rPr>
+      </w:pPr>
+      <w:r>
+        <w:rPr>
+          <w:b/>
+          <w:lang w:val="es-419" w:eastAsia="es-CO"/>
+        </w:rPr>
+        <w:t>Proteger la intimidad</w:t>
+      </w:r>
+      <w:r>
+        <w:rPr>
+          <w:lang w:val="es-419" w:eastAsia="es-CO"/>
+        </w:rPr>
+        <w:t xml:space="preserve">: impedir la toma o divulgación de fotografías, videos, audios y datos personales. </w:t>
+      </w:r>
+    </w:p>
+    <w:p>
+      <w:pPr>
+        <w:pStyle w:val="Prrafodelista"/>
+        <w:numPr>
+          <w:ilvl w:val="0"/>
+          <w:numId w:val="57"/>
         </w:numPr>
         <w:rPr>
           <w:lang w:val="es-419" w:eastAsia="es-CO"/>
@@ -14358,188 +15187,38 @@
         <w:rPr>
           <w:lang w:val="es-419" w:eastAsia="es-CO"/>
         </w:rPr>
-        <w:t xml:space="preserve">: comunicar al personal especializado la evolución de la niña o del niño y las acciones realizadas. </w:t>
-      </w:r>
-    </w:p>
-    <w:p>
-      <w:pPr>
-        <w:rPr>
-          <w:lang w:val="es-419" w:eastAsia="es-CO"/>
-        </w:rPr>
-      </w:pPr>
-      <w:r>
-        <w:rPr>
-          <w:lang w:val="es-419" w:eastAsia="es-CO"/>
-        </w:rPr>
-        <w:t>El cumplimiento ordenado de estas acciones facilita la comprensión del evento y permite que los organismos de respuesta determinen los recursos necesarios. La información suministrada debe ser concreta, verificable y limitada a los hechos observados.</w:t>
-      </w:r>
-    </w:p>
-    <w:p>
-      <w:pPr>
-        <w:pStyle w:val="Prrafodelista"/>
-        <w:numPr>
-          <w:ilvl w:val="0"/>
-          <w:numId w:val="51"/>
-        </w:numPr>
-        <w:rPr>
-          <w:b/>
-          <w:lang w:val="es-419" w:eastAsia="es-CO"/>
-        </w:rPr>
-      </w:pPr>
-      <w:r>
-        <w:rPr>
-          <w:b/>
-          <w:lang w:val="es-419" w:eastAsia="es-CO"/>
-        </w:rPr>
-        <w:t>Información que debe comunicarse</w:t>
-      </w:r>
-    </w:p>
-    <w:p>
-      <w:pPr>
-        <w:rPr>
-          <w:lang w:val="es-419" w:eastAsia="es-CO"/>
-        </w:rPr>
-      </w:pPr>
-      <w:r>
-        <w:rPr>
-          <w:lang w:val="es-419" w:eastAsia="es-CO"/>
-        </w:rPr>
-        <w:t>Durante la llamada, se deben proporcionar los datos esenciales para orientar la respuesta:</w:t>
-      </w:r>
-    </w:p>
-    <w:p>
-      <w:pPr>
-        <w:pStyle w:val="Prrafodelista"/>
-        <w:numPr>
-          <w:ilvl w:val="0"/>
-          <w:numId w:val="53"/>
-        </w:numPr>
-        <w:rPr>
-          <w:lang w:val="es-419" w:eastAsia="es-CO"/>
-        </w:rPr>
-      </w:pPr>
-      <w:r>
-        <w:rPr>
-          <w:b/>
-          <w:lang w:val="es-419" w:eastAsia="es-CO"/>
-        </w:rPr>
-        <w:t>Situación presentada</w:t>
-      </w:r>
-      <w:r>
-        <w:rPr>
-          <w:lang w:val="es-419" w:eastAsia="es-CO"/>
-        </w:rPr>
-        <w:t xml:space="preserve">: qué ocurrió y cómo sucedió, si esta información se conoce. </w:t>
-      </w:r>
-    </w:p>
-    <w:p>
-      <w:pPr>
-        <w:pStyle w:val="Prrafodelista"/>
-        <w:numPr>
-          <w:ilvl w:val="0"/>
-          <w:numId w:val="53"/>
-        </w:numPr>
-        <w:rPr>
-          <w:lang w:val="es-419" w:eastAsia="es-CO"/>
-        </w:rPr>
-      </w:pPr>
-      <w:r>
-        <w:rPr>
-          <w:b/>
-          <w:lang w:val="es-419" w:eastAsia="es-CO"/>
-        </w:rPr>
-        <w:t>Ubicación exacta</w:t>
-      </w:r>
-      <w:r>
-        <w:rPr>
-          <w:lang w:val="es-419" w:eastAsia="es-CO"/>
-        </w:rPr>
-        <w:t xml:space="preserve">: dirección, municipio, barrio, punto de referencia y condiciones de acceso. </w:t>
-      </w:r>
-    </w:p>
-    <w:p>
-      <w:pPr>
-        <w:pStyle w:val="Prrafodelista"/>
-        <w:numPr>
-          <w:ilvl w:val="0"/>
-          <w:numId w:val="53"/>
-        </w:numPr>
-        <w:rPr>
-          <w:lang w:val="es-419" w:eastAsia="es-CO"/>
-        </w:rPr>
-      </w:pPr>
-      <w:r>
-        <w:rPr>
-          <w:b/>
-          <w:lang w:val="es-419" w:eastAsia="es-CO"/>
-        </w:rPr>
-        <w:t>Persona afectada</w:t>
-      </w:r>
-      <w:r>
-        <w:rPr>
-          <w:lang w:val="es-419" w:eastAsia="es-CO"/>
-        </w:rPr>
-        <w:t xml:space="preserve">: edad aproximada y estado actual de la niña o del niño. </w:t>
-      </w:r>
-    </w:p>
-    <w:p>
-      <w:pPr>
-        <w:pStyle w:val="Prrafodelista"/>
-        <w:numPr>
-          <w:ilvl w:val="0"/>
-          <w:numId w:val="53"/>
-        </w:numPr>
-        <w:rPr>
-          <w:lang w:val="es-419" w:eastAsia="es-CO"/>
-        </w:rPr>
-      </w:pPr>
-      <w:r>
-        <w:rPr>
-          <w:b/>
-          <w:lang w:val="es-419" w:eastAsia="es-CO"/>
-        </w:rPr>
-        <w:t>Manifestaciones observadas</w:t>
-      </w:r>
-      <w:r>
-        <w:rPr>
-          <w:lang w:val="es-419" w:eastAsia="es-CO"/>
-        </w:rPr>
-        <w:t xml:space="preserve">: cambios en la respiración, el estado de conciencia, la circulación, la movilidad o el comportamiento. </w:t>
-      </w:r>
-    </w:p>
-    <w:p>
-      <w:pPr>
-        <w:pStyle w:val="Prrafodelista"/>
-        <w:numPr>
-          <w:ilvl w:val="0"/>
-          <w:numId w:val="53"/>
-        </w:numPr>
-        <w:rPr>
-          <w:lang w:val="es-419" w:eastAsia="es-CO"/>
-        </w:rPr>
-      </w:pPr>
-      <w:r>
-        <w:rPr>
-          <w:b/>
-          <w:lang w:val="es-419" w:eastAsia="es-CO"/>
-        </w:rPr>
-        <w:t>Primeros auxilios realizados</w:t>
-      </w:r>
-      <w:r>
-        <w:rPr>
-          <w:lang w:val="es-419" w:eastAsia="es-CO"/>
-        </w:rPr>
-        <w:t xml:space="preserve">: acciones aplicadas antes y durante la llamada. </w:t>
-      </w:r>
-    </w:p>
-    <w:p>
-      <w:pPr>
-        <w:pStyle w:val="Prrafodelista"/>
-        <w:numPr>
-          <w:ilvl w:val="0"/>
-          <w:numId w:val="53"/>
-        </w:numPr>
-        <w:rPr>
+        <w:t xml:space="preserve">: comunicar al personal especializado las actuaciones realizadas y los cambios indispensables efectuados durante la atención. </w:t>
+      </w:r>
+    </w:p>
+    <w:p>
+      <w:pPr>
+        <w:rPr>
+          <w:lang w:val="es-419" w:eastAsia="es-CO"/>
+        </w:rPr>
+      </w:pPr>
+      <w:r>
+        <w:rPr>
+          <w:lang w:val="es-419" w:eastAsia="es-CO"/>
+        </w:rPr>
+        <w:t>Estas acciones permiten apoyar la protección de la escena sin asumir procedimientos propios de las autoridades. El primer respondiente no debe recolectar, embalar, rotular ni trasladar posibles evidencias, salvo que reciba una instrucción expresa de la autoridad competente.</w:t>
+      </w:r>
+    </w:p>
+    <w:p>
+      <w:pPr>
+        <w:rPr>
+          <w:lang w:val="es-419" w:eastAsia="es-CO"/>
+        </w:rPr>
+      </w:pPr>
+    </w:p>
+    <w:p>
+      <w:pPr>
+        <w:pStyle w:val="Prrafodelista"/>
+        <w:numPr>
+          <w:ilvl w:val="0"/>
+          <w:numId w:val="56"/>
+        </w:numPr>
+        <w:rPr>
+          <w:b/>
           <w:lang w:val="es-419" w:eastAsia="es-CO"/>
         </w:rPr>
       </w:pPr>
@@ -14549,742 +15228,6 @@
           <w:lang w:val="es-419" w:eastAsia="es-CO"/>
         </w:rPr>
         <w:lastRenderedPageBreak/>
-        <w:t>Riesgos presentes</w:t>
-      </w:r>
-      <w:r>
-        <w:rPr>
-          <w:lang w:val="es-419" w:eastAsia="es-CO"/>
-        </w:rPr>
-        <w:t xml:space="preserve">: fuego, humo, sustancias peligrosas, tránsito, violencia u otras condiciones que puedan afectar la atención. </w:t>
-      </w:r>
-    </w:p>
-    <w:p>
-      <w:pPr>
-        <w:pStyle w:val="Prrafodelista"/>
-        <w:numPr>
-          <w:ilvl w:val="0"/>
-          <w:numId w:val="53"/>
-        </w:numPr>
-        <w:rPr>
-          <w:lang w:val="es-419" w:eastAsia="es-CO"/>
-        </w:rPr>
-      </w:pPr>
-      <w:r>
-        <w:rPr>
-          <w:b/>
-          <w:lang w:val="es-419" w:eastAsia="es-CO"/>
-        </w:rPr>
-        <w:t>Datos de contacto</w:t>
-      </w:r>
-      <w:r>
-        <w:rPr>
-          <w:lang w:val="es-419" w:eastAsia="es-CO"/>
-        </w:rPr>
-        <w:t xml:space="preserve">: nombre y número telefónico de la persona que realiza el reporte. </w:t>
-      </w:r>
-    </w:p>
-    <w:p>
-      <w:pPr>
-        <w:rPr>
-          <w:lang w:val="es-419" w:eastAsia="es-CO"/>
-        </w:rPr>
-      </w:pPr>
-      <w:r>
-        <w:rPr>
-          <w:lang w:val="es-419" w:eastAsia="es-CO"/>
-        </w:rPr>
-        <w:t>Estos datos permiten que el operador comprenda la situación y proporcione instrucciones apropiadas. Si alguna información se desconoce, debe indicarse con claridad, sin realizar suposiciones ni emitir diagnósticos.</w:t>
-      </w:r>
-    </w:p>
-    <w:p>
-      <w:pPr>
-        <w:rPr>
-          <w:lang w:val="es-419" w:eastAsia="es-CO"/>
-        </w:rPr>
-      </w:pPr>
-      <w:r>
-        <w:rPr>
-          <w:lang w:val="es-419" w:eastAsia="es-CO"/>
-        </w:rPr>
-        <w:t>Durante la llamada a la línea de emergencias 123, se debe informar qué ocurrió, dónde sucedió, cómo se encuentra la niña o el niño y cuáles acciones se han realizado.</w:t>
-      </w:r>
-    </w:p>
-    <w:p>
-      <w:pPr>
-        <w:pStyle w:val="Prrafodelista"/>
-        <w:numPr>
-          <w:ilvl w:val="0"/>
-          <w:numId w:val="51"/>
-        </w:numPr>
-        <w:rPr>
-          <w:b/>
-          <w:lang w:val="es-419" w:eastAsia="es-CO"/>
-        </w:rPr>
-      </w:pPr>
-      <w:r>
-        <w:rPr>
-          <w:b/>
-          <w:lang w:val="es-419" w:eastAsia="es-CO"/>
-        </w:rPr>
-        <w:t>Actuación mientras llega la ayuda</w:t>
-      </w:r>
-    </w:p>
-    <w:p>
-      <w:pPr>
-        <w:rPr>
-          <w:lang w:val="es-419" w:eastAsia="es-CO"/>
-        </w:rPr>
-      </w:pPr>
-      <w:r>
-        <w:rPr>
-          <w:lang w:val="es-419" w:eastAsia="es-CO"/>
-        </w:rPr>
-        <w:t>La atención no termina después de realizar la llamada. Mientras llega el personal especializado, el primer respondiente debe continuar con las siguientes acciones:</w:t>
-      </w:r>
-    </w:p>
-    <w:p>
-      <w:pPr>
-        <w:pStyle w:val="Prrafodelista"/>
-        <w:numPr>
-          <w:ilvl w:val="0"/>
-          <w:numId w:val="54"/>
-        </w:numPr>
-        <w:rPr>
-          <w:lang w:val="es-419" w:eastAsia="es-CO"/>
-        </w:rPr>
-      </w:pPr>
-      <w:r>
-        <w:rPr>
-          <w:lang w:val="es-419" w:eastAsia="es-CO"/>
-        </w:rPr>
-        <w:t xml:space="preserve">Mantener la vigilancia sobre la respiración, el estado de conciencia y la condición general. </w:t>
-      </w:r>
-    </w:p>
-    <w:p>
-      <w:pPr>
-        <w:pStyle w:val="Prrafodelista"/>
-        <w:numPr>
-          <w:ilvl w:val="0"/>
-          <w:numId w:val="54"/>
-        </w:numPr>
-        <w:rPr>
-          <w:lang w:val="es-419" w:eastAsia="es-CO"/>
-        </w:rPr>
-      </w:pPr>
-      <w:r>
-        <w:rPr>
-          <w:lang w:val="es-419" w:eastAsia="es-CO"/>
-        </w:rPr>
-        <w:t xml:space="preserve">Aplicar las indicaciones proporcionadas por el operador de emergencias. </w:t>
-      </w:r>
-    </w:p>
-    <w:p>
-      <w:pPr>
-        <w:pStyle w:val="Prrafodelista"/>
-        <w:numPr>
-          <w:ilvl w:val="0"/>
-          <w:numId w:val="54"/>
-        </w:numPr>
-        <w:rPr>
-          <w:lang w:val="es-419" w:eastAsia="es-CO"/>
-        </w:rPr>
-      </w:pPr>
-      <w:r>
-        <w:rPr>
-          <w:lang w:val="es-419" w:eastAsia="es-CO"/>
-        </w:rPr>
-        <w:t xml:space="preserve">Evitar movilizar a la niña o al niño, salvo que permanezca expuesto a un peligro inmediato. </w:t>
-      </w:r>
-    </w:p>
-    <w:p>
-      <w:pPr>
-        <w:pStyle w:val="Prrafodelista"/>
-        <w:numPr>
-          <w:ilvl w:val="0"/>
-          <w:numId w:val="54"/>
-        </w:numPr>
-        <w:rPr>
-          <w:lang w:val="es-419" w:eastAsia="es-CO"/>
-        </w:rPr>
-      </w:pPr>
-      <w:r>
-        <w:rPr>
-          <w:lang w:val="es-419" w:eastAsia="es-CO"/>
-        </w:rPr>
-        <w:t xml:space="preserve">Mantener despejado y seguro el lugar de atención. </w:t>
-      </w:r>
-    </w:p>
-    <w:p>
-      <w:pPr>
-        <w:pStyle w:val="Prrafodelista"/>
-        <w:numPr>
-          <w:ilvl w:val="0"/>
-          <w:numId w:val="54"/>
-        </w:numPr>
-        <w:rPr>
-          <w:lang w:val="es-419" w:eastAsia="es-CO"/>
-        </w:rPr>
-      </w:pPr>
-      <w:r>
-        <w:rPr>
-          <w:lang w:val="es-419" w:eastAsia="es-CO"/>
-        </w:rPr>
-        <w:t xml:space="preserve">Informar cualquier cambio significativo mediante la línea de emergencias. </w:t>
-      </w:r>
-    </w:p>
-    <w:p>
-      <w:pPr>
-        <w:pStyle w:val="Prrafodelista"/>
-        <w:numPr>
-          <w:ilvl w:val="0"/>
-          <w:numId w:val="54"/>
-        </w:numPr>
-        <w:rPr>
-          <w:lang w:val="es-419" w:eastAsia="es-CO"/>
-        </w:rPr>
-      </w:pPr>
-      <w:r>
-        <w:rPr>
-          <w:lang w:val="es-419" w:eastAsia="es-CO"/>
-        </w:rPr>
-        <w:t xml:space="preserve">Preparar la información necesaria para entregarla al personal especializado. </w:t>
-      </w:r>
-    </w:p>
-    <w:p>
-      <w:pPr>
-        <w:rPr>
-          <w:lang w:val="es-419" w:eastAsia="es-CO"/>
-        </w:rPr>
-      </w:pPr>
-      <w:r>
-        <w:rPr>
-          <w:lang w:val="es-419" w:eastAsia="es-CO"/>
-        </w:rPr>
-        <w:lastRenderedPageBreak/>
-        <w:t>La vigilancia continua permite reconocer cambios que puedan requerir nuevas acciones. En todo momento, se debe conservar la calma, proteger a la niña o al niño y evitar procedimientos que no hayan sido indicados por personal capacitado.</w:t>
-      </w:r>
-    </w:p>
-    <w:p>
-      <w:pPr>
-        <w:pStyle w:val="Prrafodelista"/>
-        <w:numPr>
-          <w:ilvl w:val="0"/>
-          <w:numId w:val="51"/>
-        </w:numPr>
-        <w:rPr>
-          <w:b/>
-          <w:lang w:val="es-419" w:eastAsia="es-CO"/>
-        </w:rPr>
-      </w:pPr>
-      <w:r>
-        <w:rPr>
-          <w:b/>
-          <w:lang w:val="es-419" w:eastAsia="es-CO"/>
-        </w:rPr>
-        <w:t>Entrega al personal especializado</w:t>
-      </w:r>
-    </w:p>
-    <w:p>
-      <w:pPr>
-        <w:rPr>
-          <w:lang w:val="es-419" w:eastAsia="es-CO"/>
-        </w:rPr>
-      </w:pPr>
-      <w:r>
-        <w:rPr>
-          <w:lang w:val="es-419" w:eastAsia="es-CO"/>
-        </w:rPr>
-        <w:t xml:space="preserve">Cuando llegue el equipo de emergencias, se debe realizar una entrega clara y ordenada de la información. </w:t>
-      </w:r>
-    </w:p>
-    <w:p>
-      <w:pPr>
-        <w:rPr>
-          <w:lang w:val="es-419" w:eastAsia="es-CO"/>
-        </w:rPr>
-      </w:pPr>
-      <w:r>
-        <w:rPr>
-          <w:lang w:val="es-419" w:eastAsia="es-CO"/>
-        </w:rPr>
-        <w:t>Para ello, se debe comunicar:</w:t>
-      </w:r>
-    </w:p>
-    <w:p>
-      <w:pPr>
-        <w:pStyle w:val="Prrafodelista"/>
-        <w:numPr>
-          <w:ilvl w:val="0"/>
-          <w:numId w:val="55"/>
-        </w:numPr>
-        <w:rPr>
-          <w:lang w:val="es-419" w:eastAsia="es-CO"/>
-        </w:rPr>
-      </w:pPr>
-      <w:r>
-        <w:rPr>
-          <w:lang w:val="es-419" w:eastAsia="es-CO"/>
-        </w:rPr>
-        <w:t xml:space="preserve">Qué ocurrió y a qué hora aproximadamente. </w:t>
-      </w:r>
-    </w:p>
-    <w:p>
-      <w:pPr>
-        <w:pStyle w:val="Prrafodelista"/>
-        <w:numPr>
-          <w:ilvl w:val="0"/>
-          <w:numId w:val="55"/>
-        </w:numPr>
-        <w:rPr>
-          <w:lang w:val="es-419" w:eastAsia="es-CO"/>
-        </w:rPr>
-      </w:pPr>
-      <w:r>
-        <w:rPr>
-          <w:lang w:val="es-419" w:eastAsia="es-CO"/>
-        </w:rPr>
-        <w:t xml:space="preserve">Cuáles manifestaciones se observaron inicialmente. </w:t>
-      </w:r>
-    </w:p>
-    <w:p>
-      <w:pPr>
-        <w:pStyle w:val="Prrafodelista"/>
-        <w:numPr>
-          <w:ilvl w:val="0"/>
-          <w:numId w:val="55"/>
-        </w:numPr>
-        <w:rPr>
-          <w:lang w:val="es-419" w:eastAsia="es-CO"/>
-        </w:rPr>
-      </w:pPr>
-      <w:r>
-        <w:rPr>
-          <w:lang w:val="es-419" w:eastAsia="es-CO"/>
-        </w:rPr>
-        <w:t xml:space="preserve">Cómo evolucionó el estado de la niña o del niño. </w:t>
-      </w:r>
-    </w:p>
-    <w:p>
-      <w:pPr>
-        <w:pStyle w:val="Prrafodelista"/>
-        <w:numPr>
-          <w:ilvl w:val="0"/>
-          <w:numId w:val="55"/>
-        </w:numPr>
-        <w:rPr>
-          <w:lang w:val="es-419" w:eastAsia="es-CO"/>
-        </w:rPr>
-      </w:pPr>
-      <w:r>
-        <w:rPr>
-          <w:lang w:val="es-419" w:eastAsia="es-CO"/>
-        </w:rPr>
-        <w:t xml:space="preserve">Qué primeros auxilios se realizaron. </w:t>
-      </w:r>
-    </w:p>
-    <w:p>
-      <w:pPr>
-        <w:pStyle w:val="Prrafodelista"/>
-        <w:numPr>
-          <w:ilvl w:val="0"/>
-          <w:numId w:val="55"/>
-        </w:numPr>
-        <w:rPr>
-          <w:lang w:val="es-419" w:eastAsia="es-CO"/>
-        </w:rPr>
-      </w:pPr>
-      <w:r>
-        <w:rPr>
-          <w:lang w:val="es-419" w:eastAsia="es-CO"/>
-        </w:rPr>
-        <w:t xml:space="preserve">Qué indicaciones proporcionó el operador de la línea 123. </w:t>
-      </w:r>
-    </w:p>
-    <w:p>
-      <w:pPr>
-        <w:pStyle w:val="Prrafodelista"/>
-        <w:numPr>
-          <w:ilvl w:val="0"/>
-          <w:numId w:val="55"/>
-        </w:numPr>
-        <w:rPr>
-          <w:lang w:val="es-419" w:eastAsia="es-CO"/>
-        </w:rPr>
-      </w:pPr>
-      <w:r>
-        <w:rPr>
-          <w:lang w:val="es-419" w:eastAsia="es-CO"/>
-        </w:rPr>
-        <w:t xml:space="preserve">Si existen antecedentes relevantes informados por la familia o el cuidador. </w:t>
-      </w:r>
-    </w:p>
-    <w:p>
-      <w:pPr>
-        <w:rPr>
-          <w:lang w:val="es-419" w:eastAsia="es-CO"/>
-        </w:rPr>
-      </w:pPr>
-      <w:r>
-        <w:rPr>
-          <w:lang w:val="es-419" w:eastAsia="es-CO"/>
-        </w:rPr>
-        <w:t>La entrega de esta información favorece la continuidad del cuidado y evita la pérdida de datos importantes. Una vez que el personal especializado asuma la atención, se deben seguir sus indicaciones y evitar interferir en los procedimientos.</w:t>
-      </w:r>
-    </w:p>
-    <w:p>
-      <w:pPr>
-        <w:rPr>
-          <w:lang w:val="es-419" w:eastAsia="es-CO"/>
-        </w:rPr>
-      </w:pPr>
-      <w:r>
-        <w:rPr>
-          <w:lang w:val="es-419" w:eastAsia="es-CO"/>
-        </w:rPr>
-        <w:t>La articulación con el sistema de emergencias integra la solicitud de ayuda, la comunicación precisa, la vigilancia y la entrega responsable de la información. Cuando el evento también puede tener implicaciones legales, se deben proteger el lugar, los elementos relacionados y la intimidad de la niña o del niño, aspectos que se abordan en el siguiente numeral.</w:t>
-      </w:r>
-    </w:p>
-    <w:p>
-      <w:pPr>
-        <w:rPr>
-          <w:lang w:val="es-419" w:eastAsia="es-CO"/>
-        </w:rPr>
-      </w:pPr>
-    </w:p>
-    <w:p>
-      <w:pPr>
-        <w:pStyle w:val="Ttulo2"/>
-      </w:pPr>
-      <w:bookmarkStart w:id="32" w:name="_Toc237343004"/>
-      <w:r>
-        <w:lastRenderedPageBreak/>
-        <w:t>Cadena de custodia</w:t>
-      </w:r>
-      <w:bookmarkEnd w:id="32"/>
-    </w:p>
-    <w:p>
-      <w:pPr>
-        <w:rPr>
-          <w:lang w:val="es-419" w:eastAsia="es-CO"/>
-        </w:rPr>
-      </w:pPr>
-      <w:r>
-        <w:rPr>
-          <w:lang w:val="es-419" w:eastAsia="es-CO"/>
-        </w:rPr>
-        <w:t>Cuando una emergencia se relaciona con un accidente grave, una posible situación de violencia u otro hecho que requiera investigación, se debe proteger el lugar y evitar alteraciones innecesarias. Estas acciones contribuyen a conservar la información y los elementos que posteriormente pueden ser examinados por las autoridades competentes.</w:t>
-      </w:r>
-    </w:p>
-    <w:p>
-      <w:pPr>
-        <w:rPr>
-          <w:lang w:val="es-419" w:eastAsia="es-CO"/>
-        </w:rPr>
-      </w:pPr>
-      <w:r>
-        <w:rPr>
-          <w:lang w:val="es-419" w:eastAsia="es-CO"/>
-        </w:rPr>
-        <w:t>La cadena de custodia es un procedimiento técnico que permite identificar, conservar, trasladar y entregar los elementos materiales probatorios y la evidencia física. Su aplicación corresponde a las autoridades y al personal legalmente facultado. Por tanto, el primer respondiente debe brindar la atención inicial, proteger el lugar y comunicar objetivamente lo observado, sin asumir funciones investigativas.</w:t>
-      </w:r>
-    </w:p>
-    <w:p>
-      <w:pPr>
-        <w:pStyle w:val="Prrafodelista"/>
-        <w:numPr>
-          <w:ilvl w:val="0"/>
-          <w:numId w:val="56"/>
-        </w:numPr>
-        <w:rPr>
-          <w:b/>
-          <w:lang w:val="es-419" w:eastAsia="es-CO"/>
-        </w:rPr>
-      </w:pPr>
-      <w:r>
-        <w:rPr>
-          <w:b/>
-          <w:lang w:val="es-419" w:eastAsia="es-CO"/>
-        </w:rPr>
-        <w:t>Prioridad durante la atención</w:t>
-      </w:r>
-    </w:p>
-    <w:p>
-      <w:pPr>
-        <w:rPr>
-          <w:lang w:val="es-419" w:eastAsia="es-CO"/>
-        </w:rPr>
-      </w:pPr>
-      <w:r>
-        <w:rPr>
-          <w:lang w:val="es-419" w:eastAsia="es-CO"/>
-        </w:rPr>
-        <w:t>La protección de la vida y la salud de la niña o del niño siempre es prioritaria. Si para brindar los primeros auxilios es indispensable ingresar al lugar, mover un objeto o modificar alguna condición del entorno, se debe realizar únicamente la acción necesaria e informar posteriormente a la autoridad.</w:t>
-      </w:r>
-    </w:p>
-    <w:p>
-      <w:pPr>
-        <w:pStyle w:val="Prrafodelista"/>
-        <w:numPr>
-          <w:ilvl w:val="0"/>
-          <w:numId w:val="56"/>
-        </w:numPr>
-        <w:rPr>
-          <w:b/>
-          <w:lang w:val="es-419" w:eastAsia="es-CO"/>
-        </w:rPr>
-      </w:pPr>
-      <w:r>
-        <w:rPr>
-          <w:b/>
-          <w:lang w:val="es-419" w:eastAsia="es-CO"/>
-        </w:rPr>
-        <w:t>Actuaciones del primer respondiente</w:t>
-      </w:r>
-    </w:p>
-    <w:p>
-      <w:pPr>
-        <w:rPr>
-          <w:lang w:val="es-419" w:eastAsia="es-CO"/>
-        </w:rPr>
-      </w:pPr>
-      <w:r>
-        <w:rPr>
-          <w:lang w:val="es-419" w:eastAsia="es-CO"/>
-        </w:rPr>
-        <w:t>Para proteger el lugar y apoyar la intervención de las autoridades, se deben aplicar las siguientes acciones:</w:t>
-      </w:r>
-    </w:p>
-    <w:p>
-      <w:pPr>
-        <w:pStyle w:val="Prrafodelista"/>
-        <w:numPr>
-          <w:ilvl w:val="0"/>
-          <w:numId w:val="57"/>
-        </w:numPr>
-        <w:rPr>
-          <w:lang w:val="es-419" w:eastAsia="es-CO"/>
-        </w:rPr>
-      </w:pPr>
-      <w:r>
-        <w:rPr>
-          <w:b/>
-          <w:lang w:val="es-419" w:eastAsia="es-CO"/>
-        </w:rPr>
-        <w:t>Verificar la seguridad</w:t>
-      </w:r>
-      <w:r>
-        <w:rPr>
-          <w:lang w:val="es-419" w:eastAsia="es-CO"/>
-        </w:rPr>
-        <w:t xml:space="preserve">: identificar los riesgos para la niña, el niño y las demás personas presentes. </w:t>
-      </w:r>
-    </w:p>
-    <w:p>
-      <w:pPr>
-        <w:pStyle w:val="Prrafodelista"/>
-        <w:numPr>
-          <w:ilvl w:val="0"/>
-          <w:numId w:val="57"/>
-        </w:numPr>
-        <w:rPr>
-          <w:lang w:val="es-419" w:eastAsia="es-CO"/>
-        </w:rPr>
-      </w:pPr>
-      <w:r>
-        <w:rPr>
-          <w:b/>
-          <w:lang w:val="es-419" w:eastAsia="es-CO"/>
-        </w:rPr>
-        <w:lastRenderedPageBreak/>
-        <w:t>Activar el sistema de emergencias</w:t>
-      </w:r>
-      <w:r>
-        <w:rPr>
-          <w:lang w:val="es-419" w:eastAsia="es-CO"/>
-        </w:rPr>
-        <w:t xml:space="preserve">: comunicarse con la línea de emergencias 123 para reportar con claridad la condición de la niña o del niño y su ubicación exacta. </w:t>
-      </w:r>
-    </w:p>
-    <w:p>
-      <w:pPr>
-        <w:pStyle w:val="Prrafodelista"/>
-        <w:numPr>
-          <w:ilvl w:val="0"/>
-          <w:numId w:val="57"/>
-        </w:numPr>
-        <w:rPr>
-          <w:lang w:val="es-419" w:eastAsia="es-CO"/>
-        </w:rPr>
-      </w:pPr>
-      <w:r>
-        <w:rPr>
-          <w:b/>
-          <w:lang w:val="es-419" w:eastAsia="es-CO"/>
-        </w:rPr>
-        <w:t>Restringir el acceso</w:t>
-      </w:r>
-      <w:r>
-        <w:rPr>
-          <w:lang w:val="es-419" w:eastAsia="es-CO"/>
-        </w:rPr>
-        <w:t xml:space="preserve">: evitar, cuando sea seguro, el ingreso de personas ajenas al evento. </w:t>
-      </w:r>
-    </w:p>
-    <w:p>
-      <w:pPr>
-        <w:pStyle w:val="Prrafodelista"/>
-        <w:numPr>
-          <w:ilvl w:val="0"/>
-          <w:numId w:val="57"/>
-        </w:numPr>
-        <w:rPr>
-          <w:lang w:val="es-419" w:eastAsia="es-CO"/>
-        </w:rPr>
-      </w:pPr>
-      <w:r>
-        <w:rPr>
-          <w:b/>
-          <w:lang w:val="es-419" w:eastAsia="es-CO"/>
-        </w:rPr>
-        <w:t>Conservar el lugar</w:t>
-      </w:r>
-      <w:r>
-        <w:rPr>
-          <w:lang w:val="es-419" w:eastAsia="es-CO"/>
-        </w:rPr>
-        <w:t xml:space="preserve">: procurar que los objetos permanezcan en la posición y el estado en que fueron encontrados. </w:t>
-      </w:r>
-    </w:p>
-    <w:p>
-      <w:pPr>
-        <w:pStyle w:val="Prrafodelista"/>
-        <w:numPr>
-          <w:ilvl w:val="0"/>
-          <w:numId w:val="57"/>
-        </w:numPr>
-        <w:rPr>
-          <w:lang w:val="es-419" w:eastAsia="es-CO"/>
-        </w:rPr>
-      </w:pPr>
-      <w:r>
-        <w:rPr>
-          <w:b/>
-          <w:lang w:val="es-419" w:eastAsia="es-CO"/>
-        </w:rPr>
-        <w:t>Evitar manipulaciones</w:t>
-      </w:r>
-      <w:r>
-        <w:rPr>
-          <w:lang w:val="es-419" w:eastAsia="es-CO"/>
-        </w:rPr>
-        <w:t xml:space="preserve">: no mover, limpiar, recoger, lavar, desechar ni trasladar objetos relacionados con el evento. </w:t>
-      </w:r>
-    </w:p>
-    <w:p>
-      <w:pPr>
-        <w:pStyle w:val="Prrafodelista"/>
-        <w:numPr>
-          <w:ilvl w:val="0"/>
-          <w:numId w:val="57"/>
-        </w:numPr>
-        <w:rPr>
-          <w:lang w:val="es-419" w:eastAsia="es-CO"/>
-        </w:rPr>
-      </w:pPr>
-      <w:r>
-        <w:rPr>
-          <w:b/>
-          <w:lang w:val="es-419" w:eastAsia="es-CO"/>
-        </w:rPr>
-        <w:t>Registrar los hechos</w:t>
-      </w:r>
-      <w:r>
-        <w:rPr>
-          <w:lang w:val="es-419" w:eastAsia="es-CO"/>
-        </w:rPr>
-        <w:t xml:space="preserve">: anotar la fecha, la hora aproximada, el lugar, las condiciones observadas, los primeros auxilios brindados y las modificaciones realizadas. </w:t>
-      </w:r>
-    </w:p>
-    <w:p>
-      <w:pPr>
-        <w:pStyle w:val="Prrafodelista"/>
-        <w:numPr>
-          <w:ilvl w:val="0"/>
-          <w:numId w:val="57"/>
-        </w:numPr>
-        <w:rPr>
-          <w:lang w:val="es-419" w:eastAsia="es-CO"/>
-        </w:rPr>
-      </w:pPr>
-      <w:r>
-        <w:rPr>
-          <w:b/>
-          <w:lang w:val="es-419" w:eastAsia="es-CO"/>
-        </w:rPr>
-        <w:t>Proteger la intimidad</w:t>
-      </w:r>
-      <w:r>
-        <w:rPr>
-          <w:lang w:val="es-419" w:eastAsia="es-CO"/>
-        </w:rPr>
-        <w:t xml:space="preserve">: impedir la toma o divulgación de fotografías, videos, audios y datos personales. </w:t>
-      </w:r>
-    </w:p>
-    <w:p>
-      <w:pPr>
-        <w:pStyle w:val="Prrafodelista"/>
-        <w:numPr>
-          <w:ilvl w:val="0"/>
-          <w:numId w:val="57"/>
-        </w:numPr>
-        <w:rPr>
-          <w:lang w:val="es-419" w:eastAsia="es-CO"/>
-        </w:rPr>
-      </w:pPr>
-      <w:r>
-        <w:rPr>
-          <w:b/>
-          <w:lang w:val="es-419" w:eastAsia="es-CO"/>
-        </w:rPr>
-        <w:t>Entregar la información</w:t>
-      </w:r>
-      <w:r>
-        <w:rPr>
-          <w:lang w:val="es-419" w:eastAsia="es-CO"/>
-        </w:rPr>
-        <w:t xml:space="preserve">: comunicar al personal especializado las actuaciones realizadas y los cambios indispensables efectuados durante la atención. </w:t>
-      </w:r>
-    </w:p>
-    <w:p>
-      <w:pPr>
-        <w:rPr>
-          <w:lang w:val="es-419" w:eastAsia="es-CO"/>
-        </w:rPr>
-      </w:pPr>
-      <w:r>
-        <w:rPr>
-          <w:lang w:val="es-419" w:eastAsia="es-CO"/>
-        </w:rPr>
-        <w:t>Estas acciones permiten apoyar la protección de la escena sin asumir procedimientos propios de las autoridades. El primer respondiente no debe recolectar, embalar, rotular ni trasladar posibles evidencias, salvo que reciba una instrucción expresa de la autoridad competente.</w:t>
-      </w:r>
-    </w:p>
-    <w:p>
-      <w:pPr>
-        <w:pStyle w:val="Prrafodelista"/>
-        <w:numPr>
-          <w:ilvl w:val="0"/>
-          <w:numId w:val="56"/>
-        </w:numPr>
-        <w:rPr>
-          <w:b/>
-          <w:lang w:val="es-419" w:eastAsia="es-CO"/>
-        </w:rPr>
-      </w:pPr>
-      <w:r>
-        <w:rPr>
-          <w:b/>
-          <w:lang w:val="es-419" w:eastAsia="es-CO"/>
-        </w:rPr>
         <w:t>Manejo de la información</w:t>
       </w:r>
     </w:p>
@@ -15298,14 +15241,7 @@
         <w:rPr>
           <w:lang w:val="es-419" w:eastAsia="es-CO"/>
         </w:rPr>
-        <w:t xml:space="preserve">El registro debe limitarse a hechos observables, sin incluir acusaciones, interpretaciones ni conclusiones personales. Si la niña o el niño expresa </w:t>
-      </w:r>
-      <w:r>
-        <w:rPr>
-          <w:lang w:val="es-419" w:eastAsia="es-CO"/>
-        </w:rPr>
-        <w:lastRenderedPageBreak/>
-        <w:t>espontáneamente información sobre lo ocurrido, sus palabras deben registrarse con fidelidad, sin completar el relato ni formular preguntas que sugieran respuestas.</w:t>
+        <w:t>El registro debe limitarse a hechos observables, sin incluir acusaciones, interpretaciones ni conclusiones personales. Si la niña o el niño expresa espontáneamente información sobre lo ocurrido, sus palabras deben registrarse con fidelidad, sin completar el relato ni formular preguntas que sugieran respuestas.</w:t>
       </w:r>
     </w:p>
     <w:p>
@@ -15366,7 +15302,14 @@
         <w:rPr>
           <w:lang w:val="es-419" w:eastAsia="es-CO"/>
         </w:rPr>
-        <w:t xml:space="preserve">Al finalizar este componente formativo, se reconoce que actuar ante una emergencia en la primera infancia requiere conocimientos, calma, responsabilidad y sensibilidad. Cada acción oportuna contribuye a proteger la vida, brindar un acompañamiento respetuoso y facilitar la atención especializada de la niña o del niño.  </w:t>
+        <w:t xml:space="preserve">Al finalizar este componente formativo, se reconoce que actuar ante una emergencia en la primera infancia requiere conocimientos, calma, responsabilidad y </w:t>
+      </w:r>
+      <w:r>
+        <w:rPr>
+          <w:lang w:val="es-419" w:eastAsia="es-CO"/>
+        </w:rPr>
+        <w:lastRenderedPageBreak/>
+        <w:t xml:space="preserve">sensibilidad. Cada acción oportuna contribuye a proteger la vida, brindar un acompañamiento respetuoso y facilitar la atención especializada de la niña o del niño.  </w:t>
       </w:r>
     </w:p>
     <w:p>
@@ -18145,8 +18088,8 @@
   <w:abstractNum w:abstractNumId="11" w15:restartNumberingAfterBreak="0">
     <w:nsid w:val="1B096F9A"/>
     <w:multiLevelType w:val="hybridMultilevel"/>
-    <w:tmpl w:val="773CCFBE"/>
-    <w:lvl w:ilvl="0" w:tplc="240A0017">
+    <w:tmpl w:val="F18E980A"/>
+    <w:lvl w:ilvl="0" w:tplc="4A60C56E">
       <w:start w:val="1"/>
       <w:numFmt w:val="lowerLetter"/>
       <w:lvlText w:val="%1)"/>
@@ -18154,6 +18097,9 @@
       <w:pPr>
         <w:ind w:left="1429" w:hanging="360"/>
       </w:pPr>
+      <w:rPr>
+        <w:b/>
+      </w:rPr>
     </w:lvl>
     <w:lvl w:ilvl="1" w:tplc="240A0019" w:tentative="1">
       <w:start w:val="1"/>
@@ -24836,17 +24782,6 @@
 </file>
 
 <file path=customXml/item2.xml><?xml version="1.0" encoding="utf-8"?>
-<p:properties xmlns:p="http://schemas.microsoft.com/office/2006/metadata/properties" xmlns:xsi="http://www.w3.org/2001/XMLSchema-instance" xmlns:pc="http://schemas.microsoft.com/office/infopath/2007/PartnerControls">
-  <documentManagement>
-    <TaxCatchAll xmlns="13c90a0b-73bc-4dc0-be5f-28d77b615beb" xsi:nil="true"/>
-    <lcf76f155ced4ddcb4097134ff3c332f xmlns="13c93bba-48ce-428c-bfe5-88b42c19b028">
-      <Terms xmlns="http://schemas.microsoft.com/office/infopath/2007/PartnerControls"/>
-    </lcf76f155ced4ddcb4097134ff3c332f>
-  </documentManagement>
-</p:properties>
-</file>
-
-<file path=customXml/item3.xml><?xml version="1.0" encoding="utf-8"?>
 <ct:contentTypeSchema xmlns:ct="http://schemas.microsoft.com/office/2006/metadata/contentType" xmlns:ma="http://schemas.microsoft.com/office/2006/metadata/properties/metaAttributes" ct:_="" ma:_="" ma:contentTypeName="Documento" ma:contentTypeID="0x0101006A81D6BD42E8DF4C91013959704817E1" ma:contentTypeVersion="15" ma:contentTypeDescription="Crear nuevo documento." ma:contentTypeScope="" ma:versionID="bf4f72ffd194f0963ff564daca6869f7">
   <xsd:schema xmlns:xsd="http://www.w3.org/2001/XMLSchema" xmlns:xs="http://www.w3.org/2001/XMLSchema" xmlns:p="http://schemas.microsoft.com/office/2006/metadata/properties" xmlns:ns2="13c90a0b-73bc-4dc0-be5f-28d77b615beb" xmlns:ns3="13c93bba-48ce-428c-bfe5-88b42c19b028" targetNamespace="http://schemas.microsoft.com/office/2006/metadata/properties" ma:root="true" ma:fieldsID="8718d6f4873a5b1392a45044efa78385" ns2:_="" ns3:_="">
     <xsd:import namespace="13c90a0b-73bc-4dc0-be5f-28d77b615beb"/>
@@ -25081,6 +25016,17 @@
 </ct:contentTypeSchema>
 </file>
 
+<file path=customXml/item3.xml><?xml version="1.0" encoding="utf-8"?>
+<p:properties xmlns:p="http://schemas.microsoft.com/office/2006/metadata/properties" xmlns:xsi="http://www.w3.org/2001/XMLSchema-instance" xmlns:pc="http://schemas.microsoft.com/office/infopath/2007/PartnerControls">
+  <documentManagement>
+    <TaxCatchAll xmlns="13c90a0b-73bc-4dc0-be5f-28d77b615beb" xsi:nil="true"/>
+    <lcf76f155ced4ddcb4097134ff3c332f xmlns="13c93bba-48ce-428c-bfe5-88b42c19b028">
+      <Terms xmlns="http://schemas.microsoft.com/office/infopath/2007/PartnerControls"/>
+    </lcf76f155ced4ddcb4097134ff3c332f>
+  </documentManagement>
+</p:properties>
+</file>
+
 <file path=customXml/item4.xml><?xml version="1.0" encoding="utf-8"?>
 <b:Sources xmlns:b="http://schemas.openxmlformats.org/officeDocument/2006/bibliography" xmlns="http://schemas.openxmlformats.org/officeDocument/2006/bibliography" SelectedStyle="\APASixthEditionOfficeOnline.xsl" StyleName="APA" Version="6"/>
 </file>
@@ -25094,17 +25040,6 @@
 </file>
 
 <file path=customXml/itemProps2.xml><?xml version="1.0" encoding="utf-8"?>
-<ds:datastoreItem xmlns:ds="http://schemas.openxmlformats.org/officeDocument/2006/customXml" ds:itemID="{1279454D-02BE-4A9C-A117-DCD1573E2608}">
-  <ds:schemaRefs>
-    <ds:schemaRef ds:uri="http://schemas.microsoft.com/office/2006/metadata/properties"/>
-    <ds:schemaRef ds:uri="http://schemas.microsoft.com/office/infopath/2007/PartnerControls"/>
-    <ds:schemaRef ds:uri="13c90a0b-73bc-4dc0-be5f-28d77b615beb"/>
-    <ds:schemaRef ds:uri="13c93bba-48ce-428c-bfe5-88b42c19b028"/>
-  </ds:schemaRefs>
-</ds:datastoreItem>
-</file>
-
-<file path=customXml/itemProps3.xml><?xml version="1.0" encoding="utf-8"?>
 <ds:datastoreItem xmlns:ds="http://schemas.openxmlformats.org/officeDocument/2006/customXml" ds:itemID="{59065960-E0CA-4804-83B5-320CBCDCC160}">
   <ds:schemaRefs>
     <ds:schemaRef ds:uri="http://schemas.microsoft.com/office/2006/metadata/contentType"/>
@@ -25123,8 +25058,19 @@
 </ds:datastoreItem>
 </file>
 
+<file path=customXml/itemProps3.xml><?xml version="1.0" encoding="utf-8"?>
+<ds:datastoreItem xmlns:ds="http://schemas.openxmlformats.org/officeDocument/2006/customXml" ds:itemID="{1279454D-02BE-4A9C-A117-DCD1573E2608}">
+  <ds:schemaRefs>
+    <ds:schemaRef ds:uri="http://schemas.microsoft.com/office/2006/metadata/properties"/>
+    <ds:schemaRef ds:uri="http://schemas.microsoft.com/office/infopath/2007/PartnerControls"/>
+    <ds:schemaRef ds:uri="13c90a0b-73bc-4dc0-be5f-28d77b615beb"/>
+    <ds:schemaRef ds:uri="13c93bba-48ce-428c-bfe5-88b42c19b028"/>
+  </ds:schemaRefs>
+</ds:datastoreItem>
+</file>
+
 <file path=customXml/itemProps4.xml><?xml version="1.0" encoding="utf-8"?>
-<ds:datastoreItem xmlns:ds="http://schemas.openxmlformats.org/officeDocument/2006/customXml" ds:itemID="{A2E9A862-977A-4BFA-BF05-41C2D086480C}">
+<ds:datastoreItem xmlns:ds="http://schemas.openxmlformats.org/officeDocument/2006/customXml" ds:itemID="{4D5511D6-6464-4937-948A-F6E46DA999F5}">
   <ds:schemaRefs>
     <ds:schemaRef ds:uri="http://schemas.openxmlformats.org/officeDocument/2006/bibliography"/>
   </ds:schemaRefs>

--- a/fuentes/63720048_CF02_CFA_DU.docx
+++ b/fuentes/63720048_CF02_CFA_DU.docx
@@ -540,7 +540,6 @@
           <w:docPartUnique/>
         </w:docPartObj>
       </w:sdtPr>
-      <w:sdtEndPr/>
       <w:sdtContent>
         <w:p>
           <w:pPr>
@@ -875,7 +874,16 @@
                 <w:rStyle w:val="Hipervnculo"/>
                 <w:noProof/>
               </w:rPr>
-              <w:t>1.3. Sistema tegumentario</w:t>
+              <w:t>1.3. Sistema tegumen</w:t>
+            </w:r>
+            <w:bookmarkStart w:id="0" w:name="_GoBack"/>
+            <w:bookmarkEnd w:id="0"/>
+            <w:r>
+              <w:rPr>
+                <w:rStyle w:val="Hipervnculo"/>
+                <w:noProof/>
+              </w:rPr>
+              <w:t>tario</w:t>
             </w:r>
             <w:r>
               <w:rPr>
@@ -1094,16 +1102,7 @@
                 <w:rStyle w:val="Hipervnculo"/>
                 <w:noProof/>
               </w:rPr>
-              <w:t>2. Evaluación inicial del le</w:t>
-            </w:r>
-            <w:bookmarkStart w:id="0" w:name="_GoBack"/>
-            <w:bookmarkEnd w:id="0"/>
-            <w:r>
-              <w:rPr>
-                <w:rStyle w:val="Hipervnculo"/>
-                <w:noProof/>
-              </w:rPr>
-              <w:t>sionado</w:t>
+              <w:t>2. Evaluación inicial del lesionado</w:t>
             </w:r>
             <w:r>
               <w:rPr>
@@ -1728,7 +1727,7 @@
                 <w:noProof/>
                 <w:webHidden/>
               </w:rPr>
-              <w:t>41</w:t>
+              <w:t>42</w:t>
             </w:r>
             <w:r>
               <w:rPr>
@@ -1801,7 +1800,7 @@
                 <w:noProof/>
                 <w:webHidden/>
               </w:rPr>
-              <w:t>44</w:t>
+              <w:t>45</w:t>
             </w:r>
             <w:r>
               <w:rPr>
@@ -1874,7 +1873,7 @@
                 <w:noProof/>
                 <w:webHidden/>
               </w:rPr>
-              <w:t>45</w:t>
+              <w:t>46</w:t>
             </w:r>
             <w:r>
               <w:rPr>
@@ -1947,7 +1946,7 @@
                 <w:noProof/>
                 <w:webHidden/>
               </w:rPr>
-              <w:t>46</w:t>
+              <w:t>47</w:t>
             </w:r>
             <w:r>
               <w:rPr>
@@ -2020,7 +2019,7 @@
                 <w:noProof/>
                 <w:webHidden/>
               </w:rPr>
-              <w:t>51</w:t>
+              <w:t>52</w:t>
             </w:r>
             <w:r>
               <w:rPr>
@@ -2093,7 +2092,7 @@
                 <w:noProof/>
                 <w:webHidden/>
               </w:rPr>
-              <w:t>52</w:t>
+              <w:t>53</w:t>
             </w:r>
             <w:r>
               <w:rPr>
@@ -2166,7 +2165,7 @@
                 <w:noProof/>
                 <w:webHidden/>
               </w:rPr>
-              <w:t>54</w:t>
+              <w:t>55</w:t>
             </w:r>
             <w:r>
               <w:rPr>
@@ -2239,7 +2238,7 @@
                 <w:noProof/>
                 <w:webHidden/>
               </w:rPr>
-              <w:t>56</w:t>
+              <w:t>57</w:t>
             </w:r>
             <w:r>
               <w:rPr>
@@ -2312,7 +2311,7 @@
                 <w:noProof/>
                 <w:webHidden/>
               </w:rPr>
-              <w:t>57</w:t>
+              <w:t>58</w:t>
             </w:r>
             <w:r>
               <w:rPr>
@@ -2385,7 +2384,7 @@
                 <w:noProof/>
                 <w:webHidden/>
               </w:rPr>
-              <w:t>60</w:t>
+              <w:t>61</w:t>
             </w:r>
             <w:r>
               <w:rPr>
@@ -2458,7 +2457,7 @@
                 <w:noProof/>
                 <w:webHidden/>
               </w:rPr>
-              <w:t>61</w:t>
+              <w:t>62</w:t>
             </w:r>
             <w:r>
               <w:rPr>
@@ -2531,7 +2530,7 @@
                 <w:noProof/>
                 <w:webHidden/>
               </w:rPr>
-              <w:t>65</w:t>
+              <w:t>66</w:t>
             </w:r>
             <w:r>
               <w:rPr>
@@ -2604,7 +2603,7 @@
                 <w:noProof/>
                 <w:webHidden/>
               </w:rPr>
-              <w:t>68</w:t>
+              <w:t>69</w:t>
             </w:r>
             <w:r>
               <w:rPr>
@@ -2677,7 +2676,7 @@
                 <w:noProof/>
                 <w:webHidden/>
               </w:rPr>
-              <w:t>72</w:t>
+              <w:t>73</w:t>
             </w:r>
             <w:r>
               <w:rPr>
@@ -2750,7 +2749,7 @@
                 <w:noProof/>
                 <w:webHidden/>
               </w:rPr>
-              <w:t>73</w:t>
+              <w:t>74</w:t>
             </w:r>
             <w:r>
               <w:rPr>
@@ -2823,7 +2822,7 @@
                 <w:noProof/>
                 <w:webHidden/>
               </w:rPr>
-              <w:t>78</w:t>
+              <w:t>79</w:t>
             </w:r>
             <w:r>
               <w:rPr>
@@ -2896,7 +2895,7 @@
                 <w:noProof/>
                 <w:webHidden/>
               </w:rPr>
-              <w:t>82</w:t>
+              <w:t>83</w:t>
             </w:r>
             <w:r>
               <w:rPr>
@@ -2969,7 +2968,7 @@
                 <w:noProof/>
                 <w:webHidden/>
               </w:rPr>
-              <w:t>86</w:t>
+              <w:t>87</w:t>
             </w:r>
             <w:r>
               <w:rPr>
@@ -3042,7 +3041,7 @@
                 <w:noProof/>
                 <w:webHidden/>
               </w:rPr>
-              <w:t>88</w:t>
+              <w:t>89</w:t>
             </w:r>
             <w:r>
               <w:rPr>
@@ -3115,7 +3114,7 @@
                 <w:noProof/>
                 <w:webHidden/>
               </w:rPr>
-              <w:t>90</w:t>
+              <w:t>91</w:t>
             </w:r>
             <w:r>
               <w:rPr>
@@ -3188,7 +3187,7 @@
                 <w:noProof/>
                 <w:webHidden/>
               </w:rPr>
-              <w:t>91</w:t>
+              <w:t>92</w:t>
             </w:r>
             <w:r>
               <w:rPr>
@@ -6228,9 +6227,9 @@
         <w:tblLook w:val="04A0" w:firstRow="1" w:lastRow="0" w:firstColumn="1" w:lastColumn="0" w:noHBand="0" w:noVBand="1"/>
       </w:tblPr>
       <w:tblGrid>
-        <w:gridCol w:w="3320"/>
-        <w:gridCol w:w="3321"/>
-        <w:gridCol w:w="3321"/>
+        <w:gridCol w:w="2689"/>
+        <w:gridCol w:w="3402"/>
+        <w:gridCol w:w="3871"/>
       </w:tblGrid>
       <w:tr>
         <w:trPr>
@@ -6239,7 +6238,7 @@
         </w:trPr>
         <w:tc>
           <w:tcPr>
-            <w:tcW w:w="3320" w:type="dxa"/>
+            <w:tcW w:w="2689" w:type="dxa"/>
           </w:tcPr>
           <w:p>
             <w:pPr>
@@ -6255,7 +6254,7 @@
         </w:tc>
         <w:tc>
           <w:tcPr>
-            <w:tcW w:w="3321" w:type="dxa"/>
+            <w:tcW w:w="3402" w:type="dxa"/>
           </w:tcPr>
           <w:p>
             <w:pPr>
@@ -6271,7 +6270,7 @@
         </w:tc>
         <w:tc>
           <w:tcPr>
-            <w:tcW w:w="3321" w:type="dxa"/>
+            <w:tcW w:w="3871" w:type="dxa"/>
           </w:tcPr>
           <w:p>
             <w:pPr>
@@ -6292,7 +6291,7 @@
         </w:trPr>
         <w:tc>
           <w:tcPr>
-            <w:tcW w:w="3320" w:type="dxa"/>
+            <w:tcW w:w="2689" w:type="dxa"/>
           </w:tcPr>
           <w:p>
             <w:pPr>
@@ -6308,7 +6307,7 @@
         </w:tc>
         <w:tc>
           <w:tcPr>
-            <w:tcW w:w="3321" w:type="dxa"/>
+            <w:tcW w:w="3402" w:type="dxa"/>
           </w:tcPr>
           <w:p>
             <w:pPr>
@@ -6324,7 +6323,7 @@
         </w:tc>
         <w:tc>
           <w:tcPr>
-            <w:tcW w:w="3321" w:type="dxa"/>
+            <w:tcW w:w="3871" w:type="dxa"/>
           </w:tcPr>
           <w:p>
             <w:pPr>
@@ -6342,7 +6341,7 @@
       <w:tr>
         <w:tc>
           <w:tcPr>
-            <w:tcW w:w="3320" w:type="dxa"/>
+            <w:tcW w:w="2689" w:type="dxa"/>
           </w:tcPr>
           <w:p>
             <w:pPr>
@@ -6358,7 +6357,7 @@
         </w:tc>
         <w:tc>
           <w:tcPr>
-            <w:tcW w:w="3321" w:type="dxa"/>
+            <w:tcW w:w="3402" w:type="dxa"/>
           </w:tcPr>
           <w:p>
             <w:pPr>
@@ -6374,7 +6373,7 @@
         </w:tc>
         <w:tc>
           <w:tcPr>
-            <w:tcW w:w="3321" w:type="dxa"/>
+            <w:tcW w:w="3871" w:type="dxa"/>
           </w:tcPr>
           <w:p>
             <w:pPr>
@@ -6395,7 +6394,7 @@
         </w:trPr>
         <w:tc>
           <w:tcPr>
-            <w:tcW w:w="3320" w:type="dxa"/>
+            <w:tcW w:w="2689" w:type="dxa"/>
           </w:tcPr>
           <w:p>
             <w:pPr>
@@ -6411,7 +6410,7 @@
         </w:tc>
         <w:tc>
           <w:tcPr>
-            <w:tcW w:w="3321" w:type="dxa"/>
+            <w:tcW w:w="3402" w:type="dxa"/>
           </w:tcPr>
           <w:p>
             <w:pPr>
@@ -6427,7 +6426,7 @@
         </w:tc>
         <w:tc>
           <w:tcPr>
-            <w:tcW w:w="3321" w:type="dxa"/>
+            <w:tcW w:w="3871" w:type="dxa"/>
           </w:tcPr>
           <w:p>
             <w:pPr>
@@ -6445,7 +6444,7 @@
       <w:tr>
         <w:tc>
           <w:tcPr>
-            <w:tcW w:w="3320" w:type="dxa"/>
+            <w:tcW w:w="2689" w:type="dxa"/>
           </w:tcPr>
           <w:p>
             <w:pPr>
@@ -6462,7 +6461,7 @@
         </w:tc>
         <w:tc>
           <w:tcPr>
-            <w:tcW w:w="3321" w:type="dxa"/>
+            <w:tcW w:w="3402" w:type="dxa"/>
           </w:tcPr>
           <w:p>
             <w:pPr>
@@ -6478,7 +6477,7 @@
         </w:tc>
         <w:tc>
           <w:tcPr>
-            <w:tcW w:w="3321" w:type="dxa"/>
+            <w:tcW w:w="3871" w:type="dxa"/>
           </w:tcPr>
           <w:p>
             <w:pPr>
@@ -6499,7 +6498,7 @@
         </w:trPr>
         <w:tc>
           <w:tcPr>
-            <w:tcW w:w="3320" w:type="dxa"/>
+            <w:tcW w:w="2689" w:type="dxa"/>
           </w:tcPr>
           <w:p>
             <w:pPr>
@@ -6515,7 +6514,7 @@
         </w:tc>
         <w:tc>
           <w:tcPr>
-            <w:tcW w:w="3321" w:type="dxa"/>
+            <w:tcW w:w="3402" w:type="dxa"/>
           </w:tcPr>
           <w:p>
             <w:pPr>
@@ -6531,7 +6530,7 @@
         </w:tc>
         <w:tc>
           <w:tcPr>
-            <w:tcW w:w="3321" w:type="dxa"/>
+            <w:tcW w:w="3871" w:type="dxa"/>
           </w:tcPr>
           <w:p>
             <w:pPr>
@@ -6549,7 +6548,7 @@
       <w:tr>
         <w:tc>
           <w:tcPr>
-            <w:tcW w:w="3320" w:type="dxa"/>
+            <w:tcW w:w="2689" w:type="dxa"/>
           </w:tcPr>
           <w:p>
             <w:pPr>
@@ -6565,7 +6564,7 @@
         </w:tc>
         <w:tc>
           <w:tcPr>
-            <w:tcW w:w="3321" w:type="dxa"/>
+            <w:tcW w:w="3402" w:type="dxa"/>
           </w:tcPr>
           <w:p>
             <w:pPr>
@@ -6581,7 +6580,7 @@
         </w:tc>
         <w:tc>
           <w:tcPr>
-            <w:tcW w:w="3321" w:type="dxa"/>
+            <w:tcW w:w="3871" w:type="dxa"/>
           </w:tcPr>
           <w:p>
             <w:pPr>
@@ -6602,7 +6601,7 @@
         </w:trPr>
         <w:tc>
           <w:tcPr>
-            <w:tcW w:w="3320" w:type="dxa"/>
+            <w:tcW w:w="2689" w:type="dxa"/>
           </w:tcPr>
           <w:p>
             <w:pPr>
@@ -6618,7 +6617,7 @@
         </w:tc>
         <w:tc>
           <w:tcPr>
-            <w:tcW w:w="3321" w:type="dxa"/>
+            <w:tcW w:w="3402" w:type="dxa"/>
           </w:tcPr>
           <w:p>
             <w:pPr>
@@ -6628,17 +6627,13 @@
               </w:rPr>
             </w:pPr>
             <w:r>
-              <w:t xml:space="preserve">No se observan movimientos del tórax ni del abdomen y no se </w:t>
-            </w:r>
-            <w:r>
-              <w:lastRenderedPageBreak/>
-              <w:t>percibe entrada o salida de aire.</w:t>
+              <w:t>No se observan movimientos del tórax ni del abdomen y no se percibe entrada o salida de aire.</w:t>
             </w:r>
           </w:p>
         </w:tc>
         <w:tc>
           <w:tcPr>
-            <w:tcW w:w="3321" w:type="dxa"/>
+            <w:tcW w:w="3871" w:type="dxa"/>
           </w:tcPr>
           <w:p>
             <w:pPr>
@@ -6648,12 +6643,7 @@
               </w:rPr>
             </w:pPr>
             <w:r>
-              <w:lastRenderedPageBreak/>
-              <w:t xml:space="preserve">Activar inmediatamente el servicio de emergencias e iniciar las maniobras correspondientes, si se </w:t>
-            </w:r>
-            <w:r>
-              <w:lastRenderedPageBreak/>
-              <w:t>cuenta con la preparación necesaria.</w:t>
+              <w:t>Activar inmediatamente el servicio de emergencias e iniciar las maniobras correspondientes, si se cuenta con la preparación necesaria.</w:t>
             </w:r>
           </w:p>
         </w:tc>
@@ -6676,6 +6666,7 @@
         <w:rPr>
           <w:lang w:val="es-419" w:eastAsia="es-CO"/>
         </w:rPr>
+        <w:lastRenderedPageBreak/>
         <w:t>Las características respiratorias pueden modificarse en poco tiempo; por ello, la observación debe mantenerse durante toda la atención inicial. Si la respiración es ausente, irregular o se realiza con un esfuerzo evidente, se debe solicitar ayuda especializada y actuar únicamente de acuerdo con la preparación recibida.</w:t>
       </w:r>
     </w:p>
@@ -6751,14 +6742,89 @@
           <w:b/>
           <w:lang w:val="es-419" w:eastAsia="es-CO"/>
         </w:rPr>
+        <w:t>Localizar la arteria</w:t>
+      </w:r>
+      <w:r>
+        <w:rPr>
+          <w:lang w:val="es-419" w:eastAsia="es-CO"/>
+        </w:rPr>
+        <w:t xml:space="preserve">: ubicar la arteria braquial en lactantes o la arteria carótida en niñas y niños mayores. </w:t>
+      </w:r>
+    </w:p>
+    <w:p>
+      <w:pPr>
+        <w:pStyle w:val="Prrafodelista"/>
+        <w:numPr>
+          <w:ilvl w:val="0"/>
+          <w:numId w:val="19"/>
+        </w:numPr>
+        <w:rPr>
+          <w:lang w:val="es-419" w:eastAsia="es-CO"/>
+        </w:rPr>
+      </w:pPr>
+      <w:r>
+        <w:rPr>
+          <w:b/>
+          <w:lang w:val="es-419" w:eastAsia="es-CO"/>
+        </w:rPr>
+        <w:t>Palpar suavemente</w:t>
+      </w:r>
+      <w:r>
+        <w:rPr>
+          <w:lang w:val="es-419" w:eastAsia="es-CO"/>
+        </w:rPr>
+        <w:t xml:space="preserve">: colocar las yemas de los dedos índice y medio sobre la arteria, sin ejercer una presión excesiva. </w:t>
+      </w:r>
+    </w:p>
+    <w:p>
+      <w:pPr>
+        <w:pStyle w:val="Prrafodelista"/>
+        <w:numPr>
+          <w:ilvl w:val="0"/>
+          <w:numId w:val="19"/>
+        </w:numPr>
+        <w:rPr>
+          <w:lang w:val="es-419" w:eastAsia="es-CO"/>
+        </w:rPr>
+      </w:pPr>
+      <w:r>
+        <w:rPr>
+          <w:b/>
+          <w:lang w:val="es-419" w:eastAsia="es-CO"/>
+        </w:rPr>
+        <w:t>Comprobar la presencia</w:t>
+      </w:r>
+      <w:r>
+        <w:rPr>
+          <w:lang w:val="es-419" w:eastAsia="es-CO"/>
+        </w:rPr>
+        <w:t xml:space="preserve">: verificar si el pulso se percibe con claridad durante un tiempo máximo de 10 segundos. </w:t>
+      </w:r>
+    </w:p>
+    <w:p>
+      <w:pPr>
+        <w:pStyle w:val="Prrafodelista"/>
+        <w:numPr>
+          <w:ilvl w:val="0"/>
+          <w:numId w:val="19"/>
+        </w:numPr>
+        <w:rPr>
+          <w:lang w:val="es-419" w:eastAsia="es-CO"/>
+        </w:rPr>
+      </w:pPr>
+      <w:r>
+        <w:rPr>
+          <w:b/>
+          <w:lang w:val="es-419" w:eastAsia="es-CO"/>
+        </w:rPr>
         <w:lastRenderedPageBreak/>
-        <w:t>Localizar la arteria</w:t>
-      </w:r>
-      <w:r>
-        <w:rPr>
-          <w:lang w:val="es-419" w:eastAsia="es-CO"/>
-        </w:rPr>
-        <w:t xml:space="preserve">: ubicar la arteria braquial en lactantes o la arteria carótida en niñas y niños mayores. </w:t>
+        <w:t>Observar sus características</w:t>
+      </w:r>
+      <w:r>
+        <w:rPr>
+          <w:lang w:val="es-419" w:eastAsia="es-CO"/>
+        </w:rPr>
+        <w:t xml:space="preserve">: identificar la frecuencia, el ritmo y la intensidad del pulso, teniendo en cuenta el estado general de la niña o el niño. </w:t>
       </w:r>
     </w:p>
     <w:p>
@@ -6777,81 +6843,6 @@
           <w:b/>
           <w:lang w:val="es-419" w:eastAsia="es-CO"/>
         </w:rPr>
-        <w:t>Palpar suavemente</w:t>
-      </w:r>
-      <w:r>
-        <w:rPr>
-          <w:lang w:val="es-419" w:eastAsia="es-CO"/>
-        </w:rPr>
-        <w:t xml:space="preserve">: colocar las yemas de los dedos índice y medio sobre la arteria, sin ejercer una presión excesiva. </w:t>
-      </w:r>
-    </w:p>
-    <w:p>
-      <w:pPr>
-        <w:pStyle w:val="Prrafodelista"/>
-        <w:numPr>
-          <w:ilvl w:val="0"/>
-          <w:numId w:val="19"/>
-        </w:numPr>
-        <w:rPr>
-          <w:lang w:val="es-419" w:eastAsia="es-CO"/>
-        </w:rPr>
-      </w:pPr>
-      <w:r>
-        <w:rPr>
-          <w:b/>
-          <w:lang w:val="es-419" w:eastAsia="es-CO"/>
-        </w:rPr>
-        <w:t>Comprobar la presencia</w:t>
-      </w:r>
-      <w:r>
-        <w:rPr>
-          <w:lang w:val="es-419" w:eastAsia="es-CO"/>
-        </w:rPr>
-        <w:t xml:space="preserve">: verificar si el pulso se percibe con claridad durante un tiempo máximo de 10 segundos. </w:t>
-      </w:r>
-    </w:p>
-    <w:p>
-      <w:pPr>
-        <w:pStyle w:val="Prrafodelista"/>
-        <w:numPr>
-          <w:ilvl w:val="0"/>
-          <w:numId w:val="19"/>
-        </w:numPr>
-        <w:rPr>
-          <w:lang w:val="es-419" w:eastAsia="es-CO"/>
-        </w:rPr>
-      </w:pPr>
-      <w:r>
-        <w:rPr>
-          <w:b/>
-          <w:lang w:val="es-419" w:eastAsia="es-CO"/>
-        </w:rPr>
-        <w:t>Observar sus características</w:t>
-      </w:r>
-      <w:r>
-        <w:rPr>
-          <w:lang w:val="es-419" w:eastAsia="es-CO"/>
-        </w:rPr>
-        <w:t xml:space="preserve">: identificar la frecuencia, el ritmo y la intensidad del pulso, teniendo en cuenta el estado general de la niña o el niño. </w:t>
-      </w:r>
-    </w:p>
-    <w:p>
-      <w:pPr>
-        <w:pStyle w:val="Prrafodelista"/>
-        <w:numPr>
-          <w:ilvl w:val="0"/>
-          <w:numId w:val="19"/>
-        </w:numPr>
-        <w:rPr>
-          <w:lang w:val="es-419" w:eastAsia="es-CO"/>
-        </w:rPr>
-      </w:pPr>
-      <w:r>
-        <w:rPr>
-          <w:b/>
-          <w:lang w:val="es-419" w:eastAsia="es-CO"/>
-        </w:rPr>
         <w:t>Relacionar los hallazgos</w:t>
       </w:r>
       <w:r>
@@ -6889,34 +6880,6 @@
     </w:p>
     <w:p>
       <w:pPr>
-        <w:rPr>
-          <w:lang w:val="es-419" w:eastAsia="es-CO"/>
-        </w:rPr>
-      </w:pPr>
-    </w:p>
-    <w:p>
-      <w:pPr>
-        <w:rPr>
-          <w:lang w:val="es-419" w:eastAsia="es-CO"/>
-        </w:rPr>
-      </w:pPr>
-    </w:p>
-    <w:p>
-      <w:pPr>
-        <w:rPr>
-          <w:lang w:val="es-419" w:eastAsia="es-CO"/>
-        </w:rPr>
-      </w:pPr>
-    </w:p>
-    <w:p>
-      <w:pPr>
-        <w:rPr>
-          <w:lang w:val="es-419" w:eastAsia="es-CO"/>
-        </w:rPr>
-      </w:pPr>
-    </w:p>
-    <w:p>
-      <w:pPr>
         <w:pStyle w:val="Tabla"/>
         <w:rPr>
           <w:lang w:val="es-419" w:eastAsia="es-CO"/>
@@ -6926,7 +6889,6 @@
         <w:rPr>
           <w:lang w:val="es-419" w:eastAsia="es-CO"/>
         </w:rPr>
-        <w:lastRenderedPageBreak/>
         <w:t>Valoración del pulso en la evaluación inicial</w:t>
       </w:r>
     </w:p>
@@ -7126,7 +7088,11 @@
               </w:rPr>
             </w:pPr>
             <w:r>
-              <w:t>Puede relacionarse con dolor, fiebre, temor o pérdida de líquidos.</w:t>
+              <w:t xml:space="preserve">Puede relacionarse con dolor, fiebre, </w:t>
+            </w:r>
+            <w:r>
+              <w:lastRenderedPageBreak/>
+              <w:t>temor o pérdida de líquidos.</w:t>
             </w:r>
           </w:p>
         </w:tc>
@@ -7142,6 +7108,7 @@
               </w:rPr>
             </w:pPr>
             <w:r>
+              <w:lastRenderedPageBreak/>
               <w:t>Observar otros signos y vigilar la evolución.</w:t>
             </w:r>
           </w:p>
@@ -7298,7 +7265,6 @@
               </w:rPr>
             </w:pPr>
             <w:r>
-              <w:lastRenderedPageBreak/>
               <w:t>Ausente</w:t>
             </w:r>
           </w:p>
@@ -7370,6 +7336,7 @@
         <w:rPr>
           <w:lang w:val="es-419" w:eastAsia="es-CO"/>
         </w:rPr>
+        <w:lastRenderedPageBreak/>
         <w:t>De acuerdo con la información presentada, las características del pulso deben interpretarse junto con la respiración, el nivel de conciencia, la coloración y la temperatura de la piel. Esta valoración integral permite reconocer oportunamente un posible compromiso circulatorio y determinar la necesidad de atención inmediata.</w:t>
       </w:r>
     </w:p>
@@ -7413,27 +7380,141 @@
         <w:rPr>
           <w:lang w:val="es-419" w:eastAsia="es-CO"/>
         </w:rPr>
-        <w:t xml:space="preserve">El estado de una niña o un niño puede cambiar rápidamente ante una lesión o alteración de la salud. Por esta razón, es necesario observar su respiración, nivel de conciencia, coloración de la piel, comportamiento y respuesta a los estímulos. Estos </w:t>
-      </w:r>
-      <w:r>
-        <w:rPr>
+        <w:t>El estado de una niña o un niño puede cambiar rápidamente ante una lesión o alteración de la salud. Por esta razón, es necesario observar su respiración, nivel de conciencia, coloración de la piel, comportamiento y respuesta a los estímulos. Estos elementos permiten reconocer la gravedad de la situación y establecer prioridades durante la atención inicial.</w:t>
+      </w:r>
+    </w:p>
+    <w:p>
+      <w:pPr>
+        <w:rPr>
+          <w:lang w:val="es-419" w:eastAsia="es-CO"/>
+        </w:rPr>
+      </w:pPr>
+      <w:r>
+        <w:rPr>
+          <w:lang w:val="es-419" w:eastAsia="es-CO"/>
+        </w:rPr>
+        <w:t>Según las manifestaciones observadas y la respuesta requerida, los signos pueden organizarse en tres niveles:</w:t>
+      </w:r>
+    </w:p>
+    <w:p>
+      <w:pPr>
+        <w:pStyle w:val="Prrafodelista"/>
+        <w:numPr>
+          <w:ilvl w:val="0"/>
+          <w:numId w:val="20"/>
+        </w:numPr>
+        <w:rPr>
+          <w:b/>
+          <w:lang w:val="es-419" w:eastAsia="es-CO"/>
+        </w:rPr>
+      </w:pPr>
+      <w:r>
+        <w:rPr>
+          <w:b/>
+          <w:lang w:val="es-419" w:eastAsia="es-CO"/>
+        </w:rPr>
+        <w:t>Observación (Seguimiento)</w:t>
+      </w:r>
+    </w:p>
+    <w:p>
+      <w:pPr>
+        <w:pStyle w:val="Prrafodelista"/>
+        <w:numPr>
+          <w:ilvl w:val="0"/>
+          <w:numId w:val="21"/>
+        </w:numPr>
+        <w:rPr>
+          <w:lang w:val="es-419" w:eastAsia="es-CO"/>
+        </w:rPr>
+      </w:pPr>
+      <w:r>
+        <w:rPr>
+          <w:b/>
+          <w:lang w:val="es-419" w:eastAsia="es-CO"/>
+        </w:rPr>
+        <w:t>Irritabilidad leve</w:t>
+      </w:r>
+      <w:r>
+        <w:rPr>
+          <w:lang w:val="es-419" w:eastAsia="es-CO"/>
+        </w:rPr>
+        <w:t xml:space="preserve">: cambio moderado en el comportamiento que requiere acompañamiento y seguimiento. </w:t>
+      </w:r>
+    </w:p>
+    <w:p>
+      <w:pPr>
+        <w:pStyle w:val="Prrafodelista"/>
+        <w:numPr>
+          <w:ilvl w:val="0"/>
+          <w:numId w:val="21"/>
+        </w:numPr>
+        <w:rPr>
+          <w:lang w:val="es-419" w:eastAsia="es-CO"/>
+        </w:rPr>
+      </w:pPr>
+      <w:r>
+        <w:rPr>
+          <w:b/>
+          <w:lang w:val="es-419" w:eastAsia="es-CO"/>
+        </w:rPr>
+        <w:t>Malestar general</w:t>
+      </w:r>
+      <w:r>
+        <w:rPr>
+          <w:lang w:val="es-419" w:eastAsia="es-CO"/>
+        </w:rPr>
+        <w:t xml:space="preserve">: presencia de incomodidad, cansancio o disminución temporal del estado habitual. </w:t>
+      </w:r>
+    </w:p>
+    <w:p>
+      <w:pPr>
+        <w:pStyle w:val="Prrafodelista"/>
+        <w:numPr>
+          <w:ilvl w:val="0"/>
+          <w:numId w:val="21"/>
+        </w:numPr>
+        <w:rPr>
+          <w:lang w:val="es-419" w:eastAsia="es-CO"/>
+        </w:rPr>
+      </w:pPr>
+      <w:r>
+        <w:rPr>
+          <w:b/>
           <w:lang w:val="es-419" w:eastAsia="es-CO"/>
         </w:rPr>
         <w:lastRenderedPageBreak/>
-        <w:t>elementos permiten reconocer la gravedad de la situación y establecer prioridades durante la atención inicial.</w:t>
-      </w:r>
-    </w:p>
-    <w:p>
-      <w:pPr>
-        <w:rPr>
-          <w:lang w:val="es-419" w:eastAsia="es-CO"/>
-        </w:rPr>
-      </w:pPr>
-      <w:r>
-        <w:rPr>
-          <w:lang w:val="es-419" w:eastAsia="es-CO"/>
-        </w:rPr>
-        <w:t>Según las manifestaciones observadas y la respuesta requerida, los signos pueden organizarse en tres niveles:</w:t>
+        <w:t>Lesiones leves</w:t>
+      </w:r>
+      <w:r>
+        <w:rPr>
+          <w:lang w:val="es-419" w:eastAsia="es-CO"/>
+        </w:rPr>
+        <w:t xml:space="preserve">: heridas superficiales, golpes menores o molestias que no comprometen el estado general. </w:t>
+      </w:r>
+    </w:p>
+    <w:p>
+      <w:pPr>
+        <w:pStyle w:val="Prrafodelista"/>
+        <w:numPr>
+          <w:ilvl w:val="0"/>
+          <w:numId w:val="21"/>
+        </w:numPr>
+        <w:rPr>
+          <w:lang w:val="es-419" w:eastAsia="es-CO"/>
+        </w:rPr>
+      </w:pPr>
+      <w:r>
+        <w:rPr>
+          <w:b/>
+          <w:lang w:val="es-419" w:eastAsia="es-CO"/>
+        </w:rPr>
+        <w:t>Cambios leves en la actividad</w:t>
+      </w:r>
+      <w:r>
+        <w:rPr>
+          <w:lang w:val="es-419" w:eastAsia="es-CO"/>
+        </w:rPr>
+        <w:t xml:space="preserve">: disminución moderada del juego, el movimiento o la interacción. </w:t>
       </w:r>
     </w:p>
     <w:p>
@@ -7453,107 +7534,132 @@
           <w:b/>
           <w:lang w:val="es-419" w:eastAsia="es-CO"/>
         </w:rPr>
-        <w:t>Observación (Seguimiento)</w:t>
-      </w:r>
-    </w:p>
-    <w:p>
-      <w:pPr>
-        <w:pStyle w:val="Prrafodelista"/>
-        <w:numPr>
-          <w:ilvl w:val="0"/>
-          <w:numId w:val="21"/>
-        </w:numPr>
-        <w:rPr>
-          <w:lang w:val="es-419" w:eastAsia="es-CO"/>
-        </w:rPr>
-      </w:pPr>
-      <w:r>
-        <w:rPr>
-          <w:b/>
-          <w:lang w:val="es-419" w:eastAsia="es-CO"/>
-        </w:rPr>
-        <w:t>Irritabilidad leve</w:t>
-      </w:r>
-      <w:r>
-        <w:rPr>
-          <w:lang w:val="es-419" w:eastAsia="es-CO"/>
-        </w:rPr>
-        <w:t xml:space="preserve">: cambio moderado en el comportamiento que requiere acompañamiento y seguimiento. </w:t>
-      </w:r>
-    </w:p>
-    <w:p>
-      <w:pPr>
-        <w:pStyle w:val="Prrafodelista"/>
-        <w:numPr>
-          <w:ilvl w:val="0"/>
-          <w:numId w:val="21"/>
-        </w:numPr>
-        <w:rPr>
-          <w:lang w:val="es-419" w:eastAsia="es-CO"/>
-        </w:rPr>
-      </w:pPr>
-      <w:r>
-        <w:rPr>
-          <w:b/>
-          <w:lang w:val="es-419" w:eastAsia="es-CO"/>
-        </w:rPr>
-        <w:t>Malestar general</w:t>
-      </w:r>
-      <w:r>
-        <w:rPr>
-          <w:lang w:val="es-419" w:eastAsia="es-CO"/>
-        </w:rPr>
-        <w:t xml:space="preserve">: presencia de incomodidad, cansancio o disminución temporal del estado habitual. </w:t>
-      </w:r>
-    </w:p>
-    <w:p>
-      <w:pPr>
-        <w:pStyle w:val="Prrafodelista"/>
-        <w:numPr>
-          <w:ilvl w:val="0"/>
-          <w:numId w:val="21"/>
-        </w:numPr>
-        <w:rPr>
-          <w:lang w:val="es-419" w:eastAsia="es-CO"/>
-        </w:rPr>
-      </w:pPr>
-      <w:r>
-        <w:rPr>
-          <w:b/>
-          <w:lang w:val="es-419" w:eastAsia="es-CO"/>
-        </w:rPr>
-        <w:t>Lesiones leves</w:t>
-      </w:r>
-      <w:r>
-        <w:rPr>
-          <w:lang w:val="es-419" w:eastAsia="es-CO"/>
-        </w:rPr>
-        <w:t xml:space="preserve">: heridas superficiales, golpes menores o molestias que no comprometen el estado general. </w:t>
-      </w:r>
-    </w:p>
-    <w:p>
-      <w:pPr>
-        <w:pStyle w:val="Prrafodelista"/>
-        <w:numPr>
-          <w:ilvl w:val="0"/>
-          <w:numId w:val="21"/>
-        </w:numPr>
-        <w:rPr>
-          <w:lang w:val="es-419" w:eastAsia="es-CO"/>
-        </w:rPr>
-      </w:pPr>
-      <w:r>
-        <w:rPr>
-          <w:b/>
-          <w:lang w:val="es-419" w:eastAsia="es-CO"/>
-        </w:rPr>
-        <w:t>Cambios leves en la actividad</w:t>
-      </w:r>
-      <w:r>
-        <w:rPr>
-          <w:lang w:val="es-419" w:eastAsia="es-CO"/>
-        </w:rPr>
-        <w:t xml:space="preserve">: disminución moderada del juego, el movimiento o la interacción. </w:t>
+        <w:t>Alerta (Valoración oportuna)</w:t>
+      </w:r>
+    </w:p>
+    <w:p>
+      <w:pPr>
+        <w:pStyle w:val="Prrafodelista"/>
+        <w:numPr>
+          <w:ilvl w:val="0"/>
+          <w:numId w:val="22"/>
+        </w:numPr>
+        <w:rPr>
+          <w:lang w:val="es-419" w:eastAsia="es-CO"/>
+        </w:rPr>
+      </w:pPr>
+      <w:r>
+        <w:rPr>
+          <w:b/>
+          <w:lang w:val="es-419" w:eastAsia="es-CO"/>
+        </w:rPr>
+        <w:t>Respiración rápida o irregular</w:t>
+      </w:r>
+      <w:r>
+        <w:rPr>
+          <w:lang w:val="es-419" w:eastAsia="es-CO"/>
+        </w:rPr>
+        <w:t xml:space="preserve">: cambio en la frecuencia o el ritmo respiratorio que requiere vigilancia. </w:t>
+      </w:r>
+    </w:p>
+    <w:p>
+      <w:pPr>
+        <w:pStyle w:val="Prrafodelista"/>
+        <w:numPr>
+          <w:ilvl w:val="0"/>
+          <w:numId w:val="22"/>
+        </w:numPr>
+        <w:rPr>
+          <w:lang w:val="es-419" w:eastAsia="es-CO"/>
+        </w:rPr>
+      </w:pPr>
+      <w:r>
+        <w:rPr>
+          <w:b/>
+          <w:lang w:val="es-419" w:eastAsia="es-CO"/>
+        </w:rPr>
+        <w:t>Dolor intenso</w:t>
+      </w:r>
+      <w:r>
+        <w:rPr>
+          <w:lang w:val="es-419" w:eastAsia="es-CO"/>
+        </w:rPr>
+        <w:t xml:space="preserve">: molestia que causa llanto persistente, limita el movimiento o altera el comportamiento. </w:t>
+      </w:r>
+    </w:p>
+    <w:p>
+      <w:pPr>
+        <w:pStyle w:val="Prrafodelista"/>
+        <w:numPr>
+          <w:ilvl w:val="0"/>
+          <w:numId w:val="22"/>
+        </w:numPr>
+        <w:rPr>
+          <w:lang w:val="es-419" w:eastAsia="es-CO"/>
+        </w:rPr>
+      </w:pPr>
+      <w:r>
+        <w:rPr>
+          <w:b/>
+          <w:lang w:val="es-419" w:eastAsia="es-CO"/>
+        </w:rPr>
+        <w:t>Fiebre persistente</w:t>
+      </w:r>
+      <w:r>
+        <w:rPr>
+          <w:lang w:val="es-419" w:eastAsia="es-CO"/>
+        </w:rPr>
+        <w:t xml:space="preserve">: aumento de la temperatura que se mantiene o se acompaña de decaimiento. </w:t>
+      </w:r>
+    </w:p>
+    <w:p>
+      <w:pPr>
+        <w:pStyle w:val="Prrafodelista"/>
+        <w:numPr>
+          <w:ilvl w:val="0"/>
+          <w:numId w:val="22"/>
+        </w:numPr>
+        <w:rPr>
+          <w:lang w:val="es-419" w:eastAsia="es-CO"/>
+        </w:rPr>
+      </w:pPr>
+      <w:r>
+        <w:rPr>
+          <w:b/>
+          <w:lang w:val="es-419" w:eastAsia="es-CO"/>
+        </w:rPr>
+        <w:t>Debilidad o decaimiento</w:t>
+      </w:r>
+      <w:r>
+        <w:rPr>
+          <w:lang w:val="es-419" w:eastAsia="es-CO"/>
+        </w:rPr>
+        <w:t xml:space="preserve">: disminución evidente de la energía, la actividad o la capacidad de respuesta. </w:t>
+      </w:r>
+    </w:p>
+    <w:p>
+      <w:pPr>
+        <w:pStyle w:val="Prrafodelista"/>
+        <w:numPr>
+          <w:ilvl w:val="0"/>
+          <w:numId w:val="22"/>
+        </w:numPr>
+        <w:rPr>
+          <w:lang w:val="es-419" w:eastAsia="es-CO"/>
+        </w:rPr>
+      </w:pPr>
+      <w:r>
+        <w:rPr>
+          <w:b/>
+          <w:lang w:val="es-419" w:eastAsia="es-CO"/>
+        </w:rPr>
+        <w:t>Cambios importantes en el comportamiento</w:t>
+      </w:r>
+      <w:r>
+        <w:rPr>
+          <w:lang w:val="es-419" w:eastAsia="es-CO"/>
+        </w:rPr>
+        <w:t xml:space="preserve">: somnolencia inusual, irritabilidad intensa, confusión o dificultad para interactuar. </w:t>
       </w:r>
     </w:p>
     <w:p>
@@ -7573,158 +7679,6 @@
           <w:b/>
           <w:lang w:val="es-419" w:eastAsia="es-CO"/>
         </w:rPr>
-        <w:t>Alerta (Valoración oportuna)</w:t>
-      </w:r>
-    </w:p>
-    <w:p>
-      <w:pPr>
-        <w:pStyle w:val="Prrafodelista"/>
-        <w:numPr>
-          <w:ilvl w:val="0"/>
-          <w:numId w:val="22"/>
-        </w:numPr>
-        <w:rPr>
-          <w:lang w:val="es-419" w:eastAsia="es-CO"/>
-        </w:rPr>
-      </w:pPr>
-      <w:r>
-        <w:rPr>
-          <w:b/>
-          <w:lang w:val="es-419" w:eastAsia="es-CO"/>
-        </w:rPr>
-        <w:t>Respiración rápida o irregular</w:t>
-      </w:r>
-      <w:r>
-        <w:rPr>
-          <w:lang w:val="es-419" w:eastAsia="es-CO"/>
-        </w:rPr>
-        <w:t xml:space="preserve">: cambio en la frecuencia o el ritmo respiratorio que requiere vigilancia. </w:t>
-      </w:r>
-    </w:p>
-    <w:p>
-      <w:pPr>
-        <w:pStyle w:val="Prrafodelista"/>
-        <w:numPr>
-          <w:ilvl w:val="0"/>
-          <w:numId w:val="22"/>
-        </w:numPr>
-        <w:rPr>
-          <w:lang w:val="es-419" w:eastAsia="es-CO"/>
-        </w:rPr>
-      </w:pPr>
-      <w:r>
-        <w:rPr>
-          <w:b/>
-          <w:lang w:val="es-419" w:eastAsia="es-CO"/>
-        </w:rPr>
-        <w:t>Dolor intenso</w:t>
-      </w:r>
-      <w:r>
-        <w:rPr>
-          <w:lang w:val="es-419" w:eastAsia="es-CO"/>
-        </w:rPr>
-        <w:t xml:space="preserve">: molestia que causa llanto persistente, limita el movimiento o altera el comportamiento. </w:t>
-      </w:r>
-    </w:p>
-    <w:p>
-      <w:pPr>
-        <w:pStyle w:val="Prrafodelista"/>
-        <w:numPr>
-          <w:ilvl w:val="0"/>
-          <w:numId w:val="22"/>
-        </w:numPr>
-        <w:rPr>
-          <w:lang w:val="es-419" w:eastAsia="es-CO"/>
-        </w:rPr>
-      </w:pPr>
-      <w:r>
-        <w:rPr>
-          <w:b/>
-          <w:lang w:val="es-419" w:eastAsia="es-CO"/>
-        </w:rPr>
-        <w:t>Fiebre persistente</w:t>
-      </w:r>
-      <w:r>
-        <w:rPr>
-          <w:lang w:val="es-419" w:eastAsia="es-CO"/>
-        </w:rPr>
-        <w:t xml:space="preserve">: aumento de la temperatura que se mantiene o se acompaña de decaimiento. </w:t>
-      </w:r>
-    </w:p>
-    <w:p>
-      <w:pPr>
-        <w:pStyle w:val="Prrafodelista"/>
-        <w:numPr>
-          <w:ilvl w:val="0"/>
-          <w:numId w:val="22"/>
-        </w:numPr>
-        <w:rPr>
-          <w:lang w:val="es-419" w:eastAsia="es-CO"/>
-        </w:rPr>
-      </w:pPr>
-      <w:r>
-        <w:rPr>
-          <w:b/>
-          <w:lang w:val="es-419" w:eastAsia="es-CO"/>
-        </w:rPr>
-        <w:t>Debilidad o decaimiento</w:t>
-      </w:r>
-      <w:r>
-        <w:rPr>
-          <w:lang w:val="es-419" w:eastAsia="es-CO"/>
-        </w:rPr>
-        <w:t xml:space="preserve">: disminución evidente de la energía, la actividad o la capacidad de respuesta. </w:t>
-      </w:r>
-    </w:p>
-    <w:p>
-      <w:pPr>
-        <w:pStyle w:val="Prrafodelista"/>
-        <w:numPr>
-          <w:ilvl w:val="0"/>
-          <w:numId w:val="22"/>
-        </w:numPr>
-        <w:rPr>
-          <w:lang w:val="es-419" w:eastAsia="es-CO"/>
-        </w:rPr>
-      </w:pPr>
-      <w:r>
-        <w:rPr>
-          <w:b/>
-          <w:lang w:val="es-419" w:eastAsia="es-CO"/>
-        </w:rPr>
-        <w:t>Cambios importantes en el comportamiento</w:t>
-      </w:r>
-      <w:r>
-        <w:rPr>
-          <w:lang w:val="es-419" w:eastAsia="es-CO"/>
-        </w:rPr>
-        <w:t xml:space="preserve">: somnolencia inusual, irritabilidad intensa, confusión o dificultad para interactuar. </w:t>
-      </w:r>
-    </w:p>
-    <w:p>
-      <w:pPr>
-        <w:rPr>
-          <w:lang w:val="es-419" w:eastAsia="es-CO"/>
-        </w:rPr>
-      </w:pPr>
-    </w:p>
-    <w:p>
-      <w:pPr>
-        <w:pStyle w:val="Prrafodelista"/>
-        <w:numPr>
-          <w:ilvl w:val="0"/>
-          <w:numId w:val="20"/>
-        </w:numPr>
-        <w:rPr>
-          <w:b/>
-          <w:lang w:val="es-419" w:eastAsia="es-CO"/>
-        </w:rPr>
-      </w:pPr>
-      <w:r>
-        <w:rPr>
-          <w:b/>
-          <w:lang w:val="es-419" w:eastAsia="es-CO"/>
-        </w:rPr>
         <w:t>Grave (Atención inmediata)</w:t>
       </w:r>
     </w:p>
@@ -7844,6 +7798,7 @@
           <w:b/>
           <w:lang w:val="es-419" w:eastAsia="es-CO"/>
         </w:rPr>
+        <w:lastRenderedPageBreak/>
         <w:t>Sangrado abundante</w:t>
       </w:r>
       <w:r>
@@ -8405,7 +8360,28 @@
         <w:rPr>
           <w:lang w:val="es-419" w:eastAsia="es-CO"/>
         </w:rPr>
-        <w:t>Después de reconocer la técnica de RCP en lactantes, es necesario comprender cómo se adapta este procedimiento a la población infantil. En niñas y niños, la valoración, la profundidad de las compresiones y la técnica empleada deben ajustarse a su edad, tamaño y condiciones físicas, como se explica a continuación.</w:t>
+        <w:t xml:space="preserve">Después de reconocer la técnica de RCP en lactantes, es necesario comprender otra situación de emergencia frecuente durante la primera infancia: la obstrucción de la vía aérea por cuerpo extraño. A diferencia del paro cardiorrespiratorio, esta condición puede presentarse mientras la niña o el niño está consciente, por lo que exige señales de identificación y maniobras diferentes. Por esta razón, a </w:t>
+      </w:r>
+      <w:proofErr w:type="gramStart"/>
+      <w:r>
+        <w:rPr>
+          <w:lang w:val="es-419" w:eastAsia="es-CO"/>
+        </w:rPr>
+        <w:t>continuación</w:t>
+      </w:r>
+      <w:proofErr w:type="gramEnd"/>
+      <w:r>
+        <w:rPr>
+          <w:lang w:val="es-419" w:eastAsia="es-CO"/>
+        </w:rPr>
+        <w:t xml:space="preserve"> se aborda la </w:t>
+      </w:r>
+      <w:r>
+        <w:rPr>
+          <w:lang w:val="es-419" w:eastAsia="es-CO"/>
+        </w:rPr>
+        <w:lastRenderedPageBreak/>
+        <w:t>obstrucción de la vía aérea por cuerpo extraño (OVACE), sus manifestaciones y las acciones seguras para atenderla.</w:t>
       </w:r>
     </w:p>
     <w:p>
@@ -8421,35 +8397,137 @@
       </w:pPr>
       <w:bookmarkStart w:id="15" w:name="_Toc237342987"/>
       <w:r>
+        <w:t>Obstrucción de la vía aérea por cuerpo extraño (OVACE)</w:t>
+      </w:r>
+      <w:bookmarkEnd w:id="15"/>
+    </w:p>
+    <w:p>
+      <w:pPr>
+        <w:rPr>
+          <w:lang w:val="es-419" w:eastAsia="es-CO"/>
+        </w:rPr>
+      </w:pPr>
+      <w:r>
+        <w:rPr>
+          <w:lang w:val="es-419" w:eastAsia="es-CO"/>
+        </w:rPr>
+        <w:t>La obstrucción de la vía aérea por cuerpo extraño (OVACE) es una emergencia que ocurre cuando un alimento u objeto bloquea de manera parcial o total el paso del aire hacia los pulmones. En lactantes, niñas y niños, esta situación puede evolucionar rápidamente; por ello, es fundamental reconocer las señales de alerta y actuar de manera oportuna y segura.</w:t>
+      </w:r>
+    </w:p>
+    <w:p>
+      <w:pPr>
+        <w:rPr>
+          <w:lang w:val="es-419" w:eastAsia="es-CO"/>
+        </w:rPr>
+      </w:pPr>
+      <w:r>
+        <w:rPr>
+          <w:lang w:val="es-419" w:eastAsia="es-CO"/>
+        </w:rPr>
+        <w:t>La obstrucción puede presentarse mientras se consumen alimentos o cuando se introducen objetos pequeños en la boca. El riesgo aumenta con alimentos duros, redondos o difíciles de masticar, así como con monedas, botones, piezas de juguetes y otros elementos que se encuentran al alcance de la población infantil.</w:t>
+      </w:r>
+    </w:p>
+    <w:p>
+      <w:pPr>
+        <w:pStyle w:val="Prrafodelista"/>
+        <w:numPr>
+          <w:ilvl w:val="0"/>
+          <w:numId w:val="26"/>
+        </w:numPr>
+        <w:rPr>
+          <w:b/>
+          <w:lang w:val="es-419" w:eastAsia="es-CO"/>
+        </w:rPr>
+      </w:pPr>
+      <w:r>
+        <w:rPr>
+          <w:b/>
+          <w:lang w:val="es-419" w:eastAsia="es-CO"/>
+        </w:rPr>
+        <w:t>Reconocimiento de la obstrucción</w:t>
+      </w:r>
+    </w:p>
+    <w:p>
+      <w:pPr>
+        <w:rPr>
+          <w:lang w:val="es-419" w:eastAsia="es-CO"/>
+        </w:rPr>
+      </w:pPr>
+      <w:r>
+        <w:rPr>
+          <w:lang w:val="es-419" w:eastAsia="es-CO"/>
+        </w:rPr>
+        <w:t>Las manifestaciones dependen de si el paso del aire está bloqueado de forma parcial o total:</w:t>
+      </w:r>
+    </w:p>
+    <w:p>
+      <w:pPr>
+        <w:pStyle w:val="Prrafodelista"/>
+        <w:numPr>
+          <w:ilvl w:val="0"/>
+          <w:numId w:val="27"/>
+        </w:numPr>
+        <w:rPr>
+          <w:lang w:val="es-419" w:eastAsia="es-CO"/>
+        </w:rPr>
+      </w:pPr>
+      <w:r>
+        <w:rPr>
+          <w:b/>
+          <w:lang w:val="es-419" w:eastAsia="es-CO"/>
+        </w:rPr>
+        <w:t>Obstrucción parcial</w:t>
+      </w:r>
+      <w:r>
+        <w:rPr>
+          <w:lang w:val="es-419" w:eastAsia="es-CO"/>
+        </w:rPr>
+        <w:t xml:space="preserve">: la niña o el niño puede toser con fuerza, emitir sonidos, respirar y responder. En este caso, se debe permitir que continúe tosiendo, observar su evolución y evitar maniobras innecesarias. </w:t>
+      </w:r>
+    </w:p>
+    <w:p>
+      <w:pPr>
+        <w:pStyle w:val="Prrafodelista"/>
+        <w:numPr>
+          <w:ilvl w:val="0"/>
+          <w:numId w:val="27"/>
+        </w:numPr>
+        <w:rPr>
+          <w:lang w:val="es-419" w:eastAsia="es-CO"/>
+        </w:rPr>
+      </w:pPr>
+      <w:r>
+        <w:rPr>
+          <w:b/>
+          <w:lang w:val="es-419" w:eastAsia="es-CO"/>
+        </w:rPr>
+        <w:t>Obstrucción total</w:t>
+      </w:r>
+      <w:r>
+        <w:rPr>
+          <w:lang w:val="es-419" w:eastAsia="es-CO"/>
+        </w:rPr>
+        <w:t xml:space="preserve">: la niña o el niño no puede hablar, llorar, toser eficazmente ni respirar. También puede llevarse las manos al cuello, </w:t>
+      </w:r>
+      <w:r>
+        <w:rPr>
+          <w:lang w:val="es-419" w:eastAsia="es-CO"/>
+        </w:rPr>
         <w:lastRenderedPageBreak/>
-        <w:t>Obstrucción de la vía aérea por cuerpo extraño (OVACE)</w:t>
-      </w:r>
-      <w:bookmarkEnd w:id="15"/>
-    </w:p>
-    <w:p>
-      <w:pPr>
-        <w:rPr>
-          <w:lang w:val="es-419" w:eastAsia="es-CO"/>
-        </w:rPr>
-      </w:pPr>
-      <w:r>
-        <w:rPr>
-          <w:lang w:val="es-419" w:eastAsia="es-CO"/>
-        </w:rPr>
-        <w:t>La obstrucción de la vía aérea por cuerpo extraño (OVACE) es una emergencia que ocurre cuando un alimento u objeto bloquea de manera parcial o total el paso del aire hacia los pulmones. En lactantes, niñas y niños, esta situación puede evolucionar rápidamente; por ello, es fundamental reconocer las señales de alerta y actuar de manera oportuna y segura.</w:t>
-      </w:r>
-    </w:p>
-    <w:p>
-      <w:pPr>
-        <w:rPr>
-          <w:lang w:val="es-419" w:eastAsia="es-CO"/>
-        </w:rPr>
-      </w:pPr>
-      <w:r>
-        <w:rPr>
-          <w:lang w:val="es-419" w:eastAsia="es-CO"/>
-        </w:rPr>
-        <w:t>La obstrucción puede presentarse mientras se consumen alimentos o cuando se introducen objetos pequeños en la boca. El riesgo aumenta con alimentos duros, redondos o difíciles de masticar, así como con monedas, botones, piezas de juguetes y otros elementos que se encuentran al alcance de la población infantil.</w:t>
+        <w:t xml:space="preserve">presentar coloración azulada alrededor de los labios o perder el conocimiento. </w:t>
+      </w:r>
+    </w:p>
+    <w:p>
+      <w:pPr>
+        <w:rPr>
+          <w:lang w:val="es-419" w:eastAsia="es-CO"/>
+        </w:rPr>
+      </w:pPr>
+      <w:r>
+        <w:rPr>
+          <w:lang w:val="es-419" w:eastAsia="es-CO"/>
+        </w:rPr>
+        <w:t>Reconocer el tipo de obstrucción permite seleccionar la actuación adecuada. No se deben introducir los dedos en la boca ni intentar retirar el objeto cuando no sea visible, ya que podría desplazarse hacia una zona más profunda.</w:t>
       </w:r>
     </w:p>
     <w:p>
@@ -8469,83 +8547,183 @@
           <w:b/>
           <w:lang w:val="es-419" w:eastAsia="es-CO"/>
         </w:rPr>
-        <w:t>Reconocimiento de la obstrucción</w:t>
-      </w:r>
-    </w:p>
-    <w:p>
-      <w:pPr>
-        <w:rPr>
-          <w:lang w:val="es-419" w:eastAsia="es-CO"/>
-        </w:rPr>
-      </w:pPr>
-      <w:r>
-        <w:rPr>
-          <w:lang w:val="es-419" w:eastAsia="es-CO"/>
-        </w:rPr>
-        <w:t>Las manifestaciones dependen de si el paso del aire está bloqueado de forma parcial o total:</w:t>
-      </w:r>
-    </w:p>
-    <w:p>
-      <w:pPr>
-        <w:pStyle w:val="Prrafodelista"/>
-        <w:numPr>
-          <w:ilvl w:val="0"/>
-          <w:numId w:val="27"/>
-        </w:numPr>
-        <w:rPr>
-          <w:lang w:val="es-419" w:eastAsia="es-CO"/>
-        </w:rPr>
-      </w:pPr>
-      <w:r>
-        <w:rPr>
-          <w:b/>
-          <w:lang w:val="es-419" w:eastAsia="es-CO"/>
-        </w:rPr>
-        <w:t>Obstrucción parcial</w:t>
-      </w:r>
-      <w:r>
-        <w:rPr>
-          <w:lang w:val="es-419" w:eastAsia="es-CO"/>
-        </w:rPr>
-        <w:t xml:space="preserve">: la niña o el niño puede toser con fuerza, emitir sonidos, respirar y responder. En este caso, se debe permitir que continúe tosiendo, observar su evolución y evitar maniobras innecesarias. </w:t>
-      </w:r>
-    </w:p>
-    <w:p>
-      <w:pPr>
-        <w:pStyle w:val="Prrafodelista"/>
-        <w:numPr>
-          <w:ilvl w:val="0"/>
-          <w:numId w:val="27"/>
-        </w:numPr>
-        <w:rPr>
-          <w:lang w:val="es-419" w:eastAsia="es-CO"/>
-        </w:rPr>
-      </w:pPr>
-      <w:r>
-        <w:rPr>
-          <w:b/>
-          <w:lang w:val="es-419" w:eastAsia="es-CO"/>
-        </w:rPr>
-        <w:t>Obstrucción total</w:t>
-      </w:r>
-      <w:r>
-        <w:rPr>
-          <w:lang w:val="es-419" w:eastAsia="es-CO"/>
-        </w:rPr>
-        <w:t xml:space="preserve">: la niña o el niño no puede hablar, llorar, toser eficazmente ni respirar. También puede llevarse las manos al cuello, presentar coloración azulada alrededor de los labios o perder el conocimiento. </w:t>
-      </w:r>
-    </w:p>
-    <w:p>
-      <w:pPr>
-        <w:rPr>
-          <w:lang w:val="es-419" w:eastAsia="es-CO"/>
-        </w:rPr>
-      </w:pPr>
-      <w:r>
-        <w:rPr>
-          <w:lang w:val="es-419" w:eastAsia="es-CO"/>
-        </w:rPr>
-        <w:t>Reconocer el tipo de obstrucción permite seleccionar la actuación adecuada. No se deben introducir los dedos en la boca ni intentar retirar el objeto cuando no sea visible, ya que podría desplazarse hacia una zona más profunda.</w:t>
+        <w:t>Actuación ante una obstrucción en lactantes</w:t>
+      </w:r>
+    </w:p>
+    <w:p>
+      <w:pPr>
+        <w:rPr>
+          <w:lang w:val="es-419" w:eastAsia="es-CO"/>
+        </w:rPr>
+      </w:pPr>
+      <w:r>
+        <w:rPr>
+          <w:lang w:val="es-419" w:eastAsia="es-CO"/>
+        </w:rPr>
+        <w:t>Si el lactante está consciente y presenta una obstrucción total, se deben aplicar las siguientes acciones:</w:t>
+      </w:r>
+    </w:p>
+    <w:p>
+      <w:pPr>
+        <w:pStyle w:val="Prrafodelista"/>
+        <w:numPr>
+          <w:ilvl w:val="0"/>
+          <w:numId w:val="28"/>
+        </w:numPr>
+        <w:rPr>
+          <w:lang w:val="es-419" w:eastAsia="es-CO"/>
+        </w:rPr>
+      </w:pPr>
+      <w:r>
+        <w:rPr>
+          <w:b/>
+          <w:lang w:val="es-419" w:eastAsia="es-CO"/>
+        </w:rPr>
+        <w:t>Solicitar ayuda</w:t>
+      </w:r>
+      <w:r>
+        <w:rPr>
+          <w:lang w:val="es-419" w:eastAsia="es-CO"/>
+        </w:rPr>
+        <w:t xml:space="preserve">: pedir apoyo y activar el sistema de emergencias mediante la línea 123. </w:t>
+      </w:r>
+    </w:p>
+    <w:p>
+      <w:pPr>
+        <w:pStyle w:val="Prrafodelista"/>
+        <w:numPr>
+          <w:ilvl w:val="0"/>
+          <w:numId w:val="28"/>
+        </w:numPr>
+        <w:rPr>
+          <w:lang w:val="es-419" w:eastAsia="es-CO"/>
+        </w:rPr>
+      </w:pPr>
+      <w:r>
+        <w:rPr>
+          <w:b/>
+          <w:lang w:val="es-419" w:eastAsia="es-CO"/>
+        </w:rPr>
+        <w:t>Ubicar al lactante</w:t>
+      </w:r>
+      <w:r>
+        <w:rPr>
+          <w:lang w:val="es-419" w:eastAsia="es-CO"/>
+        </w:rPr>
+        <w:t xml:space="preserve">: colocarlo boca abajo sobre el antebrazo o el muslo, con la cabeza más baja que el pecho y sostenida de manera segura. </w:t>
+      </w:r>
+    </w:p>
+    <w:p>
+      <w:pPr>
+        <w:pStyle w:val="Prrafodelista"/>
+        <w:numPr>
+          <w:ilvl w:val="0"/>
+          <w:numId w:val="28"/>
+        </w:numPr>
+        <w:rPr>
+          <w:lang w:val="es-419" w:eastAsia="es-CO"/>
+        </w:rPr>
+      </w:pPr>
+      <w:r>
+        <w:rPr>
+          <w:b/>
+          <w:lang w:val="es-419" w:eastAsia="es-CO"/>
+        </w:rPr>
+        <w:t>Aplicar golpes en la espalda</w:t>
+      </w:r>
+      <w:r>
+        <w:rPr>
+          <w:lang w:val="es-419" w:eastAsia="es-CO"/>
+        </w:rPr>
+        <w:t xml:space="preserve">: realizar cinco golpes firmes entre los omóplatos con el talón de la mano. </w:t>
+      </w:r>
+    </w:p>
+    <w:p>
+      <w:pPr>
+        <w:pStyle w:val="Prrafodelista"/>
+        <w:numPr>
+          <w:ilvl w:val="0"/>
+          <w:numId w:val="28"/>
+        </w:numPr>
+        <w:rPr>
+          <w:lang w:val="es-419" w:eastAsia="es-CO"/>
+        </w:rPr>
+      </w:pPr>
+      <w:r>
+        <w:rPr>
+          <w:b/>
+          <w:lang w:val="es-419" w:eastAsia="es-CO"/>
+        </w:rPr>
+        <w:t>Girar al lactante</w:t>
+      </w:r>
+      <w:r>
+        <w:rPr>
+          <w:lang w:val="es-419" w:eastAsia="es-CO"/>
+        </w:rPr>
+        <w:t xml:space="preserve">: colocarlo boca arriba, manteniendo la cabeza más baja que el pecho. </w:t>
+      </w:r>
+    </w:p>
+    <w:p>
+      <w:pPr>
+        <w:pStyle w:val="Prrafodelista"/>
+        <w:numPr>
+          <w:ilvl w:val="0"/>
+          <w:numId w:val="28"/>
+        </w:numPr>
+        <w:rPr>
+          <w:lang w:val="es-419" w:eastAsia="es-CO"/>
+        </w:rPr>
+      </w:pPr>
+      <w:r>
+        <w:rPr>
+          <w:b/>
+          <w:lang w:val="es-419" w:eastAsia="es-CO"/>
+        </w:rPr>
+        <w:t>Realizar compresiones torácicas</w:t>
+      </w:r>
+      <w:r>
+        <w:rPr>
+          <w:lang w:val="es-419" w:eastAsia="es-CO"/>
+        </w:rPr>
+        <w:t xml:space="preserve">: aplicar cinco compresiones en el centro del pecho, sobre el esternón. </w:t>
+      </w:r>
+    </w:p>
+    <w:p>
+      <w:pPr>
+        <w:pStyle w:val="Prrafodelista"/>
+        <w:numPr>
+          <w:ilvl w:val="0"/>
+          <w:numId w:val="28"/>
+        </w:numPr>
+        <w:rPr>
+          <w:lang w:val="es-419" w:eastAsia="es-CO"/>
+        </w:rPr>
+      </w:pPr>
+      <w:r>
+        <w:rPr>
+          <w:b/>
+          <w:lang w:val="es-419" w:eastAsia="es-CO"/>
+        </w:rPr>
+        <w:t>Repetir la secuencia</w:t>
+      </w:r>
+      <w:r>
+        <w:rPr>
+          <w:lang w:val="es-419" w:eastAsia="es-CO"/>
+        </w:rPr>
+        <w:t xml:space="preserve">: alternar cinco golpes en la espalda y cinco compresiones torácicas hasta que el objeto sea expulsado, el lactante respire o pierda la respuesta. </w:t>
+      </w:r>
+    </w:p>
+    <w:p>
+      <w:pPr>
+        <w:rPr>
+          <w:lang w:val="es-419" w:eastAsia="es-CO"/>
+        </w:rPr>
+      </w:pPr>
+      <w:r>
+        <w:rPr>
+          <w:lang w:val="es-419" w:eastAsia="es-CO"/>
+        </w:rPr>
+        <w:t>No se deben realizar compresiones abdominales en lactantes, debido al riesgo de causar lesiones en los órganos internos.</w:t>
       </w:r>
     </w:p>
     <w:p>
@@ -8566,28 +8744,28 @@
           <w:lang w:val="es-419" w:eastAsia="es-CO"/>
         </w:rPr>
         <w:lastRenderedPageBreak/>
-        <w:t>Actuación ante una obstrucción en lactantes</w:t>
-      </w:r>
-    </w:p>
-    <w:p>
-      <w:pPr>
-        <w:rPr>
-          <w:lang w:val="es-419" w:eastAsia="es-CO"/>
-        </w:rPr>
-      </w:pPr>
-      <w:r>
-        <w:rPr>
-          <w:lang w:val="es-419" w:eastAsia="es-CO"/>
-        </w:rPr>
-        <w:t>Si el lactante está consciente y presenta una obstrucción total, se deben aplicar las siguientes acciones:</w:t>
-      </w:r>
-    </w:p>
-    <w:p>
-      <w:pPr>
-        <w:pStyle w:val="Prrafodelista"/>
-        <w:numPr>
-          <w:ilvl w:val="0"/>
-          <w:numId w:val="28"/>
+        <w:t>Actuación ante una obstrucción en niñas y niños</w:t>
+      </w:r>
+    </w:p>
+    <w:p>
+      <w:pPr>
+        <w:rPr>
+          <w:lang w:val="es-419" w:eastAsia="es-CO"/>
+        </w:rPr>
+      </w:pPr>
+      <w:r>
+        <w:rPr>
+          <w:lang w:val="es-419" w:eastAsia="es-CO"/>
+        </w:rPr>
+        <w:t>Si la niña o el niño está consciente y no puede respirar, hablar, llorar o toser eficazmente, se deben aplicar estas acciones:</w:t>
+      </w:r>
+    </w:p>
+    <w:p>
+      <w:pPr>
+        <w:pStyle w:val="Prrafodelista"/>
+        <w:numPr>
+          <w:ilvl w:val="0"/>
+          <w:numId w:val="29"/>
         </w:numPr>
         <w:rPr>
           <w:lang w:val="es-419" w:eastAsia="es-CO"/>
@@ -8604,178 +8782,7 @@
         <w:rPr>
           <w:lang w:val="es-419" w:eastAsia="es-CO"/>
         </w:rPr>
-        <w:t xml:space="preserve">: pedir apoyo y activar el sistema de emergencias mediante la línea 123. </w:t>
-      </w:r>
-    </w:p>
-    <w:p>
-      <w:pPr>
-        <w:pStyle w:val="Prrafodelista"/>
-        <w:numPr>
-          <w:ilvl w:val="0"/>
-          <w:numId w:val="28"/>
-        </w:numPr>
-        <w:rPr>
-          <w:lang w:val="es-419" w:eastAsia="es-CO"/>
-        </w:rPr>
-      </w:pPr>
-      <w:r>
-        <w:rPr>
-          <w:b/>
-          <w:lang w:val="es-419" w:eastAsia="es-CO"/>
-        </w:rPr>
-        <w:t>Ubicar al lactante</w:t>
-      </w:r>
-      <w:r>
-        <w:rPr>
-          <w:lang w:val="es-419" w:eastAsia="es-CO"/>
-        </w:rPr>
-        <w:t xml:space="preserve">: colocarlo boca abajo sobre el antebrazo o el muslo, con la cabeza más baja que el pecho y sostenida de manera segura. </w:t>
-      </w:r>
-    </w:p>
-    <w:p>
-      <w:pPr>
-        <w:pStyle w:val="Prrafodelista"/>
-        <w:numPr>
-          <w:ilvl w:val="0"/>
-          <w:numId w:val="28"/>
-        </w:numPr>
-        <w:rPr>
-          <w:lang w:val="es-419" w:eastAsia="es-CO"/>
-        </w:rPr>
-      </w:pPr>
-      <w:r>
-        <w:rPr>
-          <w:b/>
-          <w:lang w:val="es-419" w:eastAsia="es-CO"/>
-        </w:rPr>
-        <w:t>Aplicar golpes en la espalda</w:t>
-      </w:r>
-      <w:r>
-        <w:rPr>
-          <w:lang w:val="es-419" w:eastAsia="es-CO"/>
-        </w:rPr>
-        <w:t xml:space="preserve">: realizar cinco golpes firmes entre los omóplatos con el talón de la mano. </w:t>
-      </w:r>
-    </w:p>
-    <w:p>
-      <w:pPr>
-        <w:pStyle w:val="Prrafodelista"/>
-        <w:numPr>
-          <w:ilvl w:val="0"/>
-          <w:numId w:val="28"/>
-        </w:numPr>
-        <w:rPr>
-          <w:lang w:val="es-419" w:eastAsia="es-CO"/>
-        </w:rPr>
-      </w:pPr>
-      <w:r>
-        <w:rPr>
-          <w:b/>
-          <w:lang w:val="es-419" w:eastAsia="es-CO"/>
-        </w:rPr>
-        <w:t>Girar al lactante</w:t>
-      </w:r>
-      <w:r>
-        <w:rPr>
-          <w:lang w:val="es-419" w:eastAsia="es-CO"/>
-        </w:rPr>
-        <w:t xml:space="preserve">: colocarlo boca arriba, manteniendo la cabeza más baja que el pecho. </w:t>
-      </w:r>
-    </w:p>
-    <w:p>
-      <w:pPr>
-        <w:pStyle w:val="Prrafodelista"/>
-        <w:numPr>
-          <w:ilvl w:val="0"/>
-          <w:numId w:val="28"/>
-        </w:numPr>
-        <w:rPr>
-          <w:lang w:val="es-419" w:eastAsia="es-CO"/>
-        </w:rPr>
-      </w:pPr>
-      <w:r>
-        <w:rPr>
-          <w:b/>
-          <w:lang w:val="es-419" w:eastAsia="es-CO"/>
-        </w:rPr>
-        <w:t>Realizar compresiones torácicas</w:t>
-      </w:r>
-      <w:r>
-        <w:rPr>
-          <w:lang w:val="es-419" w:eastAsia="es-CO"/>
-        </w:rPr>
-        <w:t xml:space="preserve">: aplicar cinco compresiones en el centro del pecho, sobre el esternón. </w:t>
-      </w:r>
-    </w:p>
-    <w:p>
-      <w:pPr>
-        <w:pStyle w:val="Prrafodelista"/>
-        <w:numPr>
-          <w:ilvl w:val="0"/>
-          <w:numId w:val="28"/>
-        </w:numPr>
-        <w:rPr>
-          <w:lang w:val="es-419" w:eastAsia="es-CO"/>
-        </w:rPr>
-      </w:pPr>
-      <w:r>
-        <w:rPr>
-          <w:b/>
-          <w:lang w:val="es-419" w:eastAsia="es-CO"/>
-        </w:rPr>
-        <w:t>Repetir la secuencia</w:t>
-      </w:r>
-      <w:r>
-        <w:rPr>
-          <w:lang w:val="es-419" w:eastAsia="es-CO"/>
-        </w:rPr>
-        <w:t xml:space="preserve">: alternar cinco golpes en la espalda y cinco compresiones torácicas hasta que el objeto sea expulsado, el lactante respire o pierda la respuesta. </w:t>
-      </w:r>
-    </w:p>
-    <w:p>
-      <w:pPr>
-        <w:rPr>
-          <w:lang w:val="es-419" w:eastAsia="es-CO"/>
-        </w:rPr>
-      </w:pPr>
-      <w:r>
-        <w:rPr>
-          <w:lang w:val="es-419" w:eastAsia="es-CO"/>
-        </w:rPr>
-        <w:t>No se deben realizar compresiones abdominales en lactantes, debido al riesgo de causar lesiones en los órganos internos.</w:t>
-      </w:r>
-    </w:p>
-    <w:p>
-      <w:pPr>
-        <w:pStyle w:val="Prrafodelista"/>
-        <w:numPr>
-          <w:ilvl w:val="0"/>
-          <w:numId w:val="26"/>
-        </w:numPr>
-        <w:rPr>
-          <w:b/>
-          <w:lang w:val="es-419" w:eastAsia="es-CO"/>
-        </w:rPr>
-      </w:pPr>
-      <w:r>
-        <w:rPr>
-          <w:b/>
-          <w:lang w:val="es-419" w:eastAsia="es-CO"/>
-        </w:rPr>
-        <w:t>Actuación ante una obstrucción en niñas y niños</w:t>
-      </w:r>
-    </w:p>
-    <w:p>
-      <w:pPr>
-        <w:rPr>
-          <w:lang w:val="es-419" w:eastAsia="es-CO"/>
-        </w:rPr>
-      </w:pPr>
-      <w:r>
-        <w:rPr>
-          <w:lang w:val="es-419" w:eastAsia="es-CO"/>
-        </w:rPr>
-        <w:t>Si la niña o el niño está consciente y no puede respirar, hablar, llorar o toser eficazmente, se deben aplicar estas acciones:</w:t>
+        <w:t xml:space="preserve">: activar el sistema de emergencias mediante la línea 123. </w:t>
       </w:r>
     </w:p>
     <w:p>
@@ -8794,13 +8801,13 @@
           <w:b/>
           <w:lang w:val="es-419" w:eastAsia="es-CO"/>
         </w:rPr>
-        <w:t>Solicitar ayuda</w:t>
-      </w:r>
-      <w:r>
-        <w:rPr>
-          <w:lang w:val="es-419" w:eastAsia="es-CO"/>
-        </w:rPr>
-        <w:t xml:space="preserve">: activar el sistema de emergencias mediante la línea 123. </w:t>
+        <w:t>Ubicarse detrás</w:t>
+      </w:r>
+      <w:r>
+        <w:rPr>
+          <w:lang w:val="es-419" w:eastAsia="es-CO"/>
+        </w:rPr>
+        <w:t xml:space="preserve">: colocarse detrás de la niña o del niño y rodear su cintura con los brazos. </w:t>
       </w:r>
     </w:p>
     <w:p>
@@ -8819,130 +8826,105 @@
           <w:b/>
           <w:lang w:val="es-419" w:eastAsia="es-CO"/>
         </w:rPr>
+        <w:t>Posicionar las manos</w:t>
+      </w:r>
+      <w:r>
+        <w:rPr>
+          <w:lang w:val="es-419" w:eastAsia="es-CO"/>
+        </w:rPr>
+        <w:t xml:space="preserve">: formar un puño y ubicarlo por encima del ombligo y por debajo del esternón; luego, sujetarlo con la otra mano. </w:t>
+      </w:r>
+    </w:p>
+    <w:p>
+      <w:pPr>
+        <w:pStyle w:val="Prrafodelista"/>
+        <w:numPr>
+          <w:ilvl w:val="0"/>
+          <w:numId w:val="29"/>
+        </w:numPr>
+        <w:rPr>
+          <w:lang w:val="es-419" w:eastAsia="es-CO"/>
+        </w:rPr>
+      </w:pPr>
+      <w:r>
+        <w:rPr>
+          <w:b/>
+          <w:lang w:val="es-419" w:eastAsia="es-CO"/>
+        </w:rPr>
+        <w:t>Aplicar compresiones abdominales</w:t>
+      </w:r>
+      <w:r>
+        <w:rPr>
+          <w:lang w:val="es-419" w:eastAsia="es-CO"/>
+        </w:rPr>
+        <w:t xml:space="preserve">: realizar impulsos rápidos hacia adentro y hacia arriba. </w:t>
+      </w:r>
+    </w:p>
+    <w:p>
+      <w:pPr>
+        <w:pStyle w:val="Prrafodelista"/>
+        <w:numPr>
+          <w:ilvl w:val="0"/>
+          <w:numId w:val="29"/>
+        </w:numPr>
+        <w:rPr>
+          <w:lang w:val="es-419" w:eastAsia="es-CO"/>
+        </w:rPr>
+      </w:pPr>
+      <w:r>
+        <w:rPr>
+          <w:b/>
+          <w:lang w:val="es-419" w:eastAsia="es-CO"/>
+        </w:rPr>
+        <w:t>Continuar la atención</w:t>
+      </w:r>
+      <w:r>
+        <w:rPr>
+          <w:lang w:val="es-419" w:eastAsia="es-CO"/>
+        </w:rPr>
+        <w:t xml:space="preserve">: repetir las compresiones hasta que el objeto sea expulsado, la niña o el niño vuelva a respirar o pierda la respuesta. </w:t>
+      </w:r>
+    </w:p>
+    <w:p>
+      <w:pPr>
+        <w:rPr>
+          <w:lang w:val="es-419" w:eastAsia="es-CO"/>
+        </w:rPr>
+      </w:pPr>
+      <w:r>
+        <w:rPr>
+          <w:lang w:val="es-419" w:eastAsia="es-CO"/>
+        </w:rPr>
+        <w:t>Las maniobras deben ajustarse al tamaño y a las condiciones físicas de la niña o del niño, evitando aplicar una fuerza desproporcionada.</w:t>
+      </w:r>
+    </w:p>
+    <w:p>
+      <w:pPr>
+        <w:rPr>
+          <w:lang w:val="es-419" w:eastAsia="es-CO"/>
+        </w:rPr>
+      </w:pPr>
+      <w:r>
+        <w:rPr>
+          <w:lang w:val="es-419" w:eastAsia="es-CO"/>
+        </w:rPr>
+        <w:t>Después de reconocer las acciones para atender una obstrucción de la vía aérea, es importante abordar el uso del desfibrilador externo automático como apoyo durante la reanimación cardiopulmonar. En el siguiente apartado, se explica su función y las principales recomendaciones para utilizarlo de manera segura en lactantes, niñas y niños.</w:t>
+      </w:r>
+    </w:p>
+    <w:p>
+      <w:pPr>
+        <w:rPr>
+          <w:lang w:val="es-419" w:eastAsia="es-CO"/>
+        </w:rPr>
+      </w:pPr>
+    </w:p>
+    <w:p>
+      <w:pPr>
+        <w:pStyle w:val="Ttulo2"/>
+      </w:pPr>
+      <w:bookmarkStart w:id="16" w:name="_Toc237342988"/>
+      <w:r>
         <w:lastRenderedPageBreak/>
-        <w:t>Ubicarse detrás</w:t>
-      </w:r>
-      <w:r>
-        <w:rPr>
-          <w:lang w:val="es-419" w:eastAsia="es-CO"/>
-        </w:rPr>
-        <w:t xml:space="preserve">: colocarse detrás de la niña o del niño y rodear su cintura con los brazos. </w:t>
-      </w:r>
-    </w:p>
-    <w:p>
-      <w:pPr>
-        <w:pStyle w:val="Prrafodelista"/>
-        <w:numPr>
-          <w:ilvl w:val="0"/>
-          <w:numId w:val="29"/>
-        </w:numPr>
-        <w:rPr>
-          <w:lang w:val="es-419" w:eastAsia="es-CO"/>
-        </w:rPr>
-      </w:pPr>
-      <w:r>
-        <w:rPr>
-          <w:b/>
-          <w:lang w:val="es-419" w:eastAsia="es-CO"/>
-        </w:rPr>
-        <w:t>Posicionar las manos</w:t>
-      </w:r>
-      <w:r>
-        <w:rPr>
-          <w:lang w:val="es-419" w:eastAsia="es-CO"/>
-        </w:rPr>
-        <w:t xml:space="preserve">: formar un puño y ubicarlo por encima del ombligo y por debajo del esternón; luego, sujetarlo con la otra mano. </w:t>
-      </w:r>
-    </w:p>
-    <w:p>
-      <w:pPr>
-        <w:pStyle w:val="Prrafodelista"/>
-        <w:numPr>
-          <w:ilvl w:val="0"/>
-          <w:numId w:val="29"/>
-        </w:numPr>
-        <w:rPr>
-          <w:lang w:val="es-419" w:eastAsia="es-CO"/>
-        </w:rPr>
-      </w:pPr>
-      <w:r>
-        <w:rPr>
-          <w:b/>
-          <w:lang w:val="es-419" w:eastAsia="es-CO"/>
-        </w:rPr>
-        <w:t>Aplicar compresiones abdominales</w:t>
-      </w:r>
-      <w:r>
-        <w:rPr>
-          <w:lang w:val="es-419" w:eastAsia="es-CO"/>
-        </w:rPr>
-        <w:t xml:space="preserve">: realizar impulsos rápidos hacia adentro y hacia arriba. </w:t>
-      </w:r>
-    </w:p>
-    <w:p>
-      <w:pPr>
-        <w:pStyle w:val="Prrafodelista"/>
-        <w:numPr>
-          <w:ilvl w:val="0"/>
-          <w:numId w:val="29"/>
-        </w:numPr>
-        <w:rPr>
-          <w:lang w:val="es-419" w:eastAsia="es-CO"/>
-        </w:rPr>
-      </w:pPr>
-      <w:r>
-        <w:rPr>
-          <w:b/>
-          <w:lang w:val="es-419" w:eastAsia="es-CO"/>
-        </w:rPr>
-        <w:t>Continuar la atención</w:t>
-      </w:r>
-      <w:r>
-        <w:rPr>
-          <w:lang w:val="es-419" w:eastAsia="es-CO"/>
-        </w:rPr>
-        <w:t xml:space="preserve">: repetir las compresiones hasta que el objeto sea expulsado, la niña o el niño vuelva a respirar o pierda la respuesta. </w:t>
-      </w:r>
-    </w:p>
-    <w:p>
-      <w:pPr>
-        <w:rPr>
-          <w:lang w:val="es-419" w:eastAsia="es-CO"/>
-        </w:rPr>
-      </w:pPr>
-      <w:r>
-        <w:rPr>
-          <w:lang w:val="es-419" w:eastAsia="es-CO"/>
-        </w:rPr>
-        <w:t>Las maniobras deben ajustarse al tamaño y a las condiciones físicas de la niña o del niño, evitando aplicar una fuerza desproporcionada.</w:t>
-      </w:r>
-    </w:p>
-    <w:p>
-      <w:pPr>
-        <w:rPr>
-          <w:lang w:val="es-419" w:eastAsia="es-CO"/>
-        </w:rPr>
-      </w:pPr>
-      <w:r>
-        <w:rPr>
-          <w:lang w:val="es-419" w:eastAsia="es-CO"/>
-        </w:rPr>
-        <w:t>Después de reconocer las acciones para atender una obstrucción de la vía aérea, es importante abordar el uso del desfibrilador externo automático como apoyo durante la reanimación cardiopulmonar. En el siguiente apartado, se explica su función y las principales recomendaciones para utilizarlo de manera segura en lactantes, niñas y niños.</w:t>
-      </w:r>
-    </w:p>
-    <w:p>
-      <w:pPr>
-        <w:rPr>
-          <w:lang w:val="es-419" w:eastAsia="es-CO"/>
-        </w:rPr>
-      </w:pPr>
-    </w:p>
-    <w:p>
-      <w:pPr>
-        <w:pStyle w:val="Ttulo2"/>
-      </w:pPr>
-      <w:bookmarkStart w:id="16" w:name="_Toc237342988"/>
-      <w:r>
         <w:t>Uso del desfibrilador externo automático (DEA)</w:t>
       </w:r>
       <w:bookmarkEnd w:id="16"/>
@@ -8970,27 +8952,146 @@
         <w:rPr>
           <w:lang w:val="es-419" w:eastAsia="es-CO"/>
         </w:rPr>
-        <w:t xml:space="preserve">En lactantes, niñas y niños, el DEA debe utilizarse tan pronto como esté disponible. Para menores de ocho años, se emplean preferiblemente parches </w:t>
-      </w:r>
-      <w:r>
-        <w:rPr>
+        <w:t>En lactantes, niñas y niños, el DEA debe utilizarse tan pronto como esté disponible. Para menores de ocho años, se emplean preferiblemente parches pediátricos o un sistema reductor de energía. Si estos elementos no están disponibles, puede utilizarse un DEA con parches para personas adultas, siguiendo las instrucciones del dispositivo.</w:t>
+      </w:r>
+    </w:p>
+    <w:p>
+      <w:pPr>
+        <w:rPr>
+          <w:lang w:val="es-419" w:eastAsia="es-CO"/>
+        </w:rPr>
+      </w:pPr>
+      <w:r>
+        <w:rPr>
+          <w:lang w:val="es-419" w:eastAsia="es-CO"/>
+        </w:rPr>
+        <w:t>Mientras una persona realiza la RCP, otra debe activar el sistema de emergencias mediante la línea 123 y buscar el DEA. Para utilizarlo de manera organizada y segura, se deben seguir estas acciones:</w:t>
+      </w:r>
+    </w:p>
+    <w:p>
+      <w:pPr>
+        <w:pStyle w:val="Prrafodelista"/>
+        <w:numPr>
+          <w:ilvl w:val="0"/>
+          <w:numId w:val="30"/>
+        </w:numPr>
+        <w:rPr>
+          <w:lang w:val="es-419" w:eastAsia="es-CO"/>
+        </w:rPr>
+      </w:pPr>
+      <w:r>
+        <w:rPr>
+          <w:b/>
+          <w:lang w:val="es-419" w:eastAsia="es-CO"/>
+        </w:rPr>
+        <w:t>Encender el DEA</w:t>
+      </w:r>
+      <w:r>
+        <w:rPr>
+          <w:lang w:val="es-419" w:eastAsia="es-CO"/>
+        </w:rPr>
+        <w:t xml:space="preserve">: activar el dispositivo y escuchar atentamente las instrucciones visuales o de voz. </w:t>
+      </w:r>
+    </w:p>
+    <w:p>
+      <w:pPr>
+        <w:pStyle w:val="Prrafodelista"/>
+        <w:numPr>
+          <w:ilvl w:val="0"/>
+          <w:numId w:val="30"/>
+        </w:numPr>
+        <w:rPr>
+          <w:lang w:val="es-419" w:eastAsia="es-CO"/>
+        </w:rPr>
+      </w:pPr>
+      <w:r>
+        <w:rPr>
+          <w:b/>
+          <w:lang w:val="es-419" w:eastAsia="es-CO"/>
+        </w:rPr>
+        <w:t>Descubrir el pecho</w:t>
+      </w:r>
+      <w:r>
+        <w:rPr>
+          <w:lang w:val="es-419" w:eastAsia="es-CO"/>
+        </w:rPr>
+        <w:t xml:space="preserve">: retirar las prendas que impidan la colocación de los parches y secar la piel si se encuentra húmeda. </w:t>
+      </w:r>
+    </w:p>
+    <w:p>
+      <w:pPr>
+        <w:pStyle w:val="Prrafodelista"/>
+        <w:numPr>
+          <w:ilvl w:val="0"/>
+          <w:numId w:val="30"/>
+        </w:numPr>
+        <w:rPr>
+          <w:lang w:val="es-419" w:eastAsia="es-CO"/>
+        </w:rPr>
+      </w:pPr>
+      <w:r>
+        <w:rPr>
+          <w:b/>
+          <w:lang w:val="es-419" w:eastAsia="es-CO"/>
+        </w:rPr>
+        <w:t>Seleccionar los parches</w:t>
+      </w:r>
+      <w:r>
+        <w:rPr>
+          <w:lang w:val="es-419" w:eastAsia="es-CO"/>
+        </w:rPr>
+        <w:t xml:space="preserve">: utilizar parches pediátricos o un sistema reductor de energía cuando estén disponibles para lactantes y menores de ocho años. </w:t>
+      </w:r>
+    </w:p>
+    <w:p>
+      <w:pPr>
+        <w:pStyle w:val="Prrafodelista"/>
+        <w:numPr>
+          <w:ilvl w:val="0"/>
+          <w:numId w:val="30"/>
+        </w:numPr>
+        <w:rPr>
+          <w:lang w:val="es-419" w:eastAsia="es-CO"/>
+        </w:rPr>
+      </w:pPr>
+      <w:r>
+        <w:rPr>
+          <w:b/>
+          <w:lang w:val="es-419" w:eastAsia="es-CO"/>
+        </w:rPr>
+        <w:t>Colocar los parches</w:t>
+      </w:r>
+      <w:r>
+        <w:rPr>
+          <w:lang w:val="es-419" w:eastAsia="es-CO"/>
+        </w:rPr>
+        <w:t xml:space="preserve">: adherirlos sobre el pecho desnudo, de acuerdo con las imágenes indicadas en el dispositivo. Si los parches pueden tocarse entre sí, se debe colocar uno en el centro del pecho y otro en la espalda. </w:t>
+      </w:r>
+    </w:p>
+    <w:p>
+      <w:pPr>
+        <w:pStyle w:val="Prrafodelista"/>
+        <w:numPr>
+          <w:ilvl w:val="0"/>
+          <w:numId w:val="30"/>
+        </w:numPr>
+        <w:rPr>
+          <w:lang w:val="es-419" w:eastAsia="es-CO"/>
+        </w:rPr>
+      </w:pPr>
+      <w:r>
+        <w:rPr>
+          <w:b/>
           <w:lang w:val="es-419" w:eastAsia="es-CO"/>
         </w:rPr>
         <w:lastRenderedPageBreak/>
-        <w:t>pediátricos o un sistema reductor de energía. Si estos elementos no están disponibles, puede utilizarse un DEA con parches para personas adultas, siguiendo las instrucciones del dispositivo.</w:t>
-      </w:r>
-    </w:p>
-    <w:p>
-      <w:pPr>
-        <w:rPr>
-          <w:lang w:val="es-419" w:eastAsia="es-CO"/>
-        </w:rPr>
-      </w:pPr>
-      <w:r>
-        <w:rPr>
-          <w:lang w:val="es-419" w:eastAsia="es-CO"/>
-        </w:rPr>
-        <w:t>Mientras una persona realiza la RCP, otra debe activar el sistema de emergencias mediante la línea 123 y buscar el DEA. Para utilizarlo de manera organizada y segura, se deben seguir estas acciones:</w:t>
+        <w:t>Permitir el análisis</w:t>
+      </w:r>
+      <w:r>
+        <w:rPr>
+          <w:lang w:val="es-419" w:eastAsia="es-CO"/>
+        </w:rPr>
+        <w:t xml:space="preserve">: suspender momentáneamente las compresiones y verificar que ninguna persona toque al lactante, la niña o el niño mientras el DEA analiza el ritmo cardíaco. </w:t>
       </w:r>
     </w:p>
     <w:p>
@@ -9009,13 +9110,13 @@
           <w:b/>
           <w:lang w:val="es-419" w:eastAsia="es-CO"/>
         </w:rPr>
-        <w:t>Encender el DEA</w:t>
-      </w:r>
-      <w:r>
-        <w:rPr>
-          <w:lang w:val="es-419" w:eastAsia="es-CO"/>
-        </w:rPr>
-        <w:t xml:space="preserve">: activar el dispositivo y escuchar atentamente las instrucciones visuales o de voz. </w:t>
+        <w:t>Aplicar la descarga</w:t>
+      </w:r>
+      <w:r>
+        <w:rPr>
+          <w:lang w:val="es-419" w:eastAsia="es-CO"/>
+        </w:rPr>
+        <w:t xml:space="preserve">: si el dispositivo la recomienda, comprobar que nadie esté en contacto con la persona y seguir la indicación para administrarla. </w:t>
       </w:r>
     </w:p>
     <w:p>
@@ -9034,13 +9135,13 @@
           <w:b/>
           <w:lang w:val="es-419" w:eastAsia="es-CO"/>
         </w:rPr>
-        <w:t>Descubrir el pecho</w:t>
-      </w:r>
-      <w:r>
-        <w:rPr>
-          <w:lang w:val="es-419" w:eastAsia="es-CO"/>
-        </w:rPr>
-        <w:t xml:space="preserve">: retirar las prendas que impidan la colocación de los parches y secar la piel si se encuentra húmeda. </w:t>
+        <w:t>Reanudar la RCP</w:t>
+      </w:r>
+      <w:r>
+        <w:rPr>
+          <w:lang w:val="es-419" w:eastAsia="es-CO"/>
+        </w:rPr>
+        <w:t xml:space="preserve">: reiniciar inmediatamente las compresiones y las ventilaciones después de la descarga o cuando el DEA indique que esta no es necesaria. </w:t>
       </w:r>
     </w:p>
     <w:p>
@@ -9059,267 +9160,142 @@
           <w:b/>
           <w:lang w:val="es-419" w:eastAsia="es-CO"/>
         </w:rPr>
-        <w:t>Seleccionar los parches</w:t>
-      </w:r>
-      <w:r>
-        <w:rPr>
-          <w:lang w:val="es-419" w:eastAsia="es-CO"/>
-        </w:rPr>
-        <w:t xml:space="preserve">: utilizar parches pediátricos o un sistema reductor de energía cuando estén disponibles para lactantes y menores de ocho años. </w:t>
-      </w:r>
-    </w:p>
-    <w:p>
-      <w:pPr>
-        <w:pStyle w:val="Prrafodelista"/>
-        <w:numPr>
-          <w:ilvl w:val="0"/>
-          <w:numId w:val="30"/>
-        </w:numPr>
-        <w:rPr>
-          <w:lang w:val="es-419" w:eastAsia="es-CO"/>
-        </w:rPr>
-      </w:pPr>
-      <w:r>
-        <w:rPr>
-          <w:b/>
-          <w:lang w:val="es-419" w:eastAsia="es-CO"/>
-        </w:rPr>
-        <w:t>Colocar los parches</w:t>
-      </w:r>
-      <w:r>
-        <w:rPr>
-          <w:lang w:val="es-419" w:eastAsia="es-CO"/>
-        </w:rPr>
-        <w:t xml:space="preserve">: adherirlos sobre el pecho desnudo, de acuerdo con las imágenes indicadas en el dispositivo. Si los parches pueden tocarse entre sí, se debe colocar uno en el centro del pecho y otro en la espalda. </w:t>
-      </w:r>
-    </w:p>
-    <w:p>
-      <w:pPr>
-        <w:pStyle w:val="Prrafodelista"/>
-        <w:numPr>
-          <w:ilvl w:val="0"/>
-          <w:numId w:val="30"/>
-        </w:numPr>
-        <w:rPr>
-          <w:lang w:val="es-419" w:eastAsia="es-CO"/>
-        </w:rPr>
-      </w:pPr>
-      <w:r>
-        <w:rPr>
-          <w:b/>
-          <w:lang w:val="es-419" w:eastAsia="es-CO"/>
-        </w:rPr>
-        <w:t>Permitir el análisis</w:t>
-      </w:r>
-      <w:r>
-        <w:rPr>
-          <w:lang w:val="es-419" w:eastAsia="es-CO"/>
-        </w:rPr>
-        <w:t xml:space="preserve">: suspender momentáneamente las compresiones y verificar que ninguna persona toque al lactante, la niña o el niño mientras el DEA analiza el ritmo cardíaco. </w:t>
-      </w:r>
-    </w:p>
-    <w:p>
-      <w:pPr>
-        <w:pStyle w:val="Prrafodelista"/>
-        <w:numPr>
-          <w:ilvl w:val="0"/>
-          <w:numId w:val="30"/>
-        </w:numPr>
-        <w:rPr>
-          <w:lang w:val="es-419" w:eastAsia="es-CO"/>
-        </w:rPr>
-      </w:pPr>
-      <w:r>
-        <w:rPr>
-          <w:b/>
-          <w:lang w:val="es-419" w:eastAsia="es-CO"/>
-        </w:rPr>
-        <w:t>Aplicar la descarga</w:t>
-      </w:r>
-      <w:r>
-        <w:rPr>
-          <w:lang w:val="es-419" w:eastAsia="es-CO"/>
-        </w:rPr>
-        <w:t xml:space="preserve">: si el dispositivo la recomienda, comprobar que nadie esté en contacto con la persona y seguir la indicación para administrarla. </w:t>
-      </w:r>
-    </w:p>
-    <w:p>
-      <w:pPr>
-        <w:pStyle w:val="Prrafodelista"/>
-        <w:numPr>
-          <w:ilvl w:val="0"/>
-          <w:numId w:val="30"/>
-        </w:numPr>
-        <w:rPr>
-          <w:lang w:val="es-419" w:eastAsia="es-CO"/>
-        </w:rPr>
-      </w:pPr>
-      <w:r>
-        <w:rPr>
-          <w:b/>
-          <w:lang w:val="es-419" w:eastAsia="es-CO"/>
-        </w:rPr>
-        <w:t>Reanudar la RCP</w:t>
-      </w:r>
-      <w:r>
-        <w:rPr>
-          <w:lang w:val="es-419" w:eastAsia="es-CO"/>
-        </w:rPr>
-        <w:t xml:space="preserve">: reiniciar inmediatamente las compresiones y las ventilaciones después de la descarga o cuando el DEA indique que esta no es necesaria. </w:t>
-      </w:r>
-    </w:p>
-    <w:p>
-      <w:pPr>
-        <w:pStyle w:val="Prrafodelista"/>
-        <w:numPr>
-          <w:ilvl w:val="0"/>
-          <w:numId w:val="30"/>
-        </w:numPr>
-        <w:rPr>
-          <w:lang w:val="es-419" w:eastAsia="es-CO"/>
-        </w:rPr>
-      </w:pPr>
-      <w:r>
-        <w:rPr>
-          <w:b/>
+        <w:t>Seguir las instrucciones</w:t>
+      </w:r>
+      <w:r>
+        <w:rPr>
+          <w:lang w:val="es-419" w:eastAsia="es-CO"/>
+        </w:rPr>
+        <w:t xml:space="preserve">: continuar la RCP y atender las indicaciones del dispositivo hasta que se evidencien signos de respuesta o llegue el personal especializado. </w:t>
+      </w:r>
+    </w:p>
+    <w:p>
+      <w:pPr>
+        <w:rPr>
+          <w:lang w:val="es-419" w:eastAsia="es-CO"/>
+        </w:rPr>
+      </w:pPr>
+      <w:r>
+        <w:rPr>
+          <w:lang w:val="es-419" w:eastAsia="es-CO"/>
+        </w:rPr>
+        <w:t>Durante el uso del DEA, se deben tener en cuenta las siguientes precauciones:</w:t>
+      </w:r>
+    </w:p>
+    <w:p>
+      <w:pPr>
+        <w:pStyle w:val="Prrafodelista"/>
+        <w:numPr>
+          <w:ilvl w:val="0"/>
+          <w:numId w:val="31"/>
+        </w:numPr>
+        <w:rPr>
+          <w:lang w:val="es-419" w:eastAsia="es-CO"/>
+        </w:rPr>
+      </w:pPr>
+      <w:r>
+        <w:rPr>
+          <w:lang w:val="es-419" w:eastAsia="es-CO"/>
+        </w:rPr>
+        <w:t xml:space="preserve">No colocar los parches sobre ropa, piel mojada ni objetos metálicos. </w:t>
+      </w:r>
+    </w:p>
+    <w:p>
+      <w:pPr>
+        <w:pStyle w:val="Prrafodelista"/>
+        <w:numPr>
+          <w:ilvl w:val="0"/>
+          <w:numId w:val="31"/>
+        </w:numPr>
+        <w:rPr>
+          <w:lang w:val="es-419" w:eastAsia="es-CO"/>
+        </w:rPr>
+      </w:pPr>
+      <w:r>
+        <w:rPr>
+          <w:lang w:val="es-419" w:eastAsia="es-CO"/>
+        </w:rPr>
+        <w:t xml:space="preserve">No permitir que los parches se toquen o se superpongan. </w:t>
+      </w:r>
+    </w:p>
+    <w:p>
+      <w:pPr>
+        <w:pStyle w:val="Prrafodelista"/>
+        <w:numPr>
+          <w:ilvl w:val="0"/>
+          <w:numId w:val="31"/>
+        </w:numPr>
+        <w:rPr>
+          <w:lang w:val="es-419" w:eastAsia="es-CO"/>
+        </w:rPr>
+      </w:pPr>
+      <w:r>
+        <w:rPr>
+          <w:lang w:val="es-419" w:eastAsia="es-CO"/>
+        </w:rPr>
+        <w:t xml:space="preserve">No tocar al lactante, la niña o el niño durante el análisis ni al aplicar la descarga. </w:t>
+      </w:r>
+    </w:p>
+    <w:p>
+      <w:pPr>
+        <w:pStyle w:val="Prrafodelista"/>
+        <w:numPr>
+          <w:ilvl w:val="0"/>
+          <w:numId w:val="31"/>
+        </w:numPr>
+        <w:rPr>
+          <w:lang w:val="es-419" w:eastAsia="es-CO"/>
+        </w:rPr>
+      </w:pPr>
+      <w:r>
+        <w:rPr>
+          <w:lang w:val="es-419" w:eastAsia="es-CO"/>
+        </w:rPr>
+        <w:t xml:space="preserve">No retirar los parches ni apagar el dispositivo mientras continúa la atención. </w:t>
+      </w:r>
+    </w:p>
+    <w:p>
+      <w:pPr>
+        <w:pStyle w:val="Prrafodelista"/>
+        <w:numPr>
+          <w:ilvl w:val="0"/>
+          <w:numId w:val="31"/>
+        </w:numPr>
+        <w:rPr>
+          <w:lang w:val="es-419" w:eastAsia="es-CO"/>
+        </w:rPr>
+      </w:pPr>
+      <w:r>
+        <w:rPr>
+          <w:lang w:val="es-419" w:eastAsia="es-CO"/>
+        </w:rPr>
+        <w:t xml:space="preserve">Reducir al mínimo las interrupciones de las compresiones torácicas. </w:t>
+      </w:r>
+    </w:p>
+    <w:p>
+      <w:pPr>
+        <w:rPr>
+          <w:lang w:val="es-419" w:eastAsia="es-CO"/>
+        </w:rPr>
+      </w:pPr>
+      <w:r>
+        <w:rPr>
+          <w:lang w:val="es-419" w:eastAsia="es-CO"/>
+        </w:rPr>
+        <w:t>El uso oportuno del DEA, combinado con una RCP de calidad, fortalece la respuesta ante un paro cardiorrespiratorio. Mantener la calma, seguir las instrucciones del dispositivo y continuar las maniobras contribuye a brindar una atención inicial segura mientras llega el personal especializado.</w:t>
+      </w:r>
+    </w:p>
+    <w:p>
+      <w:pPr>
+        <w:rPr>
+          <w:lang w:val="es-419" w:eastAsia="es-CO"/>
+        </w:rPr>
+      </w:pPr>
+      <w:r>
+        <w:rPr>
           <w:lang w:val="es-419" w:eastAsia="es-CO"/>
         </w:rPr>
         <w:lastRenderedPageBreak/>
-        <w:t>Seguir las instrucciones</w:t>
-      </w:r>
-      <w:r>
-        <w:rPr>
-          <w:lang w:val="es-419" w:eastAsia="es-CO"/>
-        </w:rPr>
-        <w:t xml:space="preserve">: continuar la RCP y atender las indicaciones del dispositivo hasta que se evidencien signos de respuesta o llegue el personal especializado. </w:t>
-      </w:r>
-    </w:p>
-    <w:p>
-      <w:pPr>
-        <w:rPr>
-          <w:lang w:val="es-419" w:eastAsia="es-CO"/>
-        </w:rPr>
-      </w:pPr>
-      <w:r>
-        <w:rPr>
-          <w:lang w:val="es-419" w:eastAsia="es-CO"/>
-        </w:rPr>
-        <w:t>Durante el uso del DEA, se deben tener en cuenta las siguientes precauciones:</w:t>
-      </w:r>
-    </w:p>
-    <w:p>
-      <w:pPr>
-        <w:pStyle w:val="Prrafodelista"/>
-        <w:numPr>
-          <w:ilvl w:val="0"/>
-          <w:numId w:val="31"/>
-        </w:numPr>
-        <w:rPr>
-          <w:lang w:val="es-419" w:eastAsia="es-CO"/>
-        </w:rPr>
-      </w:pPr>
-      <w:r>
-        <w:rPr>
-          <w:lang w:val="es-419" w:eastAsia="es-CO"/>
-        </w:rPr>
-        <w:t xml:space="preserve">No colocar los parches sobre ropa, piel mojada ni objetos metálicos. </w:t>
-      </w:r>
-    </w:p>
-    <w:p>
-      <w:pPr>
-        <w:pStyle w:val="Prrafodelista"/>
-        <w:numPr>
-          <w:ilvl w:val="0"/>
-          <w:numId w:val="31"/>
-        </w:numPr>
-        <w:rPr>
-          <w:lang w:val="es-419" w:eastAsia="es-CO"/>
-        </w:rPr>
-      </w:pPr>
-      <w:r>
-        <w:rPr>
-          <w:lang w:val="es-419" w:eastAsia="es-CO"/>
-        </w:rPr>
-        <w:t xml:space="preserve">No permitir que los parches se toquen o se superpongan. </w:t>
-      </w:r>
-    </w:p>
-    <w:p>
-      <w:pPr>
-        <w:pStyle w:val="Prrafodelista"/>
-        <w:numPr>
-          <w:ilvl w:val="0"/>
-          <w:numId w:val="31"/>
-        </w:numPr>
-        <w:rPr>
-          <w:lang w:val="es-419" w:eastAsia="es-CO"/>
-        </w:rPr>
-      </w:pPr>
-      <w:r>
-        <w:rPr>
-          <w:lang w:val="es-419" w:eastAsia="es-CO"/>
-        </w:rPr>
-        <w:t xml:space="preserve">No tocar al lactante, la niña o el niño durante el análisis ni al aplicar la descarga. </w:t>
-      </w:r>
-    </w:p>
-    <w:p>
-      <w:pPr>
-        <w:pStyle w:val="Prrafodelista"/>
-        <w:numPr>
-          <w:ilvl w:val="0"/>
-          <w:numId w:val="31"/>
-        </w:numPr>
-        <w:rPr>
-          <w:lang w:val="es-419" w:eastAsia="es-CO"/>
-        </w:rPr>
-      </w:pPr>
-      <w:r>
-        <w:rPr>
-          <w:lang w:val="es-419" w:eastAsia="es-CO"/>
-        </w:rPr>
-        <w:t xml:space="preserve">No retirar los parches ni apagar el dispositivo mientras continúa la atención. </w:t>
-      </w:r>
-    </w:p>
-    <w:p>
-      <w:pPr>
-        <w:pStyle w:val="Prrafodelista"/>
-        <w:numPr>
-          <w:ilvl w:val="0"/>
-          <w:numId w:val="31"/>
-        </w:numPr>
-        <w:rPr>
-          <w:lang w:val="es-419" w:eastAsia="es-CO"/>
-        </w:rPr>
-      </w:pPr>
-      <w:r>
-        <w:rPr>
-          <w:lang w:val="es-419" w:eastAsia="es-CO"/>
-        </w:rPr>
-        <w:t xml:space="preserve">Reducir al mínimo las interrupciones de las compresiones torácicas. </w:t>
-      </w:r>
-    </w:p>
-    <w:p>
-      <w:pPr>
-        <w:rPr>
-          <w:lang w:val="es-419" w:eastAsia="es-CO"/>
-        </w:rPr>
-      </w:pPr>
-      <w:r>
-        <w:rPr>
-          <w:lang w:val="es-419" w:eastAsia="es-CO"/>
-        </w:rPr>
-        <w:t>El uso oportuno del DEA, combinado con una RCP de calidad, fortalece la respuesta ante un paro cardiorrespiratorio. Mantener la calma, seguir las instrucciones del dispositivo y continuar las maniobras contribuye a brindar una atención inicial segura mientras llega el personal especializado.</w:t>
-      </w:r>
-    </w:p>
-    <w:p>
-      <w:pPr>
-        <w:rPr>
-          <w:lang w:val="es-419" w:eastAsia="es-CO"/>
-        </w:rPr>
-      </w:pPr>
-      <w:r>
-        <w:rPr>
-          <w:lang w:val="es-419" w:eastAsia="es-CO"/>
-        </w:rPr>
         <w:t>Después de reconocer las acciones de soporte vital básico, es necesario abordar otras situaciones que también pueden afectar la salud y la integridad de lactantes, niñas y niños. En el siguiente apartado, se presentan las medidas de atención inicial ante lesiones, traumatismos y situaciones que requieren una movilización segura.</w:t>
       </w:r>
     </w:p>
@@ -16785,7 +16761,6 @@
         <w:docPartUnique/>
       </w:docPartObj>
     </w:sdtPr>
-    <w:sdtEndPr/>
     <w:sdtContent>
       <w:p>
         <w:pPr>
@@ -17078,7 +17053,7 @@
       <w:lvlText w:val=""/>
       <w:lvlJc w:val="left"/>
       <w:pPr>
-        <w:ind w:left="1429" w:hanging="360"/>
+        <w:ind w:left="1776" w:hanging="360"/>
       </w:pPr>
       <w:rPr>
         <w:rFonts w:ascii="Symbol" w:hAnsi="Symbol" w:hint="default"/>
@@ -17090,7 +17065,7 @@
       <w:lvlText w:val="o"/>
       <w:lvlJc w:val="left"/>
       <w:pPr>
-        <w:ind w:left="2149" w:hanging="360"/>
+        <w:ind w:left="2496" w:hanging="360"/>
       </w:pPr>
       <w:rPr>
         <w:rFonts w:ascii="Courier New" w:hAnsi="Courier New" w:cs="Courier New" w:hint="default"/>
@@ -17102,7 +17077,7 @@
       <w:lvlText w:val=""/>
       <w:lvlJc w:val="left"/>
       <w:pPr>
-        <w:ind w:left="2869" w:hanging="360"/>
+        <w:ind w:left="3216" w:hanging="360"/>
       </w:pPr>
       <w:rPr>
         <w:rFonts w:ascii="Wingdings" w:hAnsi="Wingdings" w:hint="default"/>
@@ -17114,7 +17089,7 @@
       <w:lvlText w:val=""/>
       <w:lvlJc w:val="left"/>
       <w:pPr>
-        <w:ind w:left="3589" w:hanging="360"/>
+        <w:ind w:left="3936" w:hanging="360"/>
       </w:pPr>
       <w:rPr>
         <w:rFonts w:ascii="Symbol" w:hAnsi="Symbol" w:hint="default"/>
@@ -17126,7 +17101,7 @@
       <w:lvlText w:val="o"/>
       <w:lvlJc w:val="left"/>
       <w:pPr>
-        <w:ind w:left="4309" w:hanging="360"/>
+        <w:ind w:left="4656" w:hanging="360"/>
       </w:pPr>
       <w:rPr>
         <w:rFonts w:ascii="Courier New" w:hAnsi="Courier New" w:cs="Courier New" w:hint="default"/>
@@ -17138,7 +17113,7 @@
       <w:lvlText w:val=""/>
       <w:lvlJc w:val="left"/>
       <w:pPr>
-        <w:ind w:left="5029" w:hanging="360"/>
+        <w:ind w:left="5376" w:hanging="360"/>
       </w:pPr>
       <w:rPr>
         <w:rFonts w:ascii="Wingdings" w:hAnsi="Wingdings" w:hint="default"/>
@@ -17150,7 +17125,7 @@
       <w:lvlText w:val=""/>
       <w:lvlJc w:val="left"/>
       <w:pPr>
-        <w:ind w:left="5749" w:hanging="360"/>
+        <w:ind w:left="6096" w:hanging="360"/>
       </w:pPr>
       <w:rPr>
         <w:rFonts w:ascii="Symbol" w:hAnsi="Symbol" w:hint="default"/>
@@ -17162,7 +17137,7 @@
       <w:lvlText w:val="o"/>
       <w:lvlJc w:val="left"/>
       <w:pPr>
-        <w:ind w:left="6469" w:hanging="360"/>
+        <w:ind w:left="6816" w:hanging="360"/>
       </w:pPr>
       <w:rPr>
         <w:rFonts w:ascii="Courier New" w:hAnsi="Courier New" w:cs="Courier New" w:hint="default"/>
@@ -17174,7 +17149,7 @@
       <w:lvlText w:val=""/>
       <w:lvlJc w:val="left"/>
       <w:pPr>
-        <w:ind w:left="7189" w:hanging="360"/>
+        <w:ind w:left="7536" w:hanging="360"/>
       </w:pPr>
       <w:rPr>
         <w:rFonts w:ascii="Wingdings" w:hAnsi="Wingdings" w:hint="default"/>
@@ -17304,7 +17279,7 @@
       <w:lvlText w:val=""/>
       <w:lvlJc w:val="left"/>
       <w:pPr>
-        <w:ind w:left="1429" w:hanging="360"/>
+        <w:ind w:left="1776" w:hanging="360"/>
       </w:pPr>
       <w:rPr>
         <w:rFonts w:ascii="Symbol" w:hAnsi="Symbol" w:hint="default"/>
@@ -17316,7 +17291,7 @@
       <w:lvlText w:val="o"/>
       <w:lvlJc w:val="left"/>
       <w:pPr>
-        <w:ind w:left="2149" w:hanging="360"/>
+        <w:ind w:left="2496" w:hanging="360"/>
       </w:pPr>
       <w:rPr>
         <w:rFonts w:ascii="Courier New" w:hAnsi="Courier New" w:cs="Courier New" w:hint="default"/>
@@ -17328,7 +17303,7 @@
       <w:lvlText w:val=""/>
       <w:lvlJc w:val="left"/>
       <w:pPr>
-        <w:ind w:left="2869" w:hanging="360"/>
+        <w:ind w:left="3216" w:hanging="360"/>
       </w:pPr>
       <w:rPr>
         <w:rFonts w:ascii="Wingdings" w:hAnsi="Wingdings" w:hint="default"/>
@@ -17340,7 +17315,7 @@
       <w:lvlText w:val=""/>
       <w:lvlJc w:val="left"/>
       <w:pPr>
-        <w:ind w:left="3589" w:hanging="360"/>
+        <w:ind w:left="3936" w:hanging="360"/>
       </w:pPr>
       <w:rPr>
         <w:rFonts w:ascii="Symbol" w:hAnsi="Symbol" w:hint="default"/>
@@ -17352,7 +17327,7 @@
       <w:lvlText w:val="o"/>
       <w:lvlJc w:val="left"/>
       <w:pPr>
-        <w:ind w:left="4309" w:hanging="360"/>
+        <w:ind w:left="4656" w:hanging="360"/>
       </w:pPr>
       <w:rPr>
         <w:rFonts w:ascii="Courier New" w:hAnsi="Courier New" w:cs="Courier New" w:hint="default"/>
@@ -17364,7 +17339,7 @@
       <w:lvlText w:val=""/>
       <w:lvlJc w:val="left"/>
       <w:pPr>
-        <w:ind w:left="5029" w:hanging="360"/>
+        <w:ind w:left="5376" w:hanging="360"/>
       </w:pPr>
       <w:rPr>
         <w:rFonts w:ascii="Wingdings" w:hAnsi="Wingdings" w:hint="default"/>
@@ -17376,7 +17351,7 @@
       <w:lvlText w:val=""/>
       <w:lvlJc w:val="left"/>
       <w:pPr>
-        <w:ind w:left="5749" w:hanging="360"/>
+        <w:ind w:left="6096" w:hanging="360"/>
       </w:pPr>
       <w:rPr>
         <w:rFonts w:ascii="Symbol" w:hAnsi="Symbol" w:hint="default"/>
@@ -17388,7 +17363,7 @@
       <w:lvlText w:val="o"/>
       <w:lvlJc w:val="left"/>
       <w:pPr>
-        <w:ind w:left="6469" w:hanging="360"/>
+        <w:ind w:left="6816" w:hanging="360"/>
       </w:pPr>
       <w:rPr>
         <w:rFonts w:ascii="Courier New" w:hAnsi="Courier New" w:cs="Courier New" w:hint="default"/>
@@ -17400,7 +17375,7 @@
       <w:lvlText w:val=""/>
       <w:lvlJc w:val="left"/>
       <w:pPr>
-        <w:ind w:left="7189" w:hanging="360"/>
+        <w:ind w:left="7536" w:hanging="360"/>
       </w:pPr>
       <w:rPr>
         <w:rFonts w:ascii="Wingdings" w:hAnsi="Wingdings" w:hint="default"/>
@@ -17869,7 +17844,7 @@
       <w:lvlText w:val=""/>
       <w:lvlJc w:val="left"/>
       <w:pPr>
-        <w:ind w:left="1429" w:hanging="360"/>
+        <w:ind w:left="1776" w:hanging="360"/>
       </w:pPr>
       <w:rPr>
         <w:rFonts w:ascii="Symbol" w:hAnsi="Symbol" w:hint="default"/>
@@ -17881,7 +17856,7 @@
       <w:lvlText w:val="o"/>
       <w:lvlJc w:val="left"/>
       <w:pPr>
-        <w:ind w:left="2149" w:hanging="360"/>
+        <w:ind w:left="2496" w:hanging="360"/>
       </w:pPr>
       <w:rPr>
         <w:rFonts w:ascii="Courier New" w:hAnsi="Courier New" w:cs="Courier New" w:hint="default"/>
@@ -17893,7 +17868,7 @@
       <w:lvlText w:val=""/>
       <w:lvlJc w:val="left"/>
       <w:pPr>
-        <w:ind w:left="2869" w:hanging="360"/>
+        <w:ind w:left="3216" w:hanging="360"/>
       </w:pPr>
       <w:rPr>
         <w:rFonts w:ascii="Wingdings" w:hAnsi="Wingdings" w:hint="default"/>
@@ -17905,7 +17880,7 @@
       <w:lvlText w:val=""/>
       <w:lvlJc w:val="left"/>
       <w:pPr>
-        <w:ind w:left="3589" w:hanging="360"/>
+        <w:ind w:left="3936" w:hanging="360"/>
       </w:pPr>
       <w:rPr>
         <w:rFonts w:ascii="Symbol" w:hAnsi="Symbol" w:hint="default"/>
@@ -17917,7 +17892,7 @@
       <w:lvlText w:val="o"/>
       <w:lvlJc w:val="left"/>
       <w:pPr>
-        <w:ind w:left="4309" w:hanging="360"/>
+        <w:ind w:left="4656" w:hanging="360"/>
       </w:pPr>
       <w:rPr>
         <w:rFonts w:ascii="Courier New" w:hAnsi="Courier New" w:cs="Courier New" w:hint="default"/>
@@ -17929,7 +17904,7 @@
       <w:lvlText w:val=""/>
       <w:lvlJc w:val="left"/>
       <w:pPr>
-        <w:ind w:left="5029" w:hanging="360"/>
+        <w:ind w:left="5376" w:hanging="360"/>
       </w:pPr>
       <w:rPr>
         <w:rFonts w:ascii="Wingdings" w:hAnsi="Wingdings" w:hint="default"/>
@@ -17941,7 +17916,7 @@
       <w:lvlText w:val=""/>
       <w:lvlJc w:val="left"/>
       <w:pPr>
-        <w:ind w:left="5749" w:hanging="360"/>
+        <w:ind w:left="6096" w:hanging="360"/>
       </w:pPr>
       <w:rPr>
         <w:rFonts w:ascii="Symbol" w:hAnsi="Symbol" w:hint="default"/>
@@ -17953,7 +17928,7 @@
       <w:lvlText w:val="o"/>
       <w:lvlJc w:val="left"/>
       <w:pPr>
-        <w:ind w:left="6469" w:hanging="360"/>
+        <w:ind w:left="6816" w:hanging="360"/>
       </w:pPr>
       <w:rPr>
         <w:rFonts w:ascii="Courier New" w:hAnsi="Courier New" w:cs="Courier New" w:hint="default"/>
@@ -17965,7 +17940,7 @@
       <w:lvlText w:val=""/>
       <w:lvlJc w:val="left"/>
       <w:pPr>
-        <w:ind w:left="7189" w:hanging="360"/>
+        <w:ind w:left="7536" w:hanging="360"/>
       </w:pPr>
       <w:rPr>
         <w:rFonts w:ascii="Wingdings" w:hAnsi="Wingdings" w:hint="default"/>
@@ -19282,7 +19257,7 @@
       <w:lvlText w:val=""/>
       <w:lvlJc w:val="left"/>
       <w:pPr>
-        <w:ind w:left="1429" w:hanging="360"/>
+        <w:ind w:left="1776" w:hanging="360"/>
       </w:pPr>
       <w:rPr>
         <w:rFonts w:ascii="Symbol" w:hAnsi="Symbol" w:hint="default"/>
@@ -19294,7 +19269,7 @@
       <w:lvlText w:val="o"/>
       <w:lvlJc w:val="left"/>
       <w:pPr>
-        <w:ind w:left="2149" w:hanging="360"/>
+        <w:ind w:left="2496" w:hanging="360"/>
       </w:pPr>
       <w:rPr>
         <w:rFonts w:ascii="Courier New" w:hAnsi="Courier New" w:cs="Courier New" w:hint="default"/>
@@ -19306,7 +19281,7 @@
       <w:lvlText w:val=""/>
       <w:lvlJc w:val="left"/>
       <w:pPr>
-        <w:ind w:left="2869" w:hanging="360"/>
+        <w:ind w:left="3216" w:hanging="360"/>
       </w:pPr>
       <w:rPr>
         <w:rFonts w:ascii="Wingdings" w:hAnsi="Wingdings" w:hint="default"/>
@@ -19318,7 +19293,7 @@
       <w:lvlText w:val=""/>
       <w:lvlJc w:val="left"/>
       <w:pPr>
-        <w:ind w:left="3589" w:hanging="360"/>
+        <w:ind w:left="3936" w:hanging="360"/>
       </w:pPr>
       <w:rPr>
         <w:rFonts w:ascii="Symbol" w:hAnsi="Symbol" w:hint="default"/>
@@ -19330,7 +19305,7 @@
       <w:lvlText w:val="o"/>
       <w:lvlJc w:val="left"/>
       <w:pPr>
-        <w:ind w:left="4309" w:hanging="360"/>
+        <w:ind w:left="4656" w:hanging="360"/>
       </w:pPr>
       <w:rPr>
         <w:rFonts w:ascii="Courier New" w:hAnsi="Courier New" w:cs="Courier New" w:hint="default"/>
@@ -19342,7 +19317,7 @@
       <w:lvlText w:val=""/>
       <w:lvlJc w:val="left"/>
       <w:pPr>
-        <w:ind w:left="5029" w:hanging="360"/>
+        <w:ind w:left="5376" w:hanging="360"/>
       </w:pPr>
       <w:rPr>
         <w:rFonts w:ascii="Wingdings" w:hAnsi="Wingdings" w:hint="default"/>
@@ -19354,7 +19329,7 @@
       <w:lvlText w:val=""/>
       <w:lvlJc w:val="left"/>
       <w:pPr>
-        <w:ind w:left="5749" w:hanging="360"/>
+        <w:ind w:left="6096" w:hanging="360"/>
       </w:pPr>
       <w:rPr>
         <w:rFonts w:ascii="Symbol" w:hAnsi="Symbol" w:hint="default"/>
@@ -19366,7 +19341,7 @@
       <w:lvlText w:val="o"/>
       <w:lvlJc w:val="left"/>
       <w:pPr>
-        <w:ind w:left="6469" w:hanging="360"/>
+        <w:ind w:left="6816" w:hanging="360"/>
       </w:pPr>
       <w:rPr>
         <w:rFonts w:ascii="Courier New" w:hAnsi="Courier New" w:cs="Courier New" w:hint="default"/>
@@ -19378,7 +19353,7 @@
       <w:lvlText w:val=""/>
       <w:lvlJc w:val="left"/>
       <w:pPr>
-        <w:ind w:left="7189" w:hanging="360"/>
+        <w:ind w:left="7536" w:hanging="360"/>
       </w:pPr>
       <w:rPr>
         <w:rFonts w:ascii="Wingdings" w:hAnsi="Wingdings" w:hint="default"/>
@@ -21189,7 +21164,7 @@
       <w:lvlText w:val=""/>
       <w:lvlJc w:val="left"/>
       <w:pPr>
-        <w:ind w:left="1429" w:hanging="360"/>
+        <w:ind w:left="1776" w:hanging="360"/>
       </w:pPr>
       <w:rPr>
         <w:rFonts w:ascii="Symbol" w:hAnsi="Symbol" w:hint="default"/>
@@ -21201,7 +21176,7 @@
       <w:lvlText w:val="o"/>
       <w:lvlJc w:val="left"/>
       <w:pPr>
-        <w:ind w:left="2149" w:hanging="360"/>
+        <w:ind w:left="2496" w:hanging="360"/>
       </w:pPr>
       <w:rPr>
         <w:rFonts w:ascii="Courier New" w:hAnsi="Courier New" w:cs="Courier New" w:hint="default"/>
@@ -21213,7 +21188,7 @@
       <w:lvlText w:val=""/>
       <w:lvlJc w:val="left"/>
       <w:pPr>
-        <w:ind w:left="2869" w:hanging="360"/>
+        <w:ind w:left="3216" w:hanging="360"/>
       </w:pPr>
       <w:rPr>
         <w:rFonts w:ascii="Wingdings" w:hAnsi="Wingdings" w:hint="default"/>
@@ -21225,7 +21200,7 @@
       <w:lvlText w:val=""/>
       <w:lvlJc w:val="left"/>
       <w:pPr>
-        <w:ind w:left="3589" w:hanging="360"/>
+        <w:ind w:left="3936" w:hanging="360"/>
       </w:pPr>
       <w:rPr>
         <w:rFonts w:ascii="Symbol" w:hAnsi="Symbol" w:hint="default"/>
@@ -21237,7 +21212,7 @@
       <w:lvlText w:val="o"/>
       <w:lvlJc w:val="left"/>
       <w:pPr>
-        <w:ind w:left="4309" w:hanging="360"/>
+        <w:ind w:left="4656" w:hanging="360"/>
       </w:pPr>
       <w:rPr>
         <w:rFonts w:ascii="Courier New" w:hAnsi="Courier New" w:cs="Courier New" w:hint="default"/>
@@ -21249,7 +21224,7 @@
       <w:lvlText w:val=""/>
       <w:lvlJc w:val="left"/>
       <w:pPr>
-        <w:ind w:left="5029" w:hanging="360"/>
+        <w:ind w:left="5376" w:hanging="360"/>
       </w:pPr>
       <w:rPr>
         <w:rFonts w:ascii="Wingdings" w:hAnsi="Wingdings" w:hint="default"/>
@@ -21261,7 +21236,7 @@
       <w:lvlText w:val=""/>
       <w:lvlJc w:val="left"/>
       <w:pPr>
-        <w:ind w:left="5749" w:hanging="360"/>
+        <w:ind w:left="6096" w:hanging="360"/>
       </w:pPr>
       <w:rPr>
         <w:rFonts w:ascii="Symbol" w:hAnsi="Symbol" w:hint="default"/>
@@ -21273,7 +21248,7 @@
       <w:lvlText w:val="o"/>
       <w:lvlJc w:val="left"/>
       <w:pPr>
-        <w:ind w:left="6469" w:hanging="360"/>
+        <w:ind w:left="6816" w:hanging="360"/>
       </w:pPr>
       <w:rPr>
         <w:rFonts w:ascii="Courier New" w:hAnsi="Courier New" w:cs="Courier New" w:hint="default"/>
@@ -21285,7 +21260,7 @@
       <w:lvlText w:val=""/>
       <w:lvlJc w:val="left"/>
       <w:pPr>
-        <w:ind w:left="7189" w:hanging="360"/>
+        <w:ind w:left="7536" w:hanging="360"/>
       </w:pPr>
       <w:rPr>
         <w:rFonts w:ascii="Wingdings" w:hAnsi="Wingdings" w:hint="default"/>
@@ -21415,7 +21390,7 @@
       <w:lvlText w:val=""/>
       <w:lvlJc w:val="left"/>
       <w:pPr>
-        <w:ind w:left="1429" w:hanging="360"/>
+        <w:ind w:left="1776" w:hanging="360"/>
       </w:pPr>
       <w:rPr>
         <w:rFonts w:ascii="Symbol" w:hAnsi="Symbol" w:hint="default"/>
@@ -21427,7 +21402,7 @@
       <w:lvlText w:val="o"/>
       <w:lvlJc w:val="left"/>
       <w:pPr>
-        <w:ind w:left="2149" w:hanging="360"/>
+        <w:ind w:left="2496" w:hanging="360"/>
       </w:pPr>
       <w:rPr>
         <w:rFonts w:ascii="Courier New" w:hAnsi="Courier New" w:cs="Courier New" w:hint="default"/>
@@ -21439,7 +21414,7 @@
       <w:lvlText w:val=""/>
       <w:lvlJc w:val="left"/>
       <w:pPr>
-        <w:ind w:left="2869" w:hanging="360"/>
+        <w:ind w:left="3216" w:hanging="360"/>
       </w:pPr>
       <w:rPr>
         <w:rFonts w:ascii="Wingdings" w:hAnsi="Wingdings" w:hint="default"/>
@@ -21451,7 +21426,7 @@
       <w:lvlText w:val=""/>
       <w:lvlJc w:val="left"/>
       <w:pPr>
-        <w:ind w:left="3589" w:hanging="360"/>
+        <w:ind w:left="3936" w:hanging="360"/>
       </w:pPr>
       <w:rPr>
         <w:rFonts w:ascii="Symbol" w:hAnsi="Symbol" w:hint="default"/>
@@ -21463,7 +21438,7 @@
       <w:lvlText w:val="o"/>
       <w:lvlJc w:val="left"/>
       <w:pPr>
-        <w:ind w:left="4309" w:hanging="360"/>
+        <w:ind w:left="4656" w:hanging="360"/>
       </w:pPr>
       <w:rPr>
         <w:rFonts w:ascii="Courier New" w:hAnsi="Courier New" w:cs="Courier New" w:hint="default"/>
@@ -21475,7 +21450,7 @@
       <w:lvlText w:val=""/>
       <w:lvlJc w:val="left"/>
       <w:pPr>
-        <w:ind w:left="5029" w:hanging="360"/>
+        <w:ind w:left="5376" w:hanging="360"/>
       </w:pPr>
       <w:rPr>
         <w:rFonts w:ascii="Wingdings" w:hAnsi="Wingdings" w:hint="default"/>
@@ -21487,7 +21462,7 @@
       <w:lvlText w:val=""/>
       <w:lvlJc w:val="left"/>
       <w:pPr>
-        <w:ind w:left="5749" w:hanging="360"/>
+        <w:ind w:left="6096" w:hanging="360"/>
       </w:pPr>
       <w:rPr>
         <w:rFonts w:ascii="Symbol" w:hAnsi="Symbol" w:hint="default"/>
@@ -21499,7 +21474,7 @@
       <w:lvlText w:val="o"/>
       <w:lvlJc w:val="left"/>
       <w:pPr>
-        <w:ind w:left="6469" w:hanging="360"/>
+        <w:ind w:left="6816" w:hanging="360"/>
       </w:pPr>
       <w:rPr>
         <w:rFonts w:ascii="Courier New" w:hAnsi="Courier New" w:cs="Courier New" w:hint="default"/>
@@ -21511,7 +21486,7 @@
       <w:lvlText w:val=""/>
       <w:lvlJc w:val="left"/>
       <w:pPr>
-        <w:ind w:left="7189" w:hanging="360"/>
+        <w:ind w:left="7536" w:hanging="360"/>
       </w:pPr>
       <w:rPr>
         <w:rFonts w:ascii="Wingdings" w:hAnsi="Wingdings" w:hint="default"/>
@@ -24773,15 +24748,6 @@
 </file>
 
 <file path=customXml/item1.xml><?xml version="1.0" encoding="utf-8"?>
-<?mso-contentType ?>
-<FormTemplates xmlns="http://schemas.microsoft.com/sharepoint/v3/contenttype/forms">
-  <Display>DocumentLibraryForm</Display>
-  <Edit>DocumentLibraryForm</Edit>
-  <New>DocumentLibraryForm</New>
-</FormTemplates>
-</file>
-
-<file path=customXml/item2.xml><?xml version="1.0" encoding="utf-8"?>
 <ct:contentTypeSchema xmlns:ct="http://schemas.microsoft.com/office/2006/metadata/contentType" xmlns:ma="http://schemas.microsoft.com/office/2006/metadata/properties/metaAttributes" ct:_="" ma:_="" ma:contentTypeName="Documento" ma:contentTypeID="0x0101006A81D6BD42E8DF4C91013959704817E1" ma:contentTypeVersion="15" ma:contentTypeDescription="Crear nuevo documento." ma:contentTypeScope="" ma:versionID="bf4f72ffd194f0963ff564daca6869f7">
   <xsd:schema xmlns:xsd="http://www.w3.org/2001/XMLSchema" xmlns:xs="http://www.w3.org/2001/XMLSchema" xmlns:p="http://schemas.microsoft.com/office/2006/metadata/properties" xmlns:ns2="13c90a0b-73bc-4dc0-be5f-28d77b615beb" xmlns:ns3="13c93bba-48ce-428c-bfe5-88b42c19b028" targetNamespace="http://schemas.microsoft.com/office/2006/metadata/properties" ma:root="true" ma:fieldsID="8718d6f4873a5b1392a45044efa78385" ns2:_="" ns3:_="">
     <xsd:import namespace="13c90a0b-73bc-4dc0-be5f-28d77b615beb"/>
@@ -25016,7 +24982,7 @@
 </ct:contentTypeSchema>
 </file>
 
-<file path=customXml/item3.xml><?xml version="1.0" encoding="utf-8"?>
+<file path=customXml/item2.xml><?xml version="1.0" encoding="utf-8"?>
 <p:properties xmlns:p="http://schemas.microsoft.com/office/2006/metadata/properties" xmlns:xsi="http://www.w3.org/2001/XMLSchema-instance" xmlns:pc="http://schemas.microsoft.com/office/infopath/2007/PartnerControls">
   <documentManagement>
     <TaxCatchAll xmlns="13c90a0b-73bc-4dc0-be5f-28d77b615beb" xsi:nil="true"/>
@@ -25027,19 +24993,20 @@
 </p:properties>
 </file>
 
+<file path=customXml/item3.xml><?xml version="1.0" encoding="utf-8"?>
+<?mso-contentType ?>
+<FormTemplates xmlns="http://schemas.microsoft.com/sharepoint/v3/contenttype/forms">
+  <Display>DocumentLibraryForm</Display>
+  <Edit>DocumentLibraryForm</Edit>
+  <New>DocumentLibraryForm</New>
+</FormTemplates>
+</file>
+
 <file path=customXml/item4.xml><?xml version="1.0" encoding="utf-8"?>
 <b:Sources xmlns:b="http://schemas.openxmlformats.org/officeDocument/2006/bibliography" xmlns="http://schemas.openxmlformats.org/officeDocument/2006/bibliography" SelectedStyle="\APASixthEditionOfficeOnline.xsl" StyleName="APA" Version="6"/>
 </file>
 
 <file path=customXml/itemProps1.xml><?xml version="1.0" encoding="utf-8"?>
-<ds:datastoreItem xmlns:ds="http://schemas.openxmlformats.org/officeDocument/2006/customXml" ds:itemID="{10663269-2064-4804-8290-36D4A57F5557}">
-  <ds:schemaRefs>
-    <ds:schemaRef ds:uri="http://schemas.microsoft.com/sharepoint/v3/contenttype/forms"/>
-  </ds:schemaRefs>
-</ds:datastoreItem>
-</file>
-
-<file path=customXml/itemProps2.xml><?xml version="1.0" encoding="utf-8"?>
 <ds:datastoreItem xmlns:ds="http://schemas.openxmlformats.org/officeDocument/2006/customXml" ds:itemID="{59065960-E0CA-4804-83B5-320CBCDCC160}">
   <ds:schemaRefs>
     <ds:schemaRef ds:uri="http://schemas.microsoft.com/office/2006/metadata/contentType"/>
@@ -25058,7 +25025,7 @@
 </ds:datastoreItem>
 </file>
 
-<file path=customXml/itemProps3.xml><?xml version="1.0" encoding="utf-8"?>
+<file path=customXml/itemProps2.xml><?xml version="1.0" encoding="utf-8"?>
 <ds:datastoreItem xmlns:ds="http://schemas.openxmlformats.org/officeDocument/2006/customXml" ds:itemID="{1279454D-02BE-4A9C-A117-DCD1573E2608}">
   <ds:schemaRefs>
     <ds:schemaRef ds:uri="http://schemas.microsoft.com/office/2006/metadata/properties"/>
@@ -25069,8 +25036,16 @@
 </ds:datastoreItem>
 </file>
 
+<file path=customXml/itemProps3.xml><?xml version="1.0" encoding="utf-8"?>
+<ds:datastoreItem xmlns:ds="http://schemas.openxmlformats.org/officeDocument/2006/customXml" ds:itemID="{10663269-2064-4804-8290-36D4A57F5557}">
+  <ds:schemaRefs>
+    <ds:schemaRef ds:uri="http://schemas.microsoft.com/sharepoint/v3/contenttype/forms"/>
+  </ds:schemaRefs>
+</ds:datastoreItem>
+</file>
+
 <file path=customXml/itemProps4.xml><?xml version="1.0" encoding="utf-8"?>
-<ds:datastoreItem xmlns:ds="http://schemas.openxmlformats.org/officeDocument/2006/customXml" ds:itemID="{4D5511D6-6464-4937-948A-F6E46DA999F5}">
+<ds:datastoreItem xmlns:ds="http://schemas.openxmlformats.org/officeDocument/2006/customXml" ds:itemID="{92C2D94E-F121-47B5-ACF9-6D5E92C6C892}">
   <ds:schemaRefs>
     <ds:schemaRef ds:uri="http://schemas.openxmlformats.org/officeDocument/2006/bibliography"/>
   </ds:schemaRefs>
